--- a/templates/zaklyuchenie_template.docx
+++ b/templates/zaklyuchenie_template.docx
@@ -1,6 +1,3969 @@
 
-<file path=word/document.xml><?xml version="1.0" encoding="UTF-8" standalone="yes"?>
-<w:document xmlns:wpc="http://schemas.microsoft.com/office/word/2010/wordprocessingCanvas" xmlns:cx="http://schemas.microsoft.com/office/drawing/2014/chartex" xmlns:cx1="http://schemas.microsoft.com/office/drawing/2015/9/8/chartex" xmlns:cx2="http://schemas.microsoft.com/office/drawing/2015/10/21/chartex" xmlns:cx3="http://schemas.microsoft.com/office/drawing/2016/5/9/chartex" xmlns:cx4="http://schemas.microsoft.com/office/drawing/2016/5/10/chartex" xmlns:cx5="http://schemas.microsoft.com/office/drawing/2016/5/11/chartex" xmlns:cx6="http://schemas.microsoft.com/office/drawing/2016/5/12/chartex" xmlns:cx7="http://schemas.microsoft.com/office/drawing/2016/5/13/chartex" xmlns:cx8="http://schemas.microsoft.com/office/drawing/2016/5/14/chartex" xmlns:mc="http://schemas.openxmlformats.org/markup-compatibility/2006" xmlns:aink="http://schemas.microsoft.com/office/drawing/2016/ink" xmlns:am3d="http://schemas.microsoft.com/office/drawing/2017/model3d" xmlns:o="urn:schemas-microsoft-com:office:office" xmlns:oel="http://schemas.microsoft.com/office/2019/extlst" xmlns:r="http://schemas.openxmlformats.org/officeDocument/2006/relationships" xmlns:m="http://schemas.openxmlformats.org/officeDocument/2006/math" xmlns:v="urn:schemas-microsoft-com:vml" xmlns:wp14="http://schemas.microsoft.com/office/word/2010/wordprocessingDrawing" xmlns:wp="http://schemas.openxmlformats.org/drawingml/2006/wordprocessingDrawing" xmlns:w10="urn:schemas-microsoft-com:office:word" xmlns:w="http://schemas.openxmlformats.org/wordprocessingml/2006/main" xmlns:w14="http://schemas.microsoft.com/office/word/2010/wordml" xmlns:w15="http://schemas.microsoft.com/office/word/2012/wordml" xmlns:w16cex="http://schemas.microsoft.com/office/word/2018/wordml/cex" xmlns:w16cid="http://schemas.microsoft.com/office/word/2016/wordml/cid" xmlns:w16="http://schemas.microsoft.com/office/word/2018/wordml" xmlns:w16du="http://schemas.microsoft.com/office/word/2023/wordml/word16du" xmlns:w16sdtdh="http://schemas.microsoft.com/office/word/2020/wordml/sdtdatahash" xmlns:w16se="http://schemas.microsoft.com/office/word/2015/wordml/symex" xmlns:wpg="http://schemas.microsoft.com/office/word/2010/wordprocessingGroup" xmlns:wpi="http://schemas.microsoft.com/office/word/2010/wordprocessingInk" xmlns:wne="http://schemas.microsoft.com/office/word/2006/wordml" xmlns:wps="http://schemas.microsoft.com/office/word/2010/wordprocessingShape" mc:Ignorable="w14 w15 w16se w16cid w16 w16cex w16sdtdh w16du wp14"><w:body><w:p><w:pPr><w:spacing w:after="0" w:line="360" w:lineRule="auto"/><w:jc w:val="center"/><w:rPr><w:rFonts w:ascii="Times New Roman" w:hAnsi="Times New Roman" w:cs="Times New Roman"/><w:b/><w:sz w:val="28"/><w:szCs w:val="28"/></w:rPr></w:pPr><w:r><w:rPr><w:rFonts w:ascii="Times New Roman" w:hAnsi="Times New Roman" w:cs="Times New Roman"/><w:b/><w:bCs/><w:sz w:val="28"/><w:szCs w:val="28"/></w:rPr><w:t xml:space="preserve">ЗАКЛЮЧЕНИЕ </w:t></w:r><w:r><w:rPr><w:rFonts w:ascii="Times New Roman" w:hAnsi="Times New Roman" w:cs="Times New Roman"/><w:b/><w:bCs/><w:sz w:val="28"/><w:szCs w:val="28"/></w:rPr><w:t xml:space="preserve">№ </w:t></w:r><w:r><w:rPr><w:rFonts w:ascii="Times New Roman" w:hAnsi="Times New Roman" w:cs="Times New Roman"/><w:b/><w:bCs/><w:sz w:val="28"/><w:szCs w:val="28"/></w:rPr><w:t xml:space="preserve">{{ZAK_NUM}}</w:t></w:r></w:p><w:p><w:pPr><w:spacing w:after="0" w:line="360" w:lineRule="auto"/><w:jc w:val="center"/><w:rPr><w:rFonts w:ascii="Times New Roman" w:hAnsi="Times New Roman" w:cs="Times New Roman"/><w:sz w:val="24"/><w:szCs w:val="24"/></w:rPr></w:pPr><w:r><w:rPr><w:rFonts w:ascii="Times New Roman" w:hAnsi="Times New Roman" w:cs="Times New Roman"/><w:sz w:val="24"/><w:szCs w:val="24"/></w:rPr><w:t>экспертной комиссии по проведению экспертизы на соответствие</w:t></w:r><w:r><w:rPr><w:rFonts w:ascii="Times New Roman" w:hAnsi="Times New Roman" w:cs="Times New Roman"/><w:sz w:val="24"/><w:szCs w:val="24"/></w:rPr><w:t xml:space="preserve"> </w:t></w:r><w:r><w:rPr><w:rFonts w:ascii="Times New Roman" w:hAnsi="Times New Roman" w:cs="Times New Roman"/><w:sz w:val="24"/><w:szCs w:val="24"/></w:rPr><w:t>результатов закупки условиям муниципального контракта</w:t></w:r></w:p><w:p><w:pPr><w:tabs><w:tab w:val="left" w:pos="12616"/></w:tabs><w:spacing w:after="0" w:line="360" w:lineRule="auto"/><w:rPr><w:rFonts w:ascii="Times New Roman" w:hAnsi="Times New Roman" w:cs="Times New Roman"/><w:sz w:val="24"/><w:szCs w:val="24"/></w:rPr></w:pPr><w:r><w:rPr><w:rFonts w:ascii="Times New Roman" w:hAnsi="Times New Roman" w:cs="Times New Roman"/><w:sz w:val="24"/><w:szCs w:val="24"/></w:rPr><w:t xml:space="preserve">г. Красногорск </w:t></w:r><w:r><w:rPr><w:rFonts w:ascii="Times New Roman" w:hAnsi="Times New Roman" w:cs="Times New Roman"/><w:sz w:val="24"/><w:szCs w:val="24"/></w:rPr><w:t xml:space="preserve">                                                                                                                                                                                            «</w:t></w:r><w:r><w:rPr><w:rFonts w:ascii="Times New Roman" w:hAnsi="Times New Roman" w:cs="Times New Roman"/><w:sz w:val="24"/><w:szCs w:val="24"/></w:rPr><w:t xml:space="preserve">{{ZAK_DAY}}</w:t></w:r><w:r><w:rPr><w:rFonts w:ascii="Times New Roman" w:hAnsi="Times New Roman" w:cs="Times New Roman"/><w:sz w:val="24"/><w:szCs w:val="24"/></w:rPr><w:t xml:space="preserve">» </w:t></w:r><w:r><w:rPr><w:rFonts w:ascii="Times New Roman" w:hAnsi="Times New Roman" w:cs="Times New Roman"/><w:sz w:val="24"/><w:szCs w:val="24"/></w:rPr><w:t xml:space="preserve">{{ZAK_MONTH}} </w:t></w:r><w:r><w:rPr><w:rFonts w:ascii="Times New Roman" w:hAnsi="Times New Roman" w:cs="Times New Roman"/><w:sz w:val="24"/><w:szCs w:val="24"/></w:rPr><w:t>202</w:t></w:r><w:r><w:rPr><w:rFonts w:ascii="Times New Roman" w:hAnsi="Times New Roman" w:cs="Times New Roman"/><w:sz w:val="24"/><w:szCs w:val="24"/></w:rPr><w:t>6</w:t></w:r><w:r><w:rPr><w:rFonts w:ascii="Times New Roman" w:hAnsi="Times New Roman" w:cs="Times New Roman"/><w:sz w:val="24"/><w:szCs w:val="24"/></w:rPr><w:t xml:space="preserve"> г.</w:t></w:r></w:p><w:p><w:pPr><w:pStyle w:val="a3"/><w:numPr><w:ilvl w:val="0"/><w:numId w:val="3"/></w:numPr><w:autoSpaceDE w:val="0"/><w:spacing w:after="0" w:line="360" w:lineRule="auto"/><w:ind w:hanging="900"/><w:rPr><w:rFonts w:ascii="Times New Roman" w:hAnsi="Times New Roman" w:cs="Times New Roman"/><w:sz w:val="24"/><w:szCs w:val="24"/></w:rPr></w:pPr><w:r><w:rPr><w:rFonts w:ascii="Times New Roman" w:hAnsi="Times New Roman" w:cs="Times New Roman"/><w:sz w:val="24"/><w:szCs w:val="24"/></w:rPr><w:t xml:space="preserve">Контракт № {{CONTRACT_NUM}} от</w:t></w:r><w:r><w:rPr><w:rFonts w:ascii="Times New Roman" w:hAnsi="Times New Roman" w:cs="Times New Roman"/><w:sz w:val="24"/><w:szCs w:val="24"/></w:rPr><w:t xml:space="preserve"> {{CONTRACT_DATE}}</w:t></w:r><w:proofErr w:type="gramStart"/><w:r><w:rPr><w:rFonts w:ascii="Times New Roman" w:hAnsi="Times New Roman" w:cs="Times New Roman"/><w:sz w:val="24"/><w:szCs w:val="24"/></w:rPr><w:t xml:space="preserve"></w:t></w:r><w:r><w:rPr><w:rFonts w:ascii="Times New Roman" w:hAnsi="Times New Roman" w:cs="Times New Roman"/><w:sz w:val="24"/><w:szCs w:val="24"/></w:rPr><w:t xml:space="preserve"></w:t></w:r><w:proofErr w:type="gramEnd"/><w:r><w:rPr><w:rFonts w:ascii="Times New Roman" w:hAnsi="Times New Roman" w:cs="Times New Roman"/><w:sz w:val="24"/><w:szCs w:val="24"/></w:rPr><w:t xml:space="preserve"></w:t></w:r><w:r><w:rPr><w:rFonts w:ascii="Times New Roman" w:hAnsi="Times New Roman" w:cs="Times New Roman"/><w:sz w:val="24"/><w:szCs w:val="24"/></w:rPr><w:t xml:space="preserve"></w:t></w:r><w:r><w:rPr><w:rFonts w:ascii="Times New Roman" w:hAnsi="Times New Roman" w:cs="Times New Roman"/><w:sz w:val="24"/><w:szCs w:val="24"/></w:rPr><w:t xml:space="preserve">. </w:t></w:r><w:r><w:rPr><w:rFonts w:ascii="Times New Roman" w:hAnsi="Times New Roman" w:cs="Times New Roman"/><w:sz w:val="24"/><w:szCs w:val="24"/></w:rPr><w:t xml:space="preserve">{{SUBJECT}}</w:t></w:r><w:r><w:rPr><w:rFonts w:ascii="Times New Roman" w:hAnsi="Times New Roman" w:cs="Times New Roman"/><w:sz w:val="24"/><w:szCs w:val="24"/></w:rPr><w:t xml:space="preserve"></w:t></w:r><w:r><w:rPr><w:rFonts w:ascii="Times New Roman" w:hAnsi="Times New Roman" w:cs="Times New Roman"/><w:sz w:val="24"/><w:szCs w:val="24"/></w:rPr><w:t xml:space="preserve"></w:t></w:r><w:r><w:rPr><w:rFonts w:ascii="Times New Roman" w:hAnsi="Times New Roman" w:cs="Times New Roman"/><w:sz w:val="24"/><w:szCs w:val="24"/></w:rPr><w:t>;</w:t></w:r></w:p><w:p><w:pPr><w:pStyle w:val="a3"/><w:numPr><w:ilvl w:val="0"/><w:numId w:val="3"/></w:numPr><w:autoSpaceDE w:val="0"/><w:spacing w:after="0" w:line="360" w:lineRule="auto"/><w:ind w:hanging="900"/><w:rPr><w:rFonts w:ascii="Times New Roman" w:hAnsi="Times New Roman" w:cs="Times New Roman"/><w:iCs/><w:sz w:val="24"/><w:szCs w:val="24"/></w:rPr></w:pPr><w:r><w:rPr><w:rFonts w:ascii="Times New Roman" w:hAnsi="Times New Roman" w:cs="Times New Roman"/><w:sz w:val="24"/><w:szCs w:val="24"/></w:rPr><w:t xml:space="preserve">Наименование исполнителя: </w:t></w:r><w:r><w:rPr><w:rFonts w:ascii="Times New Roman" w:eastAsia="Times New Roman" w:hAnsi="Times New Roman" w:cs="Times New Roman"/><w:sz w:val="24"/><w:szCs w:val="24"/><w:lang w:eastAsia="ar-SA"/></w:rPr><w:t xml:space="preserve">{{EXECUTOR}}</w:t></w:r></w:p><w:p><w:pPr><w:pStyle w:val="a3"/><w:numPr><w:ilvl w:val="0"/><w:numId w:val="3"/></w:numPr><w:tabs><w:tab w:val="left" w:pos="0"/></w:tabs><w:spacing w:after="0" w:line="360" w:lineRule="auto"/><w:ind w:hanging="900"/><w:rPr><w:rFonts w:ascii="Times New Roman" w:hAnsi="Times New Roman" w:cs="Times New Roman"/><w:sz w:val="24"/><w:szCs w:val="24"/></w:rPr></w:pPr><w:r><w:rPr><w:rFonts w:ascii="Times New Roman" w:hAnsi="Times New Roman" w:cs="Times New Roman"/><w:sz w:val="24"/><w:szCs w:val="24"/></w:rPr><w:t xml:space="preserve">Место нахождения, </w:t></w:r><w:r><w:rPr><w:rFonts w:ascii="Times New Roman" w:hAnsi="Times New Roman" w:cs="Times New Roman"/><w:sz w:val="24"/><w:szCs w:val="24"/></w:rPr><w:t>адрес:</w:t></w:r><w:r><w:rPr><w:rFonts w:ascii="Times New Roman" w:eastAsia="Times New Roman" w:hAnsi="Times New Roman" w:cs="Times New Roman"/><w:sz w:val="24"/><w:szCs w:val="24"/><w:lang w:eastAsia="ar-SA"/></w:rPr><w:t xml:space="preserve"> </w:t></w:r><w:r><w:rPr><w:rFonts w:ascii="Times New Roman" w:hAnsi="Times New Roman" w:cs="Times New Roman"/><w:sz w:val="24"/><w:szCs w:val="24"/></w:rPr><w:t xml:space="preserve">{{ADDRESS}}</w:t></w:r></w:p><w:p><w:pPr><w:pStyle w:val="a3"/><w:numPr><w:ilvl w:val="0"/><w:numId w:val="3"/></w:numPr><w:tabs><w:tab w:val="left" w:pos="0"/></w:tabs><w:spacing w:after="0" w:line="360" w:lineRule="auto"/><w:ind w:left="0" w:firstLine="0"/><w:rPr><w:rFonts w:ascii="Times New Roman" w:hAnsi="Times New Roman" w:cs="Times New Roman"/><w:sz w:val="24"/><w:szCs w:val="24"/></w:rPr></w:pPr><w:r><w:rPr><w:rFonts w:ascii="Times New Roman" w:hAnsi="Times New Roman" w:cs="Times New Roman"/><w:sz w:val="24"/><w:szCs w:val="24"/></w:rPr><w:t xml:space="preserve">   </w:t></w:r><w:r><w:rPr><w:rFonts w:ascii="Times New Roman" w:hAnsi="Times New Roman" w:cs="Times New Roman"/><w:sz w:val="24"/><w:szCs w:val="24"/></w:rPr><w:t>Информация об исполнении Контракта, в том числе о промежуточных результатах исполнения Контракта оказания услуг:</w:t></w:r></w:p><w:tbl><w:tblPr><w:tblStyle w:val="a4"/><w:tblW w:w="15965" w:type="dxa"/><w:tblLayout w:type="fixed"/><w:tblLook w:val="04A0" w:firstRow="1" w:lastRow="0" w:firstColumn="1" w:lastColumn="0" w:noHBand="0" w:noVBand="1"/></w:tblPr><w:tblGrid><w:gridCol w:w="455"/><w:gridCol w:w="5777"/><w:gridCol w:w="1560"/><w:gridCol w:w="1701"/><w:gridCol w:w="1701"/><w:gridCol w:w="1559"/><w:gridCol w:w="1559"/><w:gridCol w:w="1653"/></w:tblGrid><w:tr><w:trPr><w:trHeight w:val="1229"/></w:trPr><w:tc><w:tcPr><w:tcW w:w="455" w:type="dxa"/><w:vAlign w:val="center"/></w:tcPr><w:p><w:pPr><w:tabs><w:tab w:val="left" w:pos="851"/></w:tabs><w:jc w:val="center"/><w:rPr><w:rFonts w:ascii="Times New Roman" w:hAnsi="Times New Roman" w:cs="Times New Roman"/><w:b/><w:sz w:val="24"/><w:szCs w:val="24"/></w:rPr></w:pPr><w:r><w:rPr><w:rFonts w:ascii="Times New Roman" w:hAnsi="Times New Roman" w:cs="Times New Roman"/><w:b/><w:sz w:val="24"/><w:szCs w:val="24"/></w:rPr><w:t>№</w:t></w:r></w:p></w:tc><w:tc><w:tcPr><w:tcW w:w="5777" w:type="dxa"/><w:vAlign w:val="center"/></w:tcPr><w:p><w:pPr><w:tabs><w:tab w:val="left" w:pos="851"/></w:tabs><w:jc w:val="center"/><w:rPr><w:rFonts w:ascii="Times New Roman" w:hAnsi="Times New Roman" w:cs="Times New Roman"/><w:sz w:val="24"/><w:szCs w:val="24"/></w:rPr></w:pPr><w:r><w:rPr><w:rFonts w:ascii="Times New Roman" w:hAnsi="Times New Roman" w:cs="Times New Roman"/><w:sz w:val="24"/><w:szCs w:val="24"/></w:rPr><w:t>Наименование оказываемых услуг</w:t></w:r></w:p></w:tc><w:tc><w:tcPr><w:tcW w:w="1560" w:type="dxa"/></w:tcPr><w:p><w:pPr><w:tabs><w:tab w:val="left" w:pos="851"/></w:tabs><w:ind w:left="-108" w:right="-108"/><w:jc w:val="center"/><w:rPr><w:rFonts w:ascii="Times New Roman" w:hAnsi="Times New Roman" w:cs="Times New Roman"/><w:sz w:val="24"/><w:szCs w:val="24"/></w:rPr></w:pPr><w:r><w:rPr><w:rFonts w:ascii="Times New Roman" w:hAnsi="Times New Roman" w:cs="Times New Roman"/><w:sz w:val="24"/><w:szCs w:val="24"/></w:rPr><w:t>Объем оказания услуг согласно Контракту</w:t></w:r></w:p></w:tc><w:tc><w:tcPr><w:tcW w:w="1701" w:type="dxa"/></w:tcPr><w:p><w:pPr><w:tabs><w:tab w:val="left" w:pos="851"/></w:tabs><w:ind w:left="-108" w:right="-108"/><w:jc w:val="center"/><w:rPr><w:rFonts w:ascii="Times New Roman" w:hAnsi="Times New Roman" w:cs="Times New Roman"/><w:sz w:val="24"/><w:szCs w:val="24"/></w:rPr></w:pPr><w:r><w:rPr><w:rFonts w:ascii="Times New Roman" w:hAnsi="Times New Roman" w:cs="Times New Roman"/><w:sz w:val="24"/><w:szCs w:val="24"/></w:rPr><w:t>Объем оказания услуг за указанный период</w:t></w:r></w:p></w:tc><w:tc><w:tcPr><w:tcW w:w="1701" w:type="dxa"/></w:tcPr><w:p><w:pPr><w:ind w:left="-108" w:right="-108"/><w:jc w:val="center"/><w:rPr><w:rFonts w:ascii="Times New Roman" w:hAnsi="Times New Roman" w:cs="Times New Roman"/><w:sz w:val="24"/><w:szCs w:val="24"/></w:rPr></w:pPr><w:r><w:rPr><w:rFonts w:ascii="Times New Roman" w:hAnsi="Times New Roman" w:cs="Times New Roman"/><w:sz w:val="24"/><w:szCs w:val="24"/></w:rPr><w:t>Объем оказания услуг по факту за указанный период</w:t></w:r></w:p></w:tc><w:tc><w:tcPr><w:tcW w:w="1559" w:type="dxa"/></w:tcPr><w:p><w:pPr><w:ind w:left="-108" w:right="-108"/><w:jc w:val="center"/><w:rPr><w:rFonts w:ascii="Times New Roman" w:hAnsi="Times New Roman" w:cs="Times New Roman"/><w:sz w:val="24"/><w:szCs w:val="24"/></w:rPr></w:pPr><w:r><w:rPr><w:rFonts w:ascii="Times New Roman" w:hAnsi="Times New Roman" w:cs="Times New Roman"/><w:sz w:val="24"/><w:szCs w:val="24"/></w:rPr><w:t xml:space="preserve">Объем </w:t></w:r><w:r><w:rPr><w:rFonts w:ascii="Times New Roman" w:hAnsi="Times New Roman" w:cs="Times New Roman"/><w:sz w:val="24"/><w:szCs w:val="24"/></w:rPr><w:t>оказанных</w:t></w:r><w:r><w:rPr><w:rFonts w:ascii="Times New Roman" w:hAnsi="Times New Roman" w:cs="Times New Roman"/><w:sz w:val="24"/><w:szCs w:val="24"/></w:rPr><w:t xml:space="preserve"> услуг по факту</w:t></w:r><w:r><w:rPr><w:rFonts w:ascii="Times New Roman" w:hAnsi="Times New Roman" w:cs="Times New Roman"/><w:sz w:val="24"/><w:szCs w:val="24"/></w:rPr><w:t xml:space="preserve"> </w:t></w:r><w:r><w:rPr><w:rFonts w:ascii="Times New Roman" w:hAnsi="Times New Roman" w:cs="Times New Roman"/><w:sz w:val="24"/><w:szCs w:val="24"/></w:rPr><w:t>оказания услуг</w:t></w:r></w:p></w:tc><w:tc><w:tcPr><w:tcW w:w="1559" w:type="dxa"/></w:tcPr><w:p><w:pPr><w:tabs><w:tab w:val="left" w:pos="851"/></w:tabs><w:ind w:left="-108" w:right="-108"/><w:jc w:val="center"/><w:rPr><w:rFonts w:ascii="Times New Roman" w:hAnsi="Times New Roman" w:cs="Times New Roman"/><w:sz w:val="24"/><w:szCs w:val="24"/></w:rPr></w:pPr><w:r><w:rPr><w:rFonts w:ascii="Times New Roman" w:hAnsi="Times New Roman" w:cs="Times New Roman"/><w:sz w:val="24"/><w:szCs w:val="24"/></w:rPr><w:t>Стоимость оказания услуг за указанный период.</w:t></w:r></w:p><w:p><w:pPr><w:tabs><w:tab w:val="left" w:pos="851"/></w:tabs><w:ind w:left="-108" w:right="-108"/><w:jc w:val="center"/><w:rPr><w:rFonts w:ascii="Times New Roman" w:hAnsi="Times New Roman" w:cs="Times New Roman"/><w:sz w:val="24"/><w:szCs w:val="24"/></w:rPr></w:pPr><w:r><w:rPr><w:rFonts w:ascii="Times New Roman" w:hAnsi="Times New Roman" w:cs="Times New Roman"/><w:sz w:val="24"/><w:szCs w:val="24"/></w:rPr><w:t>(без НДС)</w:t></w:r></w:p></w:tc><w:tc><w:tcPr><w:tcW w:w="1653" w:type="dxa"/></w:tcPr><w:p><w:pPr><w:tabs><w:tab w:val="left" w:pos="851"/></w:tabs><w:ind w:left="-108" w:right="-108"/><w:jc w:val="center"/><w:rPr><w:rFonts w:ascii="Times New Roman" w:hAnsi="Times New Roman" w:cs="Times New Roman"/><w:sz w:val="24"/><w:szCs w:val="24"/></w:rPr></w:pPr><w:r><w:rPr><w:rFonts w:ascii="Times New Roman" w:hAnsi="Times New Roman" w:cs="Times New Roman"/><w:sz w:val="24"/><w:szCs w:val="24"/></w:rPr><w:t xml:space="preserve">Стоимость </w:t></w:r><w:r><w:rPr><w:rFonts w:ascii="Times New Roman" w:hAnsi="Times New Roman" w:cs="Times New Roman"/><w:sz w:val="24"/><w:szCs w:val="24"/></w:rPr><w:t xml:space="preserve">оказанных </w:t></w:r><w:r><w:rPr><w:rFonts w:ascii="Times New Roman" w:hAnsi="Times New Roman" w:cs="Times New Roman"/><w:sz w:val="24"/><w:szCs w:val="24"/></w:rPr><w:t xml:space="preserve">услуг </w:t></w:r><w:r><w:rPr><w:rFonts w:ascii="Times New Roman" w:hAnsi="Times New Roman" w:cs="Times New Roman"/><w:sz w:val="24"/><w:szCs w:val="24"/></w:rPr><w:t xml:space="preserve">(без </w:t></w:r><w:r><w:rPr><w:rFonts w:ascii="Times New Roman" w:hAnsi="Times New Roman" w:cs="Times New Roman"/><w:sz w:val="24"/><w:szCs w:val="24"/></w:rPr><w:t>НДС</w:t></w:r><w:r><w:rPr><w:rFonts w:ascii="Times New Roman" w:hAnsi="Times New Roman" w:cs="Times New Roman"/><w:sz w:val="24"/><w:szCs w:val="24"/></w:rPr><w:t>)</w:t></w:r></w:p></w:tc></w:tr><w:tr><w:trPr><w:trHeight w:val="542"/></w:trPr><w:tc><w:tcPr><w:tcW w:w="455" w:type="dxa"/><w:vAlign w:val="center"/></w:tcPr><w:p><w:pPr><w:tabs><w:tab w:val="left" w:pos="851"/></w:tabs><w:jc w:val="center"/><w:rPr><w:rFonts w:ascii="Times New Roman" w:hAnsi="Times New Roman" w:cs="Times New Roman"/><w:b/><w:sz w:val="24"/><w:szCs w:val="24"/></w:rPr></w:pPr><w:r><w:rPr><w:rFonts w:ascii="Times New Roman" w:hAnsi="Times New Roman" w:cs="Times New Roman"/><w:b/><w:sz w:val="24"/><w:szCs w:val="24"/></w:rPr><w:t>1.</w:t></w:r></w:p></w:tc><w:t xml:space="preserve"c>{{S_NAME}}</w:t></w:r></w:p></w:tc><w:t xml:space="preserve"c>{{S_VOL_CONTRACT}}</w:t></w:r></w:p></w:tc><w:t xml:space="preserve"c>{{S_VOL_PERIOD}}</w:t></w:r></w:p></w:tc><w:t xml:space="preserve"c>{{S_VOL_FACT_PERIOD}}</w:t></w:r></w:p></w:tc><w:t xml:space="preserve"c>{{S_VOL_FACT}}</w:t></w:r></w:p></w:tc><w:t xml:space="preserve"c>{{S_COST_PERIOD}}</w:t></w:r></w:p></w:tc><w:t xml:space="preserve"c>{{S_COST_FACT}}</w:t></w:r></w:p></w:tc></w:tr></w:tbl><w:p><w:pPr><w:pStyle w:val="a3"/><w:numPr><w:ilvl w:val="0"/><w:numId w:val="3"/></w:numPr><w:spacing w:before="120" w:after="0" w:line="360" w:lineRule="auto"/><w:ind w:left="0" w:firstLine="0"/><w:rPr><w:rFonts w:ascii="Times New Roman" w:hAnsi="Times New Roman" w:cs="Times New Roman"/><w:sz w:val="24"/><w:szCs w:val="24"/></w:rPr></w:pPr><w:r><w:rPr><w:rFonts w:ascii="Times New Roman" w:hAnsi="Times New Roman" w:cs="Times New Roman"/><w:sz w:val="24"/><w:szCs w:val="24"/></w:rPr><w:t>Отчётная</w:t></w:r><w:r><w:rPr><w:rFonts w:ascii="Times New Roman" w:hAnsi="Times New Roman" w:cs="Times New Roman"/><w:sz w:val="24"/><w:szCs w:val="24"/></w:rPr><w:t xml:space="preserve"> документация исполнителя: </w:t></w:r></w:p><w:tbl><w:tblPr><w:tblStyle w:val="a4"/><w:tblW w:w="15940" w:type="dxa"/><w:tblInd w:w="-5" w:type="dxa"/><w:tblLook w:val="04A0" w:firstRow="1" w:lastRow="0" w:firstColumn="1" w:lastColumn="0" w:noHBand="0" w:noVBand="1"/></w:tblPr><w:tblGrid><w:gridCol w:w="472"/><w:gridCol w:w="6915"/><w:gridCol w:w="1852"/><w:gridCol w:w="1873"/><w:gridCol w:w="2484"/><w:gridCol w:w="2344"/></w:tblGrid><w:tr><w:trPr><w:trHeight w:val="327"/></w:trPr><w:tc><w:tcPr><w:tcW w:w="472" w:type="dxa"/><w:vAlign w:val="center"/></w:tcPr><w:p><w:pPr><w:pStyle w:val="a3"/><w:tabs><w:tab w:val="left" w:pos="851"/></w:tabs><w:ind w:left="0"/><w:jc w:val="center"/><w:rPr><w:rFonts w:ascii="Times New Roman" w:hAnsi="Times New Roman" w:cs="Times New Roman"/><w:b/><w:sz w:val="24"/><w:szCs w:val="24"/></w:rPr></w:pPr><w:r><w:rPr><w:rFonts w:ascii="Times New Roman" w:hAnsi="Times New Roman" w:cs="Times New Roman"/><w:b/><w:sz w:val="24"/><w:szCs w:val="24"/></w:rPr><w:t>№</w:t></w:r></w:p></w:tc><w:tc><w:tcPr><w:tcW w:w="6915" w:type="dxa"/><w:vAlign w:val="center"/></w:tcPr><w:p><w:pPr><w:pStyle w:val="a3"/><w:tabs><w:tab w:val="left" w:pos="851"/></w:tabs><w:ind w:left="0"/><w:jc w:val="center"/><w:rPr><w:rFonts w:ascii="Times New Roman" w:hAnsi="Times New Roman" w:cs="Times New Roman"/><w:sz w:val="24"/><w:szCs w:val="24"/></w:rPr></w:pPr><w:r><w:rPr><w:rFonts w:ascii="Times New Roman" w:hAnsi="Times New Roman" w:cs="Times New Roman"/><w:sz w:val="24"/><w:szCs w:val="24"/></w:rPr><w:t>Наименование документа</w:t></w:r></w:p></w:tc><w:tc><w:tcPr><w:tcW w:w="1852" w:type="dxa"/><w:vAlign w:val="center"/></w:tcPr><w:p><w:pPr><w:pStyle w:val="a3"/><w:tabs><w:tab w:val="left" w:pos="851"/></w:tabs><w:ind w:left="0"/><w:jc w:val="center"/><w:rPr><w:rFonts w:ascii="Times New Roman" w:hAnsi="Times New Roman" w:cs="Times New Roman"/><w:sz w:val="24"/><w:szCs w:val="24"/></w:rPr></w:pPr><w:r><w:rPr><w:rFonts w:ascii="Times New Roman" w:hAnsi="Times New Roman" w:cs="Times New Roman"/><w:sz w:val="24"/><w:szCs w:val="24"/></w:rPr><w:t>№ документа</w:t></w:r></w:p></w:tc><w:tc><w:tcPr><w:tcW w:w="1873" w:type="dxa"/><w:vAlign w:val="center"/></w:tcPr><w:p><w:pPr><w:pStyle w:val="a3"/><w:tabs><w:tab w:val="left" w:pos="851"/></w:tabs><w:ind w:left="0"/><w:jc w:val="center"/><w:rPr><w:rFonts w:ascii="Times New Roman" w:hAnsi="Times New Roman" w:cs="Times New Roman"/><w:sz w:val="24"/><w:szCs w:val="24"/></w:rPr></w:pPr><w:r><w:rPr><w:rFonts w:ascii="Times New Roman" w:hAnsi="Times New Roman" w:cs="Times New Roman"/><w:sz w:val="24"/><w:szCs w:val="24"/></w:rPr><w:t>Дата документа</w:t></w:r></w:p></w:tc><w:tc><w:tcPr><w:tcW w:w="2484" w:type="dxa"/><w:vAlign w:val="center"/></w:tcPr><w:p><w:pPr><w:pStyle w:val="a3"/><w:tabs><w:tab w:val="left" w:pos="851"/></w:tabs><w:ind w:left="0"/><w:jc w:val="center"/><w:rPr><w:rFonts w:ascii="Times New Roman" w:hAnsi="Times New Roman" w:cs="Times New Roman"/><w:sz w:val="24"/><w:szCs w:val="24"/></w:rPr></w:pPr><w:r><w:rPr><w:rFonts w:ascii="Times New Roman" w:hAnsi="Times New Roman" w:cs="Times New Roman"/><w:sz w:val="24"/><w:szCs w:val="24"/></w:rPr><w:t>Дата предоставления документа (план)</w:t></w:r></w:p></w:tc><w:tc><w:tcPr><w:tcW w:w="2344" w:type="dxa"/></w:tcPr><w:p><w:pPr><w:pStyle w:val="a3"/><w:tabs><w:tab w:val="left" w:pos="851"/></w:tabs><w:ind w:left="0" w:right="-108"/><w:jc w:val="center"/><w:rPr><w:rFonts w:ascii="Times New Roman" w:hAnsi="Times New Roman" w:cs="Times New Roman"/><w:sz w:val="24"/><w:szCs w:val="24"/></w:rPr></w:pPr><w:r><w:rPr><w:rFonts w:ascii="Times New Roman" w:hAnsi="Times New Roman" w:cs="Times New Roman"/><w:sz w:val="24"/><w:szCs w:val="24"/></w:rPr><w:t>Дата предоставления документа (факт)</w:t></w:r></w:p></w:tc></w:tr><w:tr><w:trPr><w:trHeight w:val="375"/></w:trPr><w:tc><w:tcPr><w:tcW w:w="472" w:type="dxa"/><w:vAlign w:val="center"/></w:tcPr><w:p><w:pPr><w:pStyle w:val="a3"/><w:tabs><w:tab w:val="left" w:pos="851"/></w:tabs><w:ind w:left="0"/><w:jc w:val="center"/><w:rPr><w:rFonts w:ascii="Times New Roman" w:hAnsi="Times New Roman" w:cs="Times New Roman"/><w:b/><w:sz w:val="24"/><w:szCs w:val="24"/></w:rPr></w:pPr><w:r><w:rPr><w:rFonts w:ascii="Times New Roman" w:hAnsi="Times New Roman" w:cs="Times New Roman"/><w:b/><w:sz w:val="24"/><w:szCs w:val="24"/></w:rPr><w:t>1</w:t></w:r><w:r><w:rPr><w:rFonts w:ascii="Times New Roman" w:hAnsi="Times New Roman" w:cs="Times New Roman"/><w:b/><w:sz w:val="24"/><w:szCs w:val="24"/></w:rPr><w:t>.</w:t></w:r></w:p></w:tc><w:tc><w:tcPr><w:tcW w:w="6915" w:type="dxa"/><w:vAlign w:val="center"/></w:tcPr><w:p><w:pPr><w:pStyle w:val="a3"/><w:tabs><w:tab w:val="left" w:pos="851"/></w:tabs><w:ind w:left="0"/><w:rPr><w:rFonts w:ascii="Times New Roman" w:hAnsi="Times New Roman" w:cs="Times New Roman"/><w:sz w:val="24"/><w:szCs w:val="24"/></w:rPr></w:pPr><w:r><w:rPr><w:rFonts w:ascii="Times New Roman" w:hAnsi="Times New Roman" w:cs="Times New Roman"/><w:sz w:val="24"/><w:szCs w:val="24"/></w:rPr><w:t>Счёт на оплату</w:t></w:r></w:p></w:tc><w:t xml:space="preserve"c>{{INV_NUM}}</w:t></w:r></w:p></w:tc><w:t xml:space="preserve"c>{{INV_DATE}}</w:t></w:r></w:p></w:tc><w:t xml:space="preserve"c>{{INV_DATE_PLAN}}</w:t></w:r></w:p></w:tc><w:t xml:space="preserve"c>{{INV_DATE_FACT}}</w:t></w:r></w:p></w:tc></w:tr><w:tr><w:trPr><w:trHeight w:val="409"/></w:trPr><w:tc><w:tcPr><w:tcW w:w="472" w:type="dxa"/><w:vAlign w:val="center"/></w:tcPr><w:p><w:pPr><w:pStyle w:val="a3"/><w:tabs><w:tab w:val="left" w:pos="851"/></w:tabs><w:ind w:left="0"/><w:jc w:val="center"/><w:rPr><w:rFonts w:ascii="Times New Roman" w:hAnsi="Times New Roman" w:cs="Times New Roman"/><w:b/><w:sz w:val="24"/><w:szCs w:val="24"/></w:rPr></w:pPr><w:r><w:rPr><w:rFonts w:ascii="Times New Roman" w:hAnsi="Times New Roman" w:cs="Times New Roman"/><w:b/><w:sz w:val="24"/><w:szCs w:val="24"/></w:rPr><w:t>2</w:t></w:r><w:r><w:rPr><w:rFonts w:ascii="Times New Roman" w:hAnsi="Times New Roman" w:cs="Times New Roman"/><w:b/><w:sz w:val="24"/><w:szCs w:val="24"/></w:rPr><w:t>.</w:t></w:r></w:p></w:tc><w:tc><w:tcPr><w:tcW w:w="6915" w:type="dxa"/><w:vAlign w:val="center"/></w:tcPr><w:p><w:pPr><w:tabs><w:tab w:val="left" w:pos="851"/></w:tabs><w:rPr><w:rFonts w:ascii="Times New Roman" w:hAnsi="Times New Roman" w:cs="Times New Roman"/><w:sz w:val="24"/><w:szCs w:val="24"/></w:rPr></w:pPr><w:r><w:rPr><w:rFonts w:ascii="Times New Roman" w:hAnsi="Times New Roman" w:cs="Times New Roman"/><w:sz w:val="24"/><w:szCs w:val="24"/></w:rPr><w:t xml:space="preserve">Документ о приемке (функция </w:t></w:r><w:proofErr w:type="gramStart"/><w:r><w:rPr><w:rFonts w:ascii="Times New Roman" w:hAnsi="Times New Roman" w:cs="Times New Roman"/><w:sz w:val="24"/><w:szCs w:val="24"/></w:rPr><w:t>СЧФДОП)</w:t></w:r><w:r><w:rPr><w:rFonts w:ascii="Times New Roman" w:hAnsi="Times New Roman" w:cs="Times New Roman"/><w:sz w:val="24"/><w:szCs w:val="24"/></w:rPr><w:t>*</w:t></w:r><w:proofErr w:type="gramEnd"/></w:p></w:tc><w:t xml:space="preserve"c>{{UPD_NUM}}</w:t></w:r></w:p></w:tc><w:t xml:space="preserve"c>{{UPD_DATE}}</w:t></w:r></w:p></w:tc><w:t xml:space="preserve"c>{{UPD_DATE_PLAN}}</w:t></w:r></w:p></w:tc><w:t xml:space="preserve"c>{{UPD_DATE_FACT}}</w:t></w:r></w:p></w:tc></w:tr></w:tbl><w:p><w:pPr><w:pStyle w:val="a3"/><w:numPr><w:ilvl w:val="0"/><w:numId w:val="3"/></w:numPr><w:tabs><w:tab w:val="left" w:pos="0"/></w:tabs><w:spacing w:before="240" w:after="120" w:line="240" w:lineRule="auto"/><w:jc w:val="both"/><w:rPr><w:rFonts w:ascii="Times New Roman" w:hAnsi="Times New Roman" w:cs="Times New Roman"/><w:color w:val="000000" w:themeColor="text1"/><w:sz w:val="24"/><w:szCs w:val="24"/></w:rPr></w:pPr><w:r><w:rPr><w:rFonts w:ascii="Times New Roman" w:hAnsi="Times New Roman" w:cs="Times New Roman"/><w:color w:val="000000" w:themeColor="text1"/><w:sz w:val="24"/><w:szCs w:val="24"/></w:rPr><w:t xml:space="preserve">Дополнительные документы: не предусмотрено. </w:t></w:r></w:p><w:p><w:pPr><w:pStyle w:val="a3"/><w:numPr><w:ilvl w:val="0"/><w:numId w:val="3"/></w:numPr><w:tabs><w:tab w:val="center" w:pos="567"/></w:tabs><w:spacing w:after="0" w:line="360" w:lineRule="auto"/><w:ind w:left="709" w:right="-142" w:hanging="142"/><w:jc w:val="both"/><w:rPr><w:rFonts w:ascii="Times New Roman" w:hAnsi="Times New Roman" w:cs="Times New Roman"/><w:color w:val="000000" w:themeColor="text1"/><w:sz w:val="24"/><w:szCs w:val="24"/></w:rPr></w:pPr><w:r><w:rPr><w:rFonts w:ascii="Times New Roman" w:hAnsi="Times New Roman" w:cs="Times New Roman"/><w:color w:val="000000" w:themeColor="text1"/><w:sz w:val="24"/><w:szCs w:val="24"/></w:rPr><w:t>В ходе</w:t></w:r><w:r><w:rPr><w:rFonts w:ascii="Times New Roman" w:hAnsi="Times New Roman" w:cs="Times New Roman"/><w:color w:val="000000" w:themeColor="text1"/><w:sz w:val="24"/><w:szCs w:val="24"/></w:rPr><w:t xml:space="preserve"> проведения визуального осмотра оказанных</w:t></w:r><w:r><w:rPr><w:rFonts w:ascii="Times New Roman" w:hAnsi="Times New Roman" w:cs="Times New Roman"/><w:color w:val="000000" w:themeColor="text1"/><w:sz w:val="24"/><w:szCs w:val="24"/></w:rPr><w:t xml:space="preserve"> </w:t></w:r><w:r><w:rPr><w:rFonts w:ascii="Times New Roman" w:hAnsi="Times New Roman" w:cs="Times New Roman"/><w:color w:val="000000" w:themeColor="text1"/><w:sz w:val="24"/><w:szCs w:val="24"/></w:rPr><w:t>услуг</w:t></w:r><w:r><w:rPr><w:rFonts w:ascii="Times New Roman" w:hAnsi="Times New Roman" w:cs="Times New Roman"/><w:color w:val="000000" w:themeColor="text1"/><w:sz w:val="24"/><w:szCs w:val="24"/></w:rPr><w:t xml:space="preserve">, на </w:t></w:r><w:r><w:rPr><w:rFonts w:ascii="Times New Roman" w:hAnsi="Times New Roman" w:cs="Times New Roman"/><w:color w:val="000000" w:themeColor="text1"/><w:sz w:val="24"/><w:szCs w:val="24"/></w:rPr><w:t xml:space="preserve">предмет соответствия указанных услуг </w:t></w:r><w:r><w:rPr><w:rFonts w:ascii="Times New Roman" w:hAnsi="Times New Roman" w:cs="Times New Roman"/><w:color w:val="000000" w:themeColor="text1"/><w:sz w:val="24"/><w:szCs w:val="24"/></w:rPr><w:t xml:space="preserve">количеству, ассортименту, а также иным требованиям, предусмотренными Контрактом, комиссией не выявлены факты ненадлежащего исполнения Контракта </w:t></w:r><w:r><w:rPr><w:rFonts w:ascii="Times New Roman" w:hAnsi="Times New Roman" w:cs="Times New Roman"/><w:color w:val="000000" w:themeColor="text1"/><w:sz w:val="24"/><w:szCs w:val="24"/></w:rPr><w:t>исполнителем</w:t></w:r><w:r><w:rPr><w:rFonts w:ascii="Times New Roman" w:hAnsi="Times New Roman" w:cs="Times New Roman"/><w:color w:val="000000" w:themeColor="text1"/><w:sz w:val="24"/><w:szCs w:val="24"/></w:rPr><w:t xml:space="preserve">. Предоставленные документы для принятия и оплаты услуг проверены, соответствуют условиям Контракта. Документы, не соответствующие условиям контракта: не выявлены. </w:t></w:r></w:p><w:p><w:pPr><w:pStyle w:val="a3"/><w:numPr><w:ilvl w:val="0"/><w:numId w:val="3"/></w:numPr><w:spacing w:after="0" w:line="360" w:lineRule="auto"/><w:jc w:val="both"/><w:rPr><w:rFonts w:ascii="Times New Roman" w:hAnsi="Times New Roman" w:cs="Times New Roman"/><w:sz w:val="24"/><w:szCs w:val="24"/></w:rPr></w:pPr><w:r><w:rPr><w:rFonts w:ascii="Times New Roman" w:hAnsi="Times New Roman" w:cs="Times New Roman"/><w:color w:val="000000" w:themeColor="text1"/><w:sz w:val="24"/><w:szCs w:val="24"/></w:rPr><w:t xml:space="preserve">Заключение комиссии: Услуга поставлена полностью, в соответствии с условиями Контракта и подлежит приёмке. </w:t></w:r><w:r><w:rPr><w:rFonts w:ascii="Times New Roman" w:hAnsi="Times New Roman" w:cs="Times New Roman"/><w:sz w:val="24"/><w:szCs w:val="24"/></w:rPr><w:t>Данное заключение служит основанием для подписания Универсального передаточного документа (СЧФДОП), формата УПД, утвержденного приказом ФНС России*.</w:t></w:r></w:p><w:tbl><w:tblPr><w:tblStyle w:val="a4"/><w:tblpPr w:leftFromText="180" w:rightFromText="180" w:vertAnchor="text" w:horzAnchor="margin" w:tblpXSpec="right" w:tblpY="158"/><w:tblW w:w="15797" w:type="dxa"/><w:tblBorders><w:top w:val="none" w:sz="0" w:space="0" w:color="auto"/><w:left w:val="none" w:sz="0" w:space="0" w:color="auto"/><w:bottom w:val="none" w:sz="0" w:space="0" w:color="auto"/><w:right w:val="none" w:sz="0" w:space="0" w:color="auto"/><w:insideH w:val="none" w:sz="0" w:space="0" w:color="auto"/><w:insideV w:val="none" w:sz="0" w:space="0" w:color="auto"/></w:tblBorders><w:tblLook w:val="04A0" w:firstRow="1" w:lastRow="0" w:firstColumn="1" w:lastColumn="0" w:noHBand="0" w:noVBand="1"/></w:tblPr><w:tblGrid><w:gridCol w:w="4453"/><w:gridCol w:w="393"/><w:gridCol w:w="3595"/><w:gridCol w:w="393"/><w:gridCol w:w="3304"/><w:gridCol w:w="393"/><w:gridCol w:w="3266"/></w:tblGrid><w:tr><w:trPr><w:trHeight w:val="567"/></w:trPr><w:tc><w:tcPr><w:tcW w:w="4453" w:type="dxa"/><w:vAlign w:val="center"/></w:tcPr><w:p><w:pPr><w:pStyle w:val="a3"/><w:tabs><w:tab w:val="left" w:pos="0"/></w:tabs><w:ind w:left="0" w:right="-121"/><w:rPr><w:rFonts w:ascii="Times New Roman" w:hAnsi="Times New Roman" w:cs="Times New Roman"/><w:sz w:val="24"/><w:szCs w:val="24"/></w:rPr></w:pPr><w:r><w:rPr><w:rFonts w:ascii="Times New Roman" w:hAnsi="Times New Roman" w:cs="Times New Roman"/><w:sz w:val="24"/><w:szCs w:val="24"/></w:rPr><w:lastRenderedPageBreak/><w:t>Председатель комиссии</w:t></w:r></w:p></w:tc><w:tc><w:tcPr><w:tcW w:w="393" w:type="dxa"/></w:tcPr><w:p><w:pPr><w:pStyle w:val="a3"/><w:tabs><w:tab w:val="left" w:pos="851"/><w:tab w:val="left" w:pos="2694"/></w:tabs><w:ind w:left="0"/><w:jc w:val="center"/><w:rPr><w:rFonts w:ascii="Times New Roman" w:hAnsi="Times New Roman" w:cs="Times New Roman"/><w:sz w:val="24"/><w:szCs w:val="24"/></w:rPr></w:pPr></w:p></w:tc><w:tc><w:tcPr><w:tcW w:w="3595" w:type="dxa"/><w:tcBorders><w:bottom w:val="single" w:sz="4" w:space="0" w:color="auto"/></w:tcBorders></w:tcPr><w:p><w:pPr><w:pStyle w:val="a3"/><w:tabs><w:tab w:val="left" w:pos="851"/><w:tab w:val="left" w:pos="2694"/></w:tabs><w:ind w:left="0"/><w:jc w:val="center"/><w:rPr><w:rFonts w:ascii="Times New Roman" w:hAnsi="Times New Roman" w:cs="Times New Roman"/><w:sz w:val="24"/><w:szCs w:val="24"/></w:rPr></w:pPr></w:p></w:tc><w:tc><w:tcPr><w:tcW w:w="393" w:type="dxa"/></w:tcPr><w:p><w:pPr><w:pStyle w:val="a3"/><w:tabs><w:tab w:val="left" w:pos="851"/><w:tab w:val="left" w:pos="2694"/></w:tabs><w:ind w:left="0"/><w:jc w:val="center"/><w:rPr><w:rFonts w:ascii="Times New Roman" w:hAnsi="Times New Roman" w:cs="Times New Roman"/><w:sz w:val="24"/><w:szCs w:val="24"/></w:rPr></w:pPr></w:p></w:tc><w:tc><w:tcPr><w:tcW w:w="3304" w:type="dxa"/><w:tcBorders><w:bottom w:val="single" w:sz="4" w:space="0" w:color="auto"/></w:tcBorders></w:tcPr><w:p><w:pPr><w:pStyle w:val="a3"/><w:tabs><w:tab w:val="left" w:pos="851"/><w:tab w:val="left" w:pos="2694"/></w:tabs><w:ind w:left="0"/><w:jc w:val="center"/><w:rPr><w:rFonts w:ascii="Times New Roman" w:hAnsi="Times New Roman" w:cs="Times New Roman"/><w:sz w:val="24"/><w:szCs w:val="24"/></w:rPr></w:pPr></w:p></w:tc><w:tc><w:tcPr><w:tcW w:w="393" w:type="dxa"/></w:tcPr><w:p><w:pPr><w:pStyle w:val="a3"/><w:tabs><w:tab w:val="left" w:pos="2694"/></w:tabs><w:ind w:left="0"/><w:jc w:val="center"/><w:rPr><w:rFonts w:ascii="Times New Roman" w:hAnsi="Times New Roman" w:cs="Times New Roman"/><w:sz w:val="24"/><w:szCs w:val="24"/></w:rPr></w:pPr></w:p></w:tc><w:tc><w:tcPr><w:tcW w:w="3266" w:type="dxa"/><w:tcBorders><w:bottom w:val="single" w:sz="4" w:space="0" w:color="auto"/></w:tcBorders></w:tcPr><w:p><w:pPr><w:pStyle w:val="a3"/><w:tabs><w:tab w:val="left" w:pos="851"/><w:tab w:val="left" w:pos="2694"/></w:tabs><w:ind w:left="0"/><w:jc w:val="center"/><w:rPr><w:rFonts w:ascii="Times New Roman" w:hAnsi="Times New Roman" w:cs="Times New Roman"/><w:sz w:val="24"/><w:szCs w:val="24"/></w:rPr></w:pPr></w:p></w:tc></w:tr><w:tr><w:trPr><w:trHeight w:val="567"/></w:trPr><w:tc><w:tcPr><w:tcW w:w="4453" w:type="dxa"/><w:vAlign w:val="center"/></w:tcPr><w:p><w:pPr><w:pStyle w:val="a3"/><w:tabs><w:tab w:val="left" w:pos="0"/></w:tabs><w:ind w:left="0" w:right="-121"/><w:rPr><w:rFonts w:ascii="Times New Roman" w:hAnsi="Times New Roman" w:cs="Times New Roman"/><w:sz w:val="24"/><w:szCs w:val="24"/></w:rPr></w:pPr></w:p></w:tc><w:tc><w:tcPr><w:tcW w:w="393" w:type="dxa"/></w:tcPr><w:p><w:pPr><w:pStyle w:val="a3"/><w:tabs><w:tab w:val="left" w:pos="851"/><w:tab w:val="left" w:pos="2694"/></w:tabs><w:ind w:left="0" w:right="-17"/><w:jc w:val="center"/><w:rPr><w:rFonts w:ascii="Times New Roman" w:hAnsi="Times New Roman" w:cs="Times New Roman"/><w:color w:val="808080" w:themeColor="background1" w:themeShade="80"/><w:sz w:val="24"/><w:szCs w:val="24"/></w:rPr></w:pPr></w:p></w:tc><w:tc><w:tcPr><w:tcW w:w="3595" w:type="dxa"/><w:tcBorders><w:top w:val="single" w:sz="4" w:space="0" w:color="auto"/></w:tcBorders></w:tcPr><w:p><w:pPr><w:pStyle w:val="a3"/><w:tabs><w:tab w:val="left" w:pos="851"/><w:tab w:val="left" w:pos="2694"/></w:tabs><w:ind w:left="0" w:right="-17"/><w:jc w:val="center"/><w:rPr><w:rFonts w:ascii="Times New Roman" w:hAnsi="Times New Roman" w:cs="Times New Roman"/><w:sz w:val="20"/><w:szCs w:val="24"/></w:rPr></w:pPr><w:r><w:rPr><w:rFonts w:ascii="Times New Roman" w:hAnsi="Times New Roman" w:cs="Times New Roman"/><w:color w:val="808080" w:themeColor="background1" w:themeShade="80"/><w:sz w:val="20"/><w:szCs w:val="24"/></w:rPr><w:t>(должность)</w:t></w:r></w:p></w:tc><w:tc><w:tcPr><w:tcW w:w="393" w:type="dxa"/></w:tcPr><w:p><w:pPr><w:pStyle w:val="a3"/><w:tabs><w:tab w:val="left" w:pos="851"/><w:tab w:val="left" w:pos="2694"/></w:tabs><w:ind w:left="0" w:right="-17"/><w:jc w:val="center"/><w:rPr><w:rFonts w:ascii="Times New Roman" w:hAnsi="Times New Roman" w:cs="Times New Roman"/><w:color w:val="808080" w:themeColor="background1" w:themeShade="80"/><w:sz w:val="20"/><w:szCs w:val="24"/></w:rPr></w:pPr></w:p></w:tc><w:tc><w:tcPr><w:tcW w:w="3304" w:type="dxa"/><w:tcBorders><w:top w:val="single" w:sz="4" w:space="0" w:color="auto"/></w:tcBorders><w:shd w:val="clear" w:color="auto" w:fill="auto"/></w:tcPr><w:p><w:pPr><w:pStyle w:val="a3"/><w:tabs><w:tab w:val="left" w:pos="851"/><w:tab w:val="left" w:pos="2694"/></w:tabs><w:ind w:left="0" w:right="-17"/><w:jc w:val="center"/><w:rPr><w:rFonts w:ascii="Times New Roman" w:hAnsi="Times New Roman" w:cs="Times New Roman"/><w:sz w:val="20"/><w:szCs w:val="24"/></w:rPr></w:pPr><w:r><w:rPr><w:rFonts w:ascii="Times New Roman" w:hAnsi="Times New Roman" w:cs="Times New Roman"/><w:color w:val="808080" w:themeColor="background1" w:themeShade="80"/><w:sz w:val="20"/><w:szCs w:val="24"/></w:rPr><w:t>(подпись)</w:t></w:r></w:p></w:tc><w:tc><w:tcPr><w:tcW w:w="393" w:type="dxa"/></w:tcPr><w:p><w:pPr><w:pStyle w:val="a3"/><w:tabs><w:tab w:val="left" w:pos="2694"/></w:tabs><w:ind w:left="0" w:right="-17"/><w:jc w:val="center"/><w:rPr><w:rFonts w:ascii="Times New Roman" w:hAnsi="Times New Roman" w:cs="Times New Roman"/><w:color w:val="808080" w:themeColor="background1" w:themeShade="80"/><w:sz w:val="20"/><w:szCs w:val="24"/></w:rPr></w:pPr></w:p></w:tc><w:tc><w:tcPr><w:tcW w:w="3266" w:type="dxa"/><w:tcBorders><w:top w:val="single" w:sz="4" w:space="0" w:color="auto"/></w:tcBorders></w:tcPr><w:p><w:pPr><w:pStyle w:val="a3"/><w:tabs><w:tab w:val="left" w:pos="851"/><w:tab w:val="left" w:pos="2694"/></w:tabs><w:ind w:left="0" w:right="-17"/><w:jc w:val="center"/><w:rPr><w:rFonts w:ascii="Times New Roman" w:hAnsi="Times New Roman" w:cs="Times New Roman"/><w:color w:val="808080" w:themeColor="background1" w:themeShade="80"/><w:sz w:val="20"/><w:szCs w:val="24"/></w:rPr></w:pPr><w:r><w:rPr><w:rFonts w:ascii="Times New Roman" w:hAnsi="Times New Roman" w:cs="Times New Roman"/><w:color w:val="808080" w:themeColor="background1" w:themeShade="80"/><w:sz w:val="20"/><w:szCs w:val="24"/></w:rPr><w:t>(Ф.И.О)</w:t></w:r></w:p></w:tc></w:tr><w:tr><w:trPr><w:trHeight w:val="567"/></w:trPr><w:tc><w:tcPr><w:tcW w:w="4453" w:type="dxa"/><w:vAlign w:val="center"/></w:tcPr><w:p><w:pPr><w:pStyle w:val="a3"/><w:tabs><w:tab w:val="left" w:pos="0"/></w:tabs><w:ind w:left="0" w:right="-121"/><w:rPr><w:rFonts w:ascii="Times New Roman" w:hAnsi="Times New Roman" w:cs="Times New Roman"/><w:sz w:val="24"/><w:szCs w:val="24"/></w:rPr></w:pPr><w:r><w:rPr><w:rFonts w:ascii="Times New Roman" w:hAnsi="Times New Roman" w:cs="Times New Roman"/><w:sz w:val="24"/><w:szCs w:val="24"/></w:rPr><w:t>Заместитель председателя комиссии:</w:t></w:r></w:p></w:tc><w:tc><w:tcPr><w:tcW w:w="393" w:type="dxa"/></w:tcPr><w:p><w:pPr><w:pStyle w:val="a3"/><w:tabs><w:tab w:val="left" w:pos="851"/><w:tab w:val="left" w:pos="2694"/></w:tabs><w:ind w:left="0" w:right="-17"/><w:jc w:val="center"/><w:rPr><w:rFonts w:ascii="Times New Roman" w:hAnsi="Times New Roman" w:cs="Times New Roman"/><w:sz w:val="24"/><w:szCs w:val="24"/></w:rPr></w:pPr></w:p></w:tc><w:tc><w:tcPr><w:tcW w:w="3595" w:type="dxa"/><w:tcBorders><w:bottom w:val="single" w:sz="4" w:space="0" w:color="auto"/></w:tcBorders></w:tcPr><w:p><w:pPr><w:pStyle w:val="a3"/><w:tabs><w:tab w:val="left" w:pos="851"/><w:tab w:val="left" w:pos="2694"/></w:tabs><w:ind w:left="0" w:right="-17"/><w:jc w:val="center"/><w:rPr><w:rFonts w:ascii="Times New Roman" w:hAnsi="Times New Roman" w:cs="Times New Roman"/><w:sz w:val="20"/><w:szCs w:val="24"/></w:rPr></w:pPr></w:p></w:tc><w:tc><w:tcPr><w:tcW w:w="393" w:type="dxa"/></w:tcPr><w:p><w:pPr><w:pStyle w:val="a3"/><w:tabs><w:tab w:val="left" w:pos="851"/><w:tab w:val="left" w:pos="2694"/></w:tabs><w:ind w:left="0" w:right="-17"/><w:jc w:val="center"/><w:rPr><w:rFonts w:ascii="Times New Roman" w:hAnsi="Times New Roman" w:cs="Times New Roman"/><w:sz w:val="20"/><w:szCs w:val="24"/></w:rPr></w:pPr></w:p></w:tc><w:tc><w:tcPr><w:tcW w:w="3304" w:type="dxa"/><w:tcBorders><w:bottom w:val="single" w:sz="4" w:space="0" w:color="auto"/></w:tcBorders></w:tcPr><w:p><w:pPr><w:pStyle w:val="a3"/><w:tabs><w:tab w:val="left" w:pos="851"/><w:tab w:val="left" w:pos="2694"/></w:tabs><w:ind w:left="0" w:right="-17"/><w:jc w:val="center"/><w:rPr><w:rFonts w:ascii="Times New Roman" w:hAnsi="Times New Roman" w:cs="Times New Roman"/><w:sz w:val="20"/><w:szCs w:val="24"/></w:rPr></w:pPr></w:p></w:tc><w:tc><w:tcPr><w:tcW w:w="393" w:type="dxa"/></w:tcPr><w:p><w:pPr><w:pStyle w:val="a3"/><w:tabs><w:tab w:val="left" w:pos="0"/></w:tabs><w:ind w:left="0" w:right="-17"/><w:jc w:val="center"/><w:rPr><w:rFonts w:ascii="Times New Roman" w:hAnsi="Times New Roman" w:cs="Times New Roman"/><w:sz w:val="20"/><w:szCs w:val="24"/></w:rPr></w:pPr></w:p></w:tc><w:tc><w:tcPr><w:tcW w:w="3266" w:type="dxa"/><w:tcBorders><w:bottom w:val="single" w:sz="4" w:space="0" w:color="auto"/></w:tcBorders></w:tcPr><w:p><w:pPr><w:pStyle w:val="a3"/><w:tabs><w:tab w:val="left" w:pos="0"/></w:tabs><w:ind w:left="0" w:right="-17"/><w:jc w:val="center"/><w:rPr><w:rFonts w:ascii="Times New Roman" w:hAnsi="Times New Roman" w:cs="Times New Roman"/><w:sz w:val="20"/><w:szCs w:val="24"/></w:rPr></w:pPr></w:p></w:tc></w:tr><w:tr><w:trPr><w:trHeight w:val="567"/></w:trPr><w:tc><w:tcPr><w:tcW w:w="4453" w:type="dxa"/><w:vAlign w:val="center"/></w:tcPr><w:p><w:pPr><w:pStyle w:val="a3"/><w:tabs><w:tab w:val="left" w:pos="0"/></w:tabs><w:ind w:left="0" w:right="-121"/><w:rPr><w:rFonts w:ascii="Times New Roman" w:hAnsi="Times New Roman" w:cs="Times New Roman"/><w:sz w:val="24"/><w:szCs w:val="24"/></w:rPr></w:pPr></w:p></w:tc><w:tc><w:tcPr><w:tcW w:w="393" w:type="dxa"/></w:tcPr><w:p><w:pPr><w:pStyle w:val="a3"/><w:tabs><w:tab w:val="left" w:pos="851"/><w:tab w:val="left" w:pos="2694"/></w:tabs><w:ind w:left="0" w:right="-17"/><w:jc w:val="center"/><w:rPr><w:rFonts w:ascii="Times New Roman" w:hAnsi="Times New Roman" w:cs="Times New Roman"/><w:color w:val="808080" w:themeColor="background1" w:themeShade="80"/><w:sz w:val="24"/><w:szCs w:val="24"/></w:rPr></w:pPr></w:p></w:tc><w:tc><w:tcPr><w:tcW w:w="3595" w:type="dxa"/><w:tcBorders><w:top w:val="single" w:sz="4" w:space="0" w:color="auto"/></w:tcBorders></w:tcPr><w:p><w:pPr><w:pStyle w:val="a3"/><w:tabs><w:tab w:val="left" w:pos="851"/><w:tab w:val="left" w:pos="2694"/></w:tabs><w:ind w:left="0" w:right="-17"/><w:jc w:val="center"/><w:rPr><w:rFonts w:ascii="Times New Roman" w:hAnsi="Times New Roman" w:cs="Times New Roman"/><w:sz w:val="20"/><w:szCs w:val="24"/></w:rPr></w:pPr><w:r><w:rPr><w:rFonts w:ascii="Times New Roman" w:hAnsi="Times New Roman" w:cs="Times New Roman"/><w:color w:val="808080" w:themeColor="background1" w:themeShade="80"/><w:sz w:val="20"/><w:szCs w:val="24"/></w:rPr><w:t>(должность)</w:t></w:r></w:p></w:tc><w:tc><w:tcPr><w:tcW w:w="393" w:type="dxa"/></w:tcPr><w:p><w:pPr><w:pStyle w:val="a3"/><w:tabs><w:tab w:val="left" w:pos="851"/><w:tab w:val="left" w:pos="2694"/></w:tabs><w:ind w:left="0" w:right="-17"/><w:jc w:val="center"/><w:rPr><w:rFonts w:ascii="Times New Roman" w:hAnsi="Times New Roman" w:cs="Times New Roman"/><w:color w:val="808080" w:themeColor="background1" w:themeShade="80"/><w:sz w:val="20"/><w:szCs w:val="24"/></w:rPr></w:pPr></w:p></w:tc><w:tc><w:tcPr><w:tcW w:w="3304" w:type="dxa"/><w:tcBorders><w:top w:val="single" w:sz="4" w:space="0" w:color="auto"/></w:tcBorders></w:tcPr><w:p><w:pPr><w:pStyle w:val="a3"/><w:tabs><w:tab w:val="left" w:pos="851"/><w:tab w:val="left" w:pos="2694"/></w:tabs><w:ind w:left="0" w:right="-17"/><w:jc w:val="center"/><w:rPr><w:rFonts w:ascii="Times New Roman" w:hAnsi="Times New Roman" w:cs="Times New Roman"/><w:sz w:val="20"/><w:szCs w:val="24"/></w:rPr></w:pPr><w:r><w:rPr><w:rFonts w:ascii="Times New Roman" w:hAnsi="Times New Roman" w:cs="Times New Roman"/><w:color w:val="808080" w:themeColor="background1" w:themeShade="80"/><w:sz w:val="20"/><w:szCs w:val="24"/></w:rPr><w:t>(подпись)</w:t></w:r></w:p></w:tc><w:tc><w:tcPr><w:tcW w:w="393" w:type="dxa"/></w:tcPr><w:p><w:pPr><w:pStyle w:val="a3"/><w:tabs><w:tab w:val="left" w:pos="2694"/></w:tabs><w:ind w:left="0" w:right="-17"/><w:jc w:val="center"/><w:rPr><w:rFonts w:ascii="Times New Roman" w:hAnsi="Times New Roman" w:cs="Times New Roman"/><w:color w:val="808080" w:themeColor="background1" w:themeShade="80"/><w:sz w:val="20"/><w:szCs w:val="24"/></w:rPr></w:pPr></w:p></w:tc><w:tc><w:tcPr><w:tcW w:w="3266" w:type="dxa"/><w:tcBorders><w:top w:val="single" w:sz="4" w:space="0" w:color="auto"/></w:tcBorders></w:tcPr><w:p><w:pPr><w:pStyle w:val="a3"/><w:tabs><w:tab w:val="left" w:pos="851"/><w:tab w:val="left" w:pos="2694"/></w:tabs><w:ind w:left="0" w:right="-17"/><w:jc w:val="center"/><w:rPr><w:rFonts w:ascii="Times New Roman" w:hAnsi="Times New Roman" w:cs="Times New Roman"/><w:sz w:val="20"/><w:szCs w:val="24"/></w:rPr></w:pPr><w:r><w:rPr><w:rFonts w:ascii="Times New Roman" w:hAnsi="Times New Roman" w:cs="Times New Roman"/><w:color w:val="808080" w:themeColor="background1" w:themeShade="80"/><w:sz w:val="20"/><w:szCs w:val="24"/></w:rPr><w:t>(Ф.И.О)</w:t></w:r></w:p></w:tc></w:tr><w:tr><w:trPr><w:trHeight w:val="567"/></w:trPr><w:tc><w:tcPr><w:tcW w:w="4453" w:type="dxa"/><w:vAlign w:val="center"/></w:tcPr><w:p><w:pPr><w:pStyle w:val="a3"/><w:tabs><w:tab w:val="left" w:pos="0"/></w:tabs><w:ind w:left="0" w:right="-121"/><w:rPr><w:rFonts w:ascii="Times New Roman" w:hAnsi="Times New Roman" w:cs="Times New Roman"/><w:sz w:val="24"/><w:szCs w:val="24"/></w:rPr></w:pPr><w:r><w:rPr><w:rFonts w:ascii="Times New Roman" w:hAnsi="Times New Roman" w:cs="Times New Roman"/><w:sz w:val="24"/><w:szCs w:val="24"/></w:rPr><w:t>Секретарь комиссии:</w:t></w:r></w:p></w:tc><w:tc><w:tcPr><w:tcW w:w="393" w:type="dxa"/></w:tcPr><w:p><w:pPr><w:pStyle w:val="a3"/><w:tabs><w:tab w:val="left" w:pos="851"/><w:tab w:val="left" w:pos="2694"/></w:tabs><w:ind w:left="0" w:right="-17"/><w:jc w:val="center"/><w:rPr><w:rFonts w:ascii="Times New Roman" w:hAnsi="Times New Roman" w:cs="Times New Roman"/><w:sz w:val="24"/><w:szCs w:val="24"/></w:rPr></w:pPr></w:p></w:tc><w:tc><w:tcPr><w:tcW w:w="3595" w:type="dxa"/><w:tcBorders><w:bottom w:val="single" w:sz="4" w:space="0" w:color="auto"/></w:tcBorders></w:tcPr><w:p><w:pPr><w:pStyle w:val="a3"/><w:tabs><w:tab w:val="left" w:pos="851"/><w:tab w:val="left" w:pos="2694"/></w:tabs><w:ind w:left="0" w:right="-17"/><w:jc w:val="center"/><w:rPr><w:rFonts w:ascii="Times New Roman" w:hAnsi="Times New Roman" w:cs="Times New Roman"/><w:sz w:val="20"/><w:szCs w:val="24"/></w:rPr></w:pPr></w:p></w:tc><w:tc><w:tcPr><w:tcW w:w="393" w:type="dxa"/></w:tcPr><w:p><w:pPr><w:pStyle w:val="a3"/><w:tabs><w:tab w:val="left" w:pos="851"/><w:tab w:val="left" w:pos="2694"/></w:tabs><w:ind w:left="0" w:right="-17"/><w:jc w:val="center"/><w:rPr><w:rFonts w:ascii="Times New Roman" w:hAnsi="Times New Roman" w:cs="Times New Roman"/><w:sz w:val="20"/><w:szCs w:val="24"/></w:rPr></w:pPr></w:p></w:tc><w:tc><w:tcPr><w:tcW w:w="3304" w:type="dxa"/><w:tcBorders><w:bottom w:val="single" w:sz="4" w:space="0" w:color="auto"/></w:tcBorders></w:tcPr><w:p><w:pPr><w:pStyle w:val="a3"/><w:tabs><w:tab w:val="left" w:pos="851"/><w:tab w:val="left" w:pos="2694"/></w:tabs><w:ind w:left="0" w:right="-17"/><w:jc w:val="center"/><w:rPr><w:rFonts w:ascii="Times New Roman" w:hAnsi="Times New Roman" w:cs="Times New Roman"/><w:sz w:val="20"/><w:szCs w:val="24"/></w:rPr></w:pPr></w:p></w:tc><w:tc><w:tcPr><w:tcW w:w="393" w:type="dxa"/></w:tcPr><w:p><w:pPr><w:pStyle w:val="a3"/><w:tabs><w:tab w:val="left" w:pos="2694"/></w:tabs><w:ind w:left="0" w:right="-17"/><w:jc w:val="center"/><w:rPr><w:rFonts w:ascii="Times New Roman" w:hAnsi="Times New Roman" w:cs="Times New Roman"/><w:sz w:val="20"/><w:szCs w:val="24"/></w:rPr></w:pPr></w:p></w:tc><w:tc><w:tcPr><w:tcW w:w="3266" w:type="dxa"/><w:tcBorders><w:bottom w:val="single" w:sz="4" w:space="0" w:color="auto"/></w:tcBorders></w:tcPr><w:p><w:pPr><w:pStyle w:val="a3"/><w:tabs><w:tab w:val="left" w:pos="851"/><w:tab w:val="left" w:pos="2694"/></w:tabs><w:ind w:left="0" w:right="-17"/><w:jc w:val="center"/><w:rPr><w:rFonts w:ascii="Times New Roman" w:hAnsi="Times New Roman" w:cs="Times New Roman"/><w:sz w:val="20"/><w:szCs w:val="24"/></w:rPr></w:pPr></w:p></w:tc></w:tr><w:tr><w:trPr><w:trHeight w:val="567"/></w:trPr><w:tc><w:tcPr><w:tcW w:w="4453" w:type="dxa"/><w:vAlign w:val="center"/></w:tcPr><w:p><w:pPr><w:pStyle w:val="a3"/><w:tabs><w:tab w:val="left" w:pos="0"/></w:tabs><w:ind w:left="0" w:right="-121"/><w:rPr><w:rFonts w:ascii="Times New Roman" w:hAnsi="Times New Roman" w:cs="Times New Roman"/><w:sz w:val="24"/><w:szCs w:val="24"/></w:rPr></w:pPr></w:p></w:tc><w:tc><w:tcPr><w:tcW w:w="393" w:type="dxa"/></w:tcPr><w:p><w:pPr><w:pStyle w:val="a3"/><w:tabs><w:tab w:val="left" w:pos="851"/><w:tab w:val="left" w:pos="2694"/></w:tabs><w:ind w:left="0" w:right="-17"/><w:jc w:val="center"/><w:rPr><w:rFonts w:ascii="Times New Roman" w:hAnsi="Times New Roman" w:cs="Times New Roman"/><w:color w:val="808080" w:themeColor="background1" w:themeShade="80"/><w:sz w:val="24"/><w:szCs w:val="24"/></w:rPr></w:pPr></w:p></w:tc><w:tc><w:tcPr><w:tcW w:w="3595" w:type="dxa"/><w:tcBorders><w:top w:val="single" w:sz="4" w:space="0" w:color="auto"/></w:tcBorders><w:shd w:val="clear" w:color="auto" w:fill="auto"/></w:tcPr><w:p><w:pPr><w:pStyle w:val="a3"/><w:tabs><w:tab w:val="left" w:pos="851"/><w:tab w:val="left" w:pos="2694"/></w:tabs><w:ind w:left="0" w:right="-17"/><w:jc w:val="center"/><w:rPr><w:rFonts w:ascii="Times New Roman" w:hAnsi="Times New Roman" w:cs="Times New Roman"/><w:sz w:val="20"/><w:szCs w:val="24"/></w:rPr></w:pPr><w:r><w:rPr><w:rFonts w:ascii="Times New Roman" w:hAnsi="Times New Roman" w:cs="Times New Roman"/><w:color w:val="808080" w:themeColor="background1" w:themeShade="80"/><w:sz w:val="20"/><w:szCs w:val="24"/></w:rPr><w:t>(должность)</w:t></w:r></w:p></w:tc><w:tc><w:tcPr><w:tcW w:w="393" w:type="dxa"/></w:tcPr><w:p><w:pPr><w:pStyle w:val="a3"/><w:tabs><w:tab w:val="left" w:pos="851"/><w:tab w:val="left" w:pos="2694"/></w:tabs><w:ind w:left="0" w:right="-17"/><w:jc w:val="center"/><w:rPr><w:rFonts w:ascii="Times New Roman" w:hAnsi="Times New Roman" w:cs="Times New Roman"/><w:color w:val="808080" w:themeColor="background1" w:themeShade="80"/><w:sz w:val="20"/><w:szCs w:val="24"/></w:rPr></w:pPr></w:p></w:tc><w:tc><w:tcPr><w:tcW w:w="3304" w:type="dxa"/><w:tcBorders><w:top w:val="single" w:sz="4" w:space="0" w:color="auto"/></w:tcBorders></w:tcPr><w:p><w:pPr><w:pStyle w:val="a3"/><w:tabs><w:tab w:val="left" w:pos="851"/><w:tab w:val="left" w:pos="2694"/></w:tabs><w:ind w:left="0" w:right="-17"/><w:jc w:val="center"/><w:rPr><w:rFonts w:ascii="Times New Roman" w:hAnsi="Times New Roman" w:cs="Times New Roman"/><w:sz w:val="20"/><w:szCs w:val="24"/></w:rPr></w:pPr><w:r><w:rPr><w:rFonts w:ascii="Times New Roman" w:hAnsi="Times New Roman" w:cs="Times New Roman"/><w:color w:val="808080" w:themeColor="background1" w:themeShade="80"/><w:sz w:val="20"/><w:szCs w:val="24"/></w:rPr><w:t>(подпись)</w:t></w:r></w:p></w:tc><w:tc><w:tcPr><w:tcW w:w="393" w:type="dxa"/></w:tcPr><w:p><w:pPr><w:pStyle w:val="a3"/><w:tabs><w:tab w:val="left" w:pos="2694"/></w:tabs><w:ind w:left="0" w:right="-17"/><w:jc w:val="center"/><w:rPr><w:rFonts w:ascii="Times New Roman" w:hAnsi="Times New Roman" w:cs="Times New Roman"/><w:color w:val="808080" w:themeColor="background1" w:themeShade="80"/><w:sz w:val="20"/><w:szCs w:val="24"/></w:rPr></w:pPr></w:p></w:tc><w:tc><w:tcPr><w:tcW w:w="3266" w:type="dxa"/><w:tcBorders><w:top w:val="single" w:sz="4" w:space="0" w:color="auto"/></w:tcBorders></w:tcPr><w:p><w:pPr><w:pStyle w:val="a3"/><w:tabs><w:tab w:val="left" w:pos="851"/><w:tab w:val="left" w:pos="2694"/></w:tabs><w:ind w:left="0" w:right="-17"/><w:jc w:val="center"/><w:rPr><w:rFonts w:ascii="Times New Roman" w:hAnsi="Times New Roman" w:cs="Times New Roman"/><w:sz w:val="20"/><w:szCs w:val="24"/></w:rPr></w:pPr><w:r><w:rPr><w:rFonts w:ascii="Times New Roman" w:hAnsi="Times New Roman" w:cs="Times New Roman"/><w:color w:val="808080" w:themeColor="background1" w:themeShade="80"/><w:sz w:val="20"/><w:szCs w:val="24"/></w:rPr><w:t>(Ф.И.О)</w:t></w:r></w:p></w:tc></w:tr><w:tr><w:trPr><w:trHeight w:val="567"/></w:trPr><w:tc><w:tcPr><w:tcW w:w="4453" w:type="dxa"/><w:vAlign w:val="center"/></w:tcPr><w:p><w:pPr><w:pStyle w:val="a3"/><w:tabs><w:tab w:val="left" w:pos="0"/></w:tabs><w:ind w:left="0" w:right="-121"/><w:rPr><w:rFonts w:ascii="Times New Roman" w:hAnsi="Times New Roman" w:cs="Times New Roman"/><w:sz w:val="24"/><w:szCs w:val="24"/></w:rPr></w:pPr><w:r><w:rPr><w:rFonts w:ascii="Times New Roman" w:hAnsi="Times New Roman" w:cs="Times New Roman"/><w:sz w:val="24"/><w:szCs w:val="24"/></w:rPr><w:t>Член комиссии:</w:t></w:r></w:p></w:tc><w:tc><w:tcPr><w:tcW w:w="393" w:type="dxa"/></w:tcPr><w:p><w:pPr><w:pStyle w:val="a3"/><w:tabs><w:tab w:val="left" w:pos="851"/><w:tab w:val="left" w:pos="2694"/></w:tabs><w:ind w:left="0" w:right="-17"/><w:jc w:val="center"/><w:rPr><w:rFonts w:ascii="Times New Roman" w:hAnsi="Times New Roman" w:cs="Times New Roman"/><w:sz w:val="24"/><w:szCs w:val="24"/></w:rPr></w:pPr></w:p></w:tc><w:tc><w:tcPr><w:tcW w:w="3595" w:type="dxa"/><w:tcBorders><w:bottom w:val="single" w:sz="4" w:space="0" w:color="auto"/></w:tcBorders></w:tcPr><w:p><w:pPr><w:pStyle w:val="a3"/><w:tabs><w:tab w:val="left" w:pos="851"/><w:tab w:val="left" w:pos="2694"/></w:tabs><w:ind w:left="0" w:right="-17"/><w:jc w:val="center"/><w:rPr><w:rFonts w:ascii="Times New Roman" w:hAnsi="Times New Roman" w:cs="Times New Roman"/><w:sz w:val="20"/><w:szCs w:val="24"/></w:rPr></w:pPr></w:p></w:tc><w:tc><w:tcPr><w:tcW w:w="393" w:type="dxa"/></w:tcPr><w:p><w:pPr><w:pStyle w:val="a3"/><w:tabs><w:tab w:val="left" w:pos="851"/><w:tab w:val="left" w:pos="2694"/></w:tabs><w:ind w:left="0" w:right="-17"/><w:jc w:val="center"/><w:rPr><w:rFonts w:ascii="Times New Roman" w:hAnsi="Times New Roman" w:cs="Times New Roman"/><w:sz w:val="20"/><w:szCs w:val="24"/></w:rPr></w:pPr></w:p></w:tc><w:tc><w:tcPr><w:tcW w:w="3304" w:type="dxa"/><w:tcBorders><w:bottom w:val="single" w:sz="4" w:space="0" w:color="auto"/></w:tcBorders></w:tcPr><w:p><w:pPr><w:pStyle w:val="a3"/><w:tabs><w:tab w:val="left" w:pos="851"/><w:tab w:val="left" w:pos="2694"/></w:tabs><w:ind w:left="0" w:right="-17"/><w:jc w:val="center"/><w:rPr><w:rFonts w:ascii="Times New Roman" w:hAnsi="Times New Roman" w:cs="Times New Roman"/><w:sz w:val="20"/><w:szCs w:val="24"/></w:rPr></w:pPr></w:p></w:tc><w:tc><w:tcPr><w:tcW w:w="393" w:type="dxa"/></w:tcPr><w:p><w:pPr><w:pStyle w:val="a3"/><w:tabs><w:tab w:val="left" w:pos="2694"/></w:tabs><w:ind w:left="0" w:right="-17"/><w:jc w:val="center"/><w:rPr><w:rFonts w:ascii="Times New Roman" w:hAnsi="Times New Roman" w:cs="Times New Roman"/><w:sz w:val="20"/><w:szCs w:val="24"/></w:rPr></w:pPr></w:p></w:tc><w:tc><w:tcPr><w:tcW w:w="3266" w:type="dxa"/><w:tcBorders><w:bottom w:val="single" w:sz="4" w:space="0" w:color="auto"/></w:tcBorders></w:tcPr><w:p><w:pPr><w:pStyle w:val="a3"/><w:tabs><w:tab w:val="left" w:pos="851"/><w:tab w:val="left" w:pos="2694"/></w:tabs><w:ind w:left="0" w:right="-17"/><w:jc w:val="center"/><w:rPr><w:rFonts w:ascii="Times New Roman" w:hAnsi="Times New Roman" w:cs="Times New Roman"/><w:sz w:val="20"/><w:szCs w:val="24"/></w:rPr></w:pPr></w:p></w:tc></w:tr><w:tr><w:trPr><w:trHeight w:val="567"/></w:trPr><w:tc><w:tcPr><w:tcW w:w="4453" w:type="dxa"/><w:vAlign w:val="center"/></w:tcPr><w:p><w:pPr><w:pStyle w:val="a3"/><w:tabs><w:tab w:val="left" w:pos="0"/></w:tabs><w:ind w:left="0" w:right="-121"/><w:rPr><w:rFonts w:ascii="Times New Roman" w:hAnsi="Times New Roman" w:cs="Times New Roman"/><w:sz w:val="24"/><w:szCs w:val="24"/></w:rPr></w:pPr></w:p></w:tc><w:tc><w:tcPr><w:tcW w:w="393" w:type="dxa"/></w:tcPr><w:p><w:pPr><w:pStyle w:val="a3"/><w:tabs><w:tab w:val="left" w:pos="851"/><w:tab w:val="left" w:pos="2694"/></w:tabs><w:ind w:left="0" w:right="-17"/><w:jc w:val="center"/><w:rPr><w:rFonts w:ascii="Times New Roman" w:hAnsi="Times New Roman" w:cs="Times New Roman"/><w:color w:val="808080" w:themeColor="background1" w:themeShade="80"/><w:sz w:val="24"/><w:szCs w:val="24"/></w:rPr></w:pPr></w:p></w:tc><w:tc><w:tcPr><w:tcW w:w="3595" w:type="dxa"/><w:tcBorders><w:top w:val="single" w:sz="4" w:space="0" w:color="auto"/></w:tcBorders></w:tcPr><w:p><w:pPr><w:pStyle w:val="a3"/><w:tabs><w:tab w:val="left" w:pos="851"/><w:tab w:val="left" w:pos="2694"/></w:tabs><w:ind w:left="0" w:right="-17"/><w:jc w:val="center"/><w:rPr><w:rFonts w:ascii="Times New Roman" w:hAnsi="Times New Roman" w:cs="Times New Roman"/><w:sz w:val="20"/><w:szCs w:val="24"/></w:rPr></w:pPr><w:r><w:rPr><w:rFonts w:ascii="Times New Roman" w:hAnsi="Times New Roman" w:cs="Times New Roman"/><w:color w:val="808080" w:themeColor="background1" w:themeShade="80"/><w:sz w:val="20"/><w:szCs w:val="24"/></w:rPr><w:t>(должность)</w:t></w:r></w:p></w:tc><w:tc><w:tcPr><w:tcW w:w="393" w:type="dxa"/></w:tcPr><w:p><w:pPr><w:pStyle w:val="a3"/><w:tabs><w:tab w:val="left" w:pos="851"/><w:tab w:val="left" w:pos="2694"/></w:tabs><w:ind w:left="0" w:right="-17"/><w:jc w:val="center"/><w:rPr><w:rFonts w:ascii="Times New Roman" w:hAnsi="Times New Roman" w:cs="Times New Roman"/><w:color w:val="808080" w:themeColor="background1" w:themeShade="80"/><w:sz w:val="20"/><w:szCs w:val="24"/></w:rPr></w:pPr></w:p></w:tc><w:tc><w:tcPr><w:tcW w:w="3304" w:type="dxa"/><w:tcBorders><w:top w:val="single" w:sz="4" w:space="0" w:color="auto"/></w:tcBorders></w:tcPr><w:p><w:pPr><w:pStyle w:val="a3"/><w:tabs><w:tab w:val="left" w:pos="851"/><w:tab w:val="left" w:pos="2694"/></w:tabs><w:ind w:left="0" w:right="-17"/><w:jc w:val="center"/><w:rPr><w:rFonts w:ascii="Times New Roman" w:hAnsi="Times New Roman" w:cs="Times New Roman"/><w:sz w:val="20"/><w:szCs w:val="24"/></w:rPr></w:pPr><w:r><w:rPr><w:rFonts w:ascii="Times New Roman" w:hAnsi="Times New Roman" w:cs="Times New Roman"/><w:color w:val="808080" w:themeColor="background1" w:themeShade="80"/><w:sz w:val="20"/><w:szCs w:val="24"/></w:rPr><w:t>(подпись)</w:t></w:r></w:p></w:tc><w:tc><w:tcPr><w:tcW w:w="393" w:type="dxa"/></w:tcPr><w:p><w:pPr><w:pStyle w:val="a3"/><w:tabs><w:tab w:val="left" w:pos="2694"/></w:tabs><w:ind w:left="0" w:right="-17"/><w:jc w:val="center"/><w:rPr><w:rFonts w:ascii="Times New Roman" w:hAnsi="Times New Roman" w:cs="Times New Roman"/><w:color w:val="808080" w:themeColor="background1" w:themeShade="80"/><w:sz w:val="20"/><w:szCs w:val="24"/></w:rPr></w:pPr></w:p></w:tc><w:tc><w:tcPr><w:tcW w:w="3266" w:type="dxa"/><w:tcBorders><w:top w:val="single" w:sz="4" w:space="0" w:color="auto"/></w:tcBorders></w:tcPr><w:p><w:pPr><w:pStyle w:val="a3"/><w:tabs><w:tab w:val="left" w:pos="851"/><w:tab w:val="left" w:pos="2694"/></w:tabs><w:ind w:left="0" w:right="-17"/><w:jc w:val="center"/><w:rPr><w:rFonts w:ascii="Times New Roman" w:hAnsi="Times New Roman" w:cs="Times New Roman"/><w:sz w:val="20"/><w:szCs w:val="24"/></w:rPr></w:pPr><w:r><w:rPr><w:rFonts w:ascii="Times New Roman" w:hAnsi="Times New Roman" w:cs="Times New Roman"/><w:color w:val="808080" w:themeColor="background1" w:themeShade="80"/><w:sz w:val="20"/><w:szCs w:val="24"/></w:rPr><w:t>(Ф.И.О)</w:t></w:r></w:p></w:tc></w:tr><w:tr><w:trPr><w:trHeight w:val="567"/></w:trPr><w:tc><w:tcPr><w:tcW w:w="4453" w:type="dxa"/><w:vAlign w:val="center"/></w:tcPr><w:p><w:pPr><w:pStyle w:val="a3"/><w:tabs><w:tab w:val="left" w:pos="0"/></w:tabs><w:ind w:left="0" w:right="-121"/><w:rPr><w:rFonts w:ascii="Times New Roman" w:hAnsi="Times New Roman" w:cs="Times New Roman"/><w:sz w:val="24"/><w:szCs w:val="24"/></w:rPr></w:pPr><w:r><w:rPr><w:rFonts w:ascii="Times New Roman" w:hAnsi="Times New Roman" w:cs="Times New Roman"/><w:sz w:val="24"/><w:szCs w:val="24"/></w:rPr><w:t>Член комиссии:</w:t></w:r></w:p></w:tc><w:tc><w:tcPr><w:tcW w:w="393" w:type="dxa"/></w:tcPr><w:p><w:pPr><w:pStyle w:val="a3"/><w:tabs><w:tab w:val="left" w:pos="851"/><w:tab w:val="left" w:pos="2694"/></w:tabs><w:ind w:left="0" w:right="-17"/><w:jc w:val="center"/><w:rPr><w:rFonts w:ascii="Times New Roman" w:hAnsi="Times New Roman" w:cs="Times New Roman"/><w:sz w:val="24"/><w:szCs w:val="24"/></w:rPr></w:pPr></w:p></w:tc><w:tc><w:tcPr><w:tcW w:w="3595" w:type="dxa"/><w:tcBorders><w:bottom w:val="single" w:sz="4" w:space="0" w:color="auto"/></w:tcBorders></w:tcPr><w:p><w:pPr><w:pStyle w:val="a3"/><w:tabs><w:tab w:val="left" w:pos="851"/><w:tab w:val="left" w:pos="2694"/></w:tabs><w:ind w:left="0" w:right="-17"/><w:jc w:val="center"/><w:rPr><w:rFonts w:ascii="Times New Roman" w:hAnsi="Times New Roman" w:cs="Times New Roman"/><w:sz w:val="20"/><w:szCs w:val="24"/></w:rPr></w:pPr></w:p></w:tc><w:tc><w:tcPr><w:tcW w:w="393" w:type="dxa"/></w:tcPr><w:p><w:pPr><w:pStyle w:val="a3"/><w:tabs><w:tab w:val="left" w:pos="851"/><w:tab w:val="left" w:pos="2694"/></w:tabs><w:ind w:left="0" w:right="-17"/><w:jc w:val="center"/><w:rPr><w:rFonts w:ascii="Times New Roman" w:hAnsi="Times New Roman" w:cs="Times New Roman"/><w:sz w:val="20"/><w:szCs w:val="24"/></w:rPr></w:pPr></w:p></w:tc><w:tc><w:tcPr><w:tcW w:w="3304" w:type="dxa"/><w:tcBorders><w:bottom w:val="single" w:sz="4" w:space="0" w:color="auto"/></w:tcBorders></w:tcPr><w:p><w:pPr><w:pStyle w:val="a3"/><w:tabs><w:tab w:val="left" w:pos="851"/><w:tab w:val="left" w:pos="2694"/></w:tabs><w:ind w:left="0" w:right="-17"/><w:jc w:val="center"/><w:rPr><w:rFonts w:ascii="Times New Roman" w:hAnsi="Times New Roman" w:cs="Times New Roman"/><w:sz w:val="20"/><w:szCs w:val="24"/></w:rPr></w:pPr></w:p></w:tc><w:tc><w:tcPr><w:tcW w:w="393" w:type="dxa"/></w:tcPr><w:p><w:pPr><w:pStyle w:val="a3"/><w:tabs><w:tab w:val="left" w:pos="2694"/></w:tabs><w:ind w:left="0" w:right="-17"/><w:jc w:val="center"/><w:rPr><w:rFonts w:ascii="Times New Roman" w:hAnsi="Times New Roman" w:cs="Times New Roman"/><w:sz w:val="20"/><w:szCs w:val="24"/></w:rPr></w:pPr></w:p></w:tc><w:tc><w:tcPr><w:tcW w:w="3266" w:type="dxa"/><w:tcBorders><w:bottom w:val="single" w:sz="4" w:space="0" w:color="auto"/></w:tcBorders></w:tcPr><w:p><w:pPr><w:pStyle w:val="a3"/><w:tabs><w:tab w:val="left" w:pos="851"/><w:tab w:val="left" w:pos="2694"/></w:tabs><w:ind w:left="0" w:right="-17"/><w:jc w:val="center"/><w:rPr><w:rFonts w:ascii="Times New Roman" w:hAnsi="Times New Roman" w:cs="Times New Roman"/><w:sz w:val="20"/><w:szCs w:val="24"/></w:rPr></w:pPr></w:p></w:tc></w:tr><w:tr><w:trPr><w:trHeight w:val="567"/></w:trPr><w:tc><w:tcPr><w:tcW w:w="4453" w:type="dxa"/><w:vAlign w:val="center"/></w:tcPr><w:p><w:pPr><w:pStyle w:val="a3"/><w:tabs><w:tab w:val="left" w:pos="0"/></w:tabs><w:ind w:left="0" w:right="-121"/><w:rPr><w:rFonts w:ascii="Times New Roman" w:hAnsi="Times New Roman" w:cs="Times New Roman"/><w:sz w:val="24"/><w:szCs w:val="24"/></w:rPr></w:pPr></w:p></w:tc><w:tc><w:tcPr><w:tcW w:w="393" w:type="dxa"/></w:tcPr><w:p><w:pPr><w:pStyle w:val="a3"/><w:tabs><w:tab w:val="left" w:pos="851"/><w:tab w:val="left" w:pos="2694"/></w:tabs><w:ind w:left="0" w:right="-17"/><w:jc w:val="center"/><w:rPr><w:rFonts w:ascii="Times New Roman" w:hAnsi="Times New Roman" w:cs="Times New Roman"/><w:color w:val="808080" w:themeColor="background1" w:themeShade="80"/><w:sz w:val="24"/><w:szCs w:val="24"/></w:rPr></w:pPr></w:p></w:tc><w:tc><w:tcPr><w:tcW w:w="3595" w:type="dxa"/><w:tcBorders><w:top w:val="single" w:sz="4" w:space="0" w:color="auto"/></w:tcBorders><w:shd w:val="clear" w:color="auto" w:fill="auto"/></w:tcPr><w:p><w:pPr><w:pStyle w:val="a3"/><w:tabs><w:tab w:val="left" w:pos="851"/><w:tab w:val="left" w:pos="2694"/></w:tabs><w:ind w:left="0" w:right="-17"/><w:jc w:val="center"/><w:rPr><w:rFonts w:ascii="Times New Roman" w:hAnsi="Times New Roman" w:cs="Times New Roman"/><w:sz w:val="20"/><w:szCs w:val="24"/></w:rPr></w:pPr><w:r><w:rPr><w:rFonts w:ascii="Times New Roman" w:hAnsi="Times New Roman" w:cs="Times New Roman"/><w:color w:val="808080" w:themeColor="background1" w:themeShade="80"/><w:sz w:val="20"/><w:szCs w:val="24"/></w:rPr><w:t>(должность)</w:t></w:r></w:p></w:tc><w:tc><w:tcPr><w:tcW w:w="393" w:type="dxa"/></w:tcPr><w:p><w:pPr><w:pStyle w:val="a3"/><w:tabs><w:tab w:val="left" w:pos="851"/><w:tab w:val="left" w:pos="2694"/></w:tabs><w:ind w:left="0" w:right="-17"/><w:jc w:val="center"/><w:rPr><w:rFonts w:ascii="Times New Roman" w:hAnsi="Times New Roman" w:cs="Times New Roman"/><w:color w:val="808080" w:themeColor="background1" w:themeShade="80"/><w:sz w:val="20"/><w:szCs w:val="24"/></w:rPr></w:pPr></w:p></w:tc><w:tc><w:tcPr><w:tcW w:w="3304" w:type="dxa"/><w:tcBorders><w:top w:val="single" w:sz="4" w:space="0" w:color="auto"/></w:tcBorders></w:tcPr><w:p><w:pPr><w:pStyle w:val="a3"/><w:tabs><w:tab w:val="left" w:pos="851"/><w:tab w:val="left" w:pos="2694"/></w:tabs><w:ind w:left="0" w:right="-17"/><w:jc w:val="center"/><w:rPr><w:rFonts w:ascii="Times New Roman" w:hAnsi="Times New Roman" w:cs="Times New Roman"/><w:sz w:val="20"/><w:szCs w:val="24"/></w:rPr></w:pPr><w:r><w:rPr><w:rFonts w:ascii="Times New Roman" w:hAnsi="Times New Roman" w:cs="Times New Roman"/><w:color w:val="808080" w:themeColor="background1" w:themeShade="80"/><w:sz w:val="20"/><w:szCs w:val="24"/></w:rPr><w:t>(подпись)</w:t></w:r></w:p></w:tc><w:tc><w:tcPr><w:tcW w:w="393" w:type="dxa"/></w:tcPr><w:p><w:pPr><w:pStyle w:val="a3"/><w:tabs><w:tab w:val="left" w:pos="2694"/></w:tabs><w:ind w:left="0" w:right="-17"/><w:jc w:val="center"/><w:rPr><w:rFonts w:ascii="Times New Roman" w:hAnsi="Times New Roman" w:cs="Times New Roman"/><w:color w:val="808080" w:themeColor="background1" w:themeShade="80"/><w:sz w:val="20"/><w:szCs w:val="24"/></w:rPr></w:pPr></w:p></w:tc><w:tc><w:tcPr><w:tcW w:w="3266" w:type="dxa"/><w:tcBorders><w:top w:val="single" w:sz="4" w:space="0" w:color="auto"/></w:tcBorders></w:tcPr><w:p><w:pPr><w:pStyle w:val="a3"/><w:tabs><w:tab w:val="left" w:pos="851"/><w:tab w:val="left" w:pos="2694"/></w:tabs><w:ind w:left="0" w:right="-17"/><w:jc w:val="center"/><w:rPr><w:rFonts w:ascii="Times New Roman" w:hAnsi="Times New Roman" w:cs="Times New Roman"/><w:sz w:val="20"/><w:szCs w:val="24"/></w:rPr></w:pPr><w:r><w:rPr><w:rFonts w:ascii="Times New Roman" w:hAnsi="Times New Roman" w:cs="Times New Roman"/><w:color w:val="808080" w:themeColor="background1" w:themeShade="80"/><w:sz w:val="20"/><w:szCs w:val="24"/></w:rPr><w:t>(Ф.И.О)</w:t></w:r></w:p></w:tc></w:tr><w:tr><w:trPr><w:trHeight w:val="567"/></w:trPr><w:tc><w:tcPr><w:tcW w:w="4453" w:type="dxa"/><w:vAlign w:val="center"/></w:tcPr><w:p><w:pPr><w:pStyle w:val="a3"/><w:tabs><w:tab w:val="left" w:pos="0"/></w:tabs><w:ind w:left="0" w:right="-121"/><w:rPr><w:rFonts w:ascii="Times New Roman" w:hAnsi="Times New Roman" w:cs="Times New Roman"/><w:sz w:val="24"/><w:szCs w:val="24"/></w:rPr></w:pPr><w:r><w:rPr><w:rFonts w:ascii="Times New Roman" w:hAnsi="Times New Roman" w:cs="Times New Roman"/><w:sz w:val="24"/><w:szCs w:val="24"/></w:rPr><w:t>Член комиссии:</w:t></w:r></w:p></w:tc><w:tc><w:tcPr><w:tcW w:w="393" w:type="dxa"/></w:tcPr><w:p><w:pPr><w:pStyle w:val="a3"/><w:tabs><w:tab w:val="left" w:pos="851"/><w:tab w:val="left" w:pos="2694"/></w:tabs><w:ind w:left="0" w:right="-17"/><w:jc w:val="center"/><w:rPr><w:rFonts w:ascii="Times New Roman" w:hAnsi="Times New Roman" w:cs="Times New Roman"/><w:color w:val="808080" w:themeColor="background1" w:themeShade="80"/><w:sz w:val="24"/><w:szCs w:val="24"/></w:rPr></w:pPr></w:p></w:tc><w:tc><w:tcPr><w:tcW w:w="3595" w:type="dxa"/><w:tcBorders><w:bottom w:val="single" w:sz="4" w:space="0" w:color="auto"/></w:tcBorders><w:shd w:val="clear" w:color="auto" w:fill="auto"/></w:tcPr><w:p><w:pPr><w:pStyle w:val="a3"/><w:tabs><w:tab w:val="left" w:pos="851"/><w:tab w:val="left" w:pos="2694"/></w:tabs><w:ind w:left="0" w:right="-17"/><w:jc w:val="center"/><w:rPr><w:rFonts w:ascii="Times New Roman" w:hAnsi="Times New Roman" w:cs="Times New Roman"/><w:color w:val="808080" w:themeColor="background1" w:themeShade="80"/><w:sz w:val="20"/><w:szCs w:val="24"/></w:rPr></w:pPr></w:p></w:tc><w:tc><w:tcPr><w:tcW w:w="393" w:type="dxa"/></w:tcPr><w:p><w:pPr><w:pStyle w:val="a3"/><w:tabs><w:tab w:val="left" w:pos="851"/><w:tab w:val="left" w:pos="2694"/></w:tabs><w:ind w:left="0" w:right="-17"/><w:jc w:val="center"/><w:rPr><w:rFonts w:ascii="Times New Roman" w:hAnsi="Times New Roman" w:cs="Times New Roman"/><w:color w:val="808080" w:themeColor="background1" w:themeShade="80"/><w:sz w:val="20"/><w:szCs w:val="24"/></w:rPr></w:pPr></w:p></w:tc><w:tc><w:tcPr><w:tcW w:w="3304" w:type="dxa"/><w:tcBorders><w:bottom w:val="single" w:sz="4" w:space="0" w:color="auto"/></w:tcBorders></w:tcPr><w:p><w:pPr><w:pStyle w:val="a3"/><w:tabs><w:tab w:val="left" w:pos="851"/><w:tab w:val="left" w:pos="2694"/></w:tabs><w:ind w:left="0" w:right="-17"/><w:jc w:val="center"/><w:rPr><w:rFonts w:ascii="Times New Roman" w:hAnsi="Times New Roman" w:cs="Times New Roman"/><w:color w:val="808080" w:themeColor="background1" w:themeShade="80"/><w:sz w:val="20"/><w:szCs w:val="24"/></w:rPr></w:pPr></w:p></w:tc><w:tc><w:tcPr><w:tcW w:w="393" w:type="dxa"/></w:tcPr><w:p><w:pPr><w:pStyle w:val="a3"/><w:tabs><w:tab w:val="left" w:pos="2694"/></w:tabs><w:ind w:left="0" w:right="-17"/><w:jc w:val="center"/><w:rPr><w:rFonts w:ascii="Times New Roman" w:hAnsi="Times New Roman" w:cs="Times New Roman"/><w:color w:val="808080" w:themeColor="background1" w:themeShade="80"/><w:sz w:val="20"/><w:szCs w:val="24"/></w:rPr></w:pPr></w:p></w:tc><w:tc><w:tcPr><w:tcW w:w="3266" w:type="dxa"/><w:tcBorders><w:bottom w:val="single" w:sz="4" w:space="0" w:color="auto"/></w:tcBorders></w:tcPr><w:p><w:pPr><w:pStyle w:val="a3"/><w:tabs><w:tab w:val="left" w:pos="851"/><w:tab w:val="left" w:pos="2694"/></w:tabs><w:ind w:left="0" w:right="-17"/><w:jc w:val="center"/><w:rPr><w:rFonts w:ascii="Times New Roman" w:hAnsi="Times New Roman" w:cs="Times New Roman"/><w:color w:val="808080" w:themeColor="background1" w:themeShade="80"/><w:sz w:val="20"/><w:szCs w:val="24"/></w:rPr></w:pPr></w:p></w:tc></w:tr><w:tr><w:trPr><w:trHeight w:val="567"/></w:trPr><w:tc><w:tcPr><w:tcW w:w="4453" w:type="dxa"/><w:vAlign w:val="center"/></w:tcPr><w:p><w:pPr><w:pStyle w:val="a3"/><w:tabs><w:tab w:val="left" w:pos="0"/></w:tabs><w:ind w:left="0" w:right="-121"/><w:rPr><w:rFonts w:ascii="Times New Roman" w:hAnsi="Times New Roman" w:cs="Times New Roman"/><w:sz w:val="24"/><w:szCs w:val="24"/></w:rPr></w:pPr></w:p></w:tc><w:tc><w:tcPr><w:tcW w:w="393" w:type="dxa"/></w:tcPr><w:p><w:pPr><w:pStyle w:val="a3"/><w:tabs><w:tab w:val="left" w:pos="851"/><w:tab w:val="left" w:pos="2694"/></w:tabs><w:ind w:left="0" w:right="-17"/><w:jc w:val="center"/><w:rPr><w:rFonts w:ascii="Times New Roman" w:hAnsi="Times New Roman" w:cs="Times New Roman"/><w:color w:val="808080" w:themeColor="background1" w:themeShade="80"/><w:sz w:val="24"/><w:szCs w:val="24"/></w:rPr></w:pPr></w:p></w:tc><w:tc><w:tcPr><w:tcW w:w="3595" w:type="dxa"/><w:tcBorders><w:top w:val="single" w:sz="4" w:space="0" w:color="auto"/></w:tcBorders><w:shd w:val="clear" w:color="auto" w:fill="auto"/></w:tcPr><w:p><w:pPr><w:pStyle w:val="a3"/><w:tabs><w:tab w:val="left" w:pos="851"/><w:tab w:val="left" w:pos="2694"/></w:tabs><w:ind w:left="0" w:right="-17"/><w:jc w:val="center"/><w:rPr><w:rFonts w:ascii="Times New Roman" w:hAnsi="Times New Roman" w:cs="Times New Roman"/><w:color w:val="808080" w:themeColor="background1" w:themeShade="80"/><w:sz w:val="20"/><w:szCs w:val="24"/></w:rPr></w:pPr><w:r><w:rPr><w:rFonts w:ascii="Times New Roman" w:hAnsi="Times New Roman" w:cs="Times New Roman"/><w:color w:val="808080" w:themeColor="background1" w:themeShade="80"/><w:sz w:val="20"/><w:szCs w:val="24"/></w:rPr><w:t>(должность)</w:t></w:r></w:p></w:tc><w:tc><w:tcPr><w:tcW w:w="393" w:type="dxa"/></w:tcPr><w:p><w:pPr><w:pStyle w:val="a3"/><w:tabs><w:tab w:val="left" w:pos="851"/><w:tab w:val="left" w:pos="2694"/></w:tabs><w:ind w:left="0" w:right="-17"/><w:jc w:val="center"/><w:rPr><w:rFonts w:ascii="Times New Roman" w:hAnsi="Times New Roman" w:cs="Times New Roman"/><w:color w:val="808080" w:themeColor="background1" w:themeShade="80"/><w:sz w:val="20"/><w:szCs w:val="24"/></w:rPr></w:pPr></w:p></w:tc><w:tc><w:tcPr><w:tcW w:w="3304" w:type="dxa"/><w:tcBorders><w:top w:val="single" w:sz="4" w:space="0" w:color="auto"/></w:tcBorders></w:tcPr><w:p><w:pPr><w:pStyle w:val="a3"/><w:tabs><w:tab w:val="left" w:pos="851"/><w:tab w:val="left" w:pos="2694"/></w:tabs><w:ind w:left="0" w:right="-17"/><w:jc w:val="center"/><w:rPr><w:rFonts w:ascii="Times New Roman" w:hAnsi="Times New Roman" w:cs="Times New Roman"/><w:color w:val="808080" w:themeColor="background1" w:themeShade="80"/><w:sz w:val="20"/><w:szCs w:val="24"/></w:rPr></w:pPr><w:r><w:rPr><w:rFonts w:ascii="Times New Roman" w:hAnsi="Times New Roman" w:cs="Times New Roman"/><w:color w:val="808080" w:themeColor="background1" w:themeShade="80"/><w:sz w:val="20"/><w:szCs w:val="24"/></w:rPr><w:t>(подпись)</w:t></w:r></w:p></w:tc><w:tc><w:tcPr><w:tcW w:w="393" w:type="dxa"/></w:tcPr><w:p><w:pPr><w:pStyle w:val="a3"/><w:tabs><w:tab w:val="left" w:pos="2694"/></w:tabs><w:ind w:left="0" w:right="-17"/><w:jc w:val="center"/><w:rPr><w:rFonts w:ascii="Times New Roman" w:hAnsi="Times New Roman" w:cs="Times New Roman"/><w:color w:val="808080" w:themeColor="background1" w:themeShade="80"/><w:sz w:val="20"/><w:szCs w:val="24"/></w:rPr></w:pPr></w:p></w:tc><w:tc><w:tcPr><w:tcW w:w="3266" w:type="dxa"/><w:tcBorders><w:top w:val="single" w:sz="4" w:space="0" w:color="auto"/></w:tcBorders></w:tcPr><w:p><w:pPr><w:pStyle w:val="a3"/><w:tabs><w:tab w:val="left" w:pos="851"/><w:tab w:val="left" w:pos="2694"/></w:tabs><w:ind w:left="0" w:right="-17"/><w:jc w:val="center"/><w:rPr><w:rFonts w:ascii="Times New Roman" w:hAnsi="Times New Roman" w:cs="Times New Roman"/><w:color w:val="808080" w:themeColor="background1" w:themeShade="80"/><w:sz w:val="20"/><w:szCs w:val="24"/></w:rPr></w:pPr><w:r><w:rPr><w:rFonts w:ascii="Times New Roman" w:hAnsi="Times New Roman" w:cs="Times New Roman"/><w:color w:val="808080" w:themeColor="background1" w:themeShade="80"/><w:sz w:val="20"/><w:szCs w:val="24"/></w:rPr><w:t>(Ф.И.О)</w:t></w:r></w:p></w:tc></w:tr></w:tbl><w:p><w:pPr><w:pStyle w:val="a3"/><w:tabs><w:tab w:val="left" w:pos="851"/></w:tabs><w:spacing w:after="0" w:line="240" w:lineRule="auto"/><w:ind w:left="0"/><w:rPr><w:rFonts w:ascii="Times New Roman" w:hAnsi="Times New Roman" w:cs="Times New Roman"/><w:sz w:val="24"/><w:szCs w:val="24"/></w:rPr></w:pPr></w:p><w:sectPr><w:pgSz w:w="16838" w:h="11906" w:orient="landscape"/><w:pgMar w:top="567" w:right="678" w:bottom="568" w:left="567" w:header="708" w:footer="708" w:gutter="0"/><w:cols w:space="708"/><w:docGrid w:linePitch="360"/></w:sectPr></w:body></w:document>
+<file path=word/document.xml><?xml version="1.0" encoding="utf-8"?>
+<w:document xmlns:wpc="http://schemas.microsoft.com/office/word/2010/wordprocessingCanvas" xmlns:cx="http://schemas.microsoft.com/office/drawing/2014/chartex" xmlns:cx1="http://schemas.microsoft.com/office/drawing/2015/9/8/chartex" xmlns:cx2="http://schemas.microsoft.com/office/drawing/2015/10/21/chartex" xmlns:cx3="http://schemas.microsoft.com/office/drawing/2016/5/9/chartex" xmlns:cx4="http://schemas.microsoft.com/office/drawing/2016/5/10/chartex" xmlns:cx5="http://schemas.microsoft.com/office/drawing/2016/5/11/chartex" xmlns:cx6="http://schemas.microsoft.com/office/drawing/2016/5/12/chartex" xmlns:cx7="http://schemas.microsoft.com/office/drawing/2016/5/13/chartex" xmlns:cx8="http://schemas.microsoft.com/office/drawing/2016/5/14/chartex" xmlns:mc="http://schemas.openxmlformats.org/markup-compatibility/2006" xmlns:aink="http://schemas.microsoft.com/office/drawing/2016/ink" xmlns:am3d="http://schemas.microsoft.com/office/drawing/2017/model3d" xmlns:o="urn:schemas-microsoft-com:office:office" xmlns:oel="http://schemas.microsoft.com/office/2019/extlst" xmlns:r="http://schemas.openxmlformats.org/officeDocument/2006/relationships" xmlns:m="http://schemas.openxmlformats.org/officeDocument/2006/math" xmlns:v="urn:schemas-microsoft-com:vml" xmlns:wp14="http://schemas.microsoft.com/office/word/2010/wordprocessingDrawing" xmlns:wp="http://schemas.openxmlformats.org/drawingml/2006/wordprocessingDrawing" xmlns:w10="urn:schemas-microsoft-com:office:word" xmlns:w="http://schemas.openxmlformats.org/wordprocessingml/2006/main" xmlns:w14="http://schemas.microsoft.com/office/word/2010/wordml" xmlns:w15="http://schemas.microsoft.com/office/word/2012/wordml" xmlns:w16cex="http://schemas.microsoft.com/office/word/2018/wordml/cex" xmlns:w16cid="http://schemas.microsoft.com/office/word/2016/wordml/cid" xmlns:w16="http://schemas.microsoft.com/office/word/2018/wordml" xmlns:w16du="http://schemas.microsoft.com/office/word/2023/wordml/word16du" xmlns:w16sdtdh="http://schemas.microsoft.com/office/word/2020/wordml/sdtdatahash" xmlns:w16se="http://schemas.microsoft.com/office/word/2015/wordml/symex" xmlns:wpg="http://schemas.microsoft.com/office/word/2010/wordprocessingGroup" xmlns:wpi="http://schemas.microsoft.com/office/word/2010/wordprocessingInk" xmlns:wne="http://schemas.microsoft.com/office/word/2006/wordml" xmlns:wps="http://schemas.microsoft.com/office/word/2010/wordprocessingShape" mc:Ignorable="w14 w15 w16se w16cid w16 w16cex w16sdtdh w16du wp14">
+  <w:body>
+    <w:p>
+      <w:pPr>
+        <w:spacing w:after="0" w:line="360" w:lineRule="auto"/>
+        <w:jc w:val="center"/>
+        <w:rPr>
+          <w:rFonts w:ascii="Times New Roman" w:hAnsi="Times New Roman" w:cs="Times New Roman"/>
+          <w:b/>
+          <w:sz w:val="28"/>
+          <w:szCs w:val="28"/>
+        </w:rPr>
+      </w:pPr>
+      <w:r>
+        <w:rPr>
+          <w:rFonts w:ascii="Times New Roman" w:hAnsi="Times New Roman" w:cs="Times New Roman"/>
+          <w:b/>
+          <w:bCs/>
+          <w:sz w:val="28"/>
+          <w:szCs w:val="28"/>
+        </w:rPr>
+        <w:t xml:space="preserve">ЗАКЛЮЧЕНИЕ </w:t>
+      </w:r>
+      <w:r>
+        <w:rPr>
+          <w:rFonts w:ascii="Times New Roman" w:hAnsi="Times New Roman" w:cs="Times New Roman"/>
+          <w:b/>
+          <w:bCs/>
+          <w:sz w:val="28"/>
+          <w:szCs w:val="28"/>
+        </w:rPr>
+        <w:t xml:space="preserve">№ </w:t>
+      </w:r>
+      <w:r>
+        <w:rPr>
+          <w:rFonts w:ascii="Times New Roman" w:hAnsi="Times New Roman" w:cs="Times New Roman"/>
+          <w:b/>
+          <w:bCs/>
+          <w:sz w:val="28"/>
+          <w:szCs w:val="28"/>
+        </w:rPr>
+        <w:t xml:space="preserve">{{ZAK_NUM}}</w:t>
+      </w:r>
+    </w:p>
+    <w:p>
+      <w:pPr>
+        <w:spacing w:after="0" w:line="360" w:lineRule="auto"/>
+        <w:jc w:val="center"/>
+        <w:rPr>
+          <w:rFonts w:ascii="Times New Roman" w:hAnsi="Times New Roman" w:cs="Times New Roman"/>
+          <w:sz w:val="24"/>
+          <w:szCs w:val="24"/>
+        </w:rPr>
+      </w:pPr>
+      <w:r>
+        <w:rPr>
+          <w:rFonts w:ascii="Times New Roman" w:hAnsi="Times New Roman" w:cs="Times New Roman"/>
+          <w:sz w:val="24"/>
+          <w:szCs w:val="24"/>
+        </w:rPr>
+        <w:t>экспертной комиссии по проведению экспертизы на соответствие</w:t>
+      </w:r>
+      <w:r>
+        <w:rPr>
+          <w:rFonts w:ascii="Times New Roman" w:hAnsi="Times New Roman" w:cs="Times New Roman"/>
+          <w:sz w:val="24"/>
+          <w:szCs w:val="24"/>
+        </w:rPr>
+        <w:t xml:space="preserve"> </w:t>
+      </w:r>
+      <w:r>
+        <w:rPr>
+          <w:rFonts w:ascii="Times New Roman" w:hAnsi="Times New Roman" w:cs="Times New Roman"/>
+          <w:sz w:val="24"/>
+          <w:szCs w:val="24"/>
+        </w:rPr>
+        <w:t>результатов закупки условиям муниципального контракта</w:t>
+      </w:r>
+    </w:p>
+    <w:p>
+      <w:pPr>
+        <w:tabs>
+          <w:tab w:val="left" w:pos="12616"/>
+        </w:tabs>
+        <w:spacing w:after="0" w:line="360" w:lineRule="auto"/>
+        <w:rPr>
+          <w:rFonts w:ascii="Times New Roman" w:hAnsi="Times New Roman" w:cs="Times New Roman"/>
+          <w:sz w:val="24"/>
+          <w:szCs w:val="24"/>
+        </w:rPr>
+      </w:pPr>
+      <w:r>
+        <w:rPr>
+          <w:rFonts w:ascii="Times New Roman" w:hAnsi="Times New Roman" w:cs="Times New Roman"/>
+          <w:sz w:val="24"/>
+          <w:szCs w:val="24"/>
+        </w:rPr>
+        <w:t xml:space="preserve">г. Красногорск </w:t>
+      </w:r>
+      <w:r>
+        <w:rPr>
+          <w:rFonts w:ascii="Times New Roman" w:hAnsi="Times New Roman" w:cs="Times New Roman"/>
+          <w:sz w:val="24"/>
+          <w:szCs w:val="24"/>
+        </w:rPr>
+        <w:t xml:space="preserve">                                                                                                                                                                                            «</w:t>
+      </w:r>
+      <w:r>
+        <w:rPr>
+          <w:rFonts w:ascii="Times New Roman" w:hAnsi="Times New Roman" w:cs="Times New Roman"/>
+          <w:sz w:val="24"/>
+          <w:szCs w:val="24"/>
+        </w:rPr>
+        <w:t xml:space="preserve">{{ZAK_DAY}}</w:t>
+      </w:r>
+      <w:r>
+        <w:rPr>
+          <w:rFonts w:ascii="Times New Roman" w:hAnsi="Times New Roman" w:cs="Times New Roman"/>
+          <w:sz w:val="24"/>
+          <w:szCs w:val="24"/>
+        </w:rPr>
+        <w:t xml:space="preserve">» </w:t>
+      </w:r>
+      <w:r>
+        <w:rPr>
+          <w:rFonts w:ascii="Times New Roman" w:hAnsi="Times New Roman" w:cs="Times New Roman"/>
+          <w:sz w:val="24"/>
+          <w:szCs w:val="24"/>
+        </w:rPr>
+        <w:t xml:space="preserve">{{ZAK_MONTH}} </w:t>
+      </w:r>
+      <w:r>
+        <w:rPr>
+          <w:rFonts w:ascii="Times New Roman" w:hAnsi="Times New Roman" w:cs="Times New Roman"/>
+          <w:sz w:val="24"/>
+          <w:szCs w:val="24"/>
+        </w:rPr>
+        <w:t>202</w:t>
+      </w:r>
+      <w:r>
+        <w:rPr>
+          <w:rFonts w:ascii="Times New Roman" w:hAnsi="Times New Roman" w:cs="Times New Roman"/>
+          <w:sz w:val="24"/>
+          <w:szCs w:val="24"/>
+        </w:rPr>
+        <w:t>6</w:t>
+      </w:r>
+      <w:r>
+        <w:rPr>
+          <w:rFonts w:ascii="Times New Roman" w:hAnsi="Times New Roman" w:cs="Times New Roman"/>
+          <w:sz w:val="24"/>
+          <w:szCs w:val="24"/>
+        </w:rPr>
+        <w:t xml:space="preserve"> г.</w:t>
+      </w:r>
+    </w:p>
+    <w:p>
+      <w:pPr>
+        <w:pStyle w:val="a3"/>
+        <w:numPr>
+          <w:ilvl w:val="0"/>
+          <w:numId w:val="3"/>
+        </w:numPr>
+        <w:autoSpaceDE w:val="0"/>
+        <w:spacing w:after="0" w:line="360" w:lineRule="auto"/>
+        <w:ind w:hanging="900"/>
+        <w:rPr>
+          <w:rFonts w:ascii="Times New Roman" w:hAnsi="Times New Roman" w:cs="Times New Roman"/>
+          <w:sz w:val="24"/>
+          <w:szCs w:val="24"/>
+        </w:rPr>
+      </w:pPr>
+      <w:r>
+        <w:rPr>
+          <w:rFonts w:ascii="Times New Roman" w:hAnsi="Times New Roman" w:cs="Times New Roman"/>
+          <w:sz w:val="24"/>
+          <w:szCs w:val="24"/>
+        </w:rPr>
+        <w:t xml:space="preserve">Контракт № {{CONTRACT_NUM}} от</w:t>
+      </w:r>
+      <w:r>
+        <w:rPr>
+          <w:rFonts w:ascii="Times New Roman" w:hAnsi="Times New Roman" w:cs="Times New Roman"/>
+          <w:sz w:val="24"/>
+          <w:szCs w:val="24"/>
+        </w:rPr>
+        <w:t xml:space="preserve"> {{CONTRACT_DATE}}</w:t>
+      </w:r>
+      <w:proofErr w:type="gramStart"/>
+      <w:r>
+        <w:rPr>
+          <w:rFonts w:ascii="Times New Roman" w:hAnsi="Times New Roman" w:cs="Times New Roman"/>
+          <w:sz w:val="24"/>
+          <w:szCs w:val="24"/>
+        </w:rPr>
+        <w:t xml:space="preserve"/>
+      </w:r>
+      <w:r>
+        <w:rPr>
+          <w:rFonts w:ascii="Times New Roman" w:hAnsi="Times New Roman" w:cs="Times New Roman"/>
+          <w:sz w:val="24"/>
+          <w:szCs w:val="24"/>
+        </w:rPr>
+        <w:t xml:space="preserve"/>
+      </w:r>
+      <w:proofErr w:type="gramEnd"/>
+      <w:r>
+        <w:rPr>
+          <w:rFonts w:ascii="Times New Roman" w:hAnsi="Times New Roman" w:cs="Times New Roman"/>
+          <w:sz w:val="24"/>
+          <w:szCs w:val="24"/>
+        </w:rPr>
+        <w:t xml:space="preserve"/>
+      </w:r>
+      <w:r>
+        <w:rPr>
+          <w:rFonts w:ascii="Times New Roman" w:hAnsi="Times New Roman" w:cs="Times New Roman"/>
+          <w:sz w:val="24"/>
+          <w:szCs w:val="24"/>
+        </w:rPr>
+        <w:t xml:space="preserve"/>
+      </w:r>
+      <w:r>
+        <w:rPr>
+          <w:rFonts w:ascii="Times New Roman" w:hAnsi="Times New Roman" w:cs="Times New Roman"/>
+          <w:sz w:val="24"/>
+          <w:szCs w:val="24"/>
+        </w:rPr>
+        <w:t xml:space="preserve">. </w:t>
+      </w:r>
+      <w:r>
+        <w:rPr>
+          <w:rFonts w:ascii="Times New Roman" w:hAnsi="Times New Roman" w:cs="Times New Roman"/>
+          <w:sz w:val="24"/>
+          <w:szCs w:val="24"/>
+        </w:rPr>
+        <w:t xml:space="preserve">{{SUBJECT}}</w:t>
+      </w:r>
+      <w:r>
+        <w:rPr>
+          <w:rFonts w:ascii="Times New Roman" w:hAnsi="Times New Roman" w:cs="Times New Roman"/>
+          <w:sz w:val="24"/>
+          <w:szCs w:val="24"/>
+        </w:rPr>
+        <w:t xml:space="preserve"/>
+      </w:r>
+      <w:r>
+        <w:rPr>
+          <w:rFonts w:ascii="Times New Roman" w:hAnsi="Times New Roman" w:cs="Times New Roman"/>
+          <w:sz w:val="24"/>
+          <w:szCs w:val="24"/>
+        </w:rPr>
+        <w:t xml:space="preserve"/>
+      </w:r>
+      <w:r>
+        <w:rPr>
+          <w:rFonts w:ascii="Times New Roman" w:hAnsi="Times New Roman" w:cs="Times New Roman"/>
+          <w:sz w:val="24"/>
+          <w:szCs w:val="24"/>
+        </w:rPr>
+        <w:t>;</w:t>
+      </w:r>
+    </w:p>
+    <w:p>
+      <w:pPr>
+        <w:pStyle w:val="a3"/>
+        <w:numPr>
+          <w:ilvl w:val="0"/>
+          <w:numId w:val="3"/>
+        </w:numPr>
+        <w:autoSpaceDE w:val="0"/>
+        <w:spacing w:after="0" w:line="360" w:lineRule="auto"/>
+        <w:ind w:hanging="900"/>
+        <w:rPr>
+          <w:rFonts w:ascii="Times New Roman" w:hAnsi="Times New Roman" w:cs="Times New Roman"/>
+          <w:iCs/>
+          <w:sz w:val="24"/>
+          <w:szCs w:val="24"/>
+        </w:rPr>
+      </w:pPr>
+      <w:r>
+        <w:rPr>
+          <w:rFonts w:ascii="Times New Roman" w:hAnsi="Times New Roman" w:cs="Times New Roman"/>
+          <w:sz w:val="24"/>
+          <w:szCs w:val="24"/>
+        </w:rPr>
+        <w:t xml:space="preserve">Наименование исполнителя: </w:t>
+      </w:r>
+      <w:r>
+        <w:rPr>
+          <w:rFonts w:ascii="Times New Roman" w:eastAsia="Times New Roman" w:hAnsi="Times New Roman" w:cs="Times New Roman"/>
+          <w:sz w:val="24"/>
+          <w:szCs w:val="24"/>
+          <w:lang w:eastAsia="ar-SA"/>
+        </w:rPr>
+        <w:t xml:space="preserve">{{EXECUTOR}}</w:t>
+      </w:r>
+    </w:p>
+    <w:p>
+      <w:pPr>
+        <w:pStyle w:val="a3"/>
+        <w:numPr>
+          <w:ilvl w:val="0"/>
+          <w:numId w:val="3"/>
+        </w:numPr>
+        <w:tabs>
+          <w:tab w:val="left" w:pos="0"/>
+        </w:tabs>
+        <w:spacing w:after="0" w:line="360" w:lineRule="auto"/>
+        <w:ind w:hanging="900"/>
+        <w:rPr>
+          <w:rFonts w:ascii="Times New Roman" w:hAnsi="Times New Roman" w:cs="Times New Roman"/>
+          <w:sz w:val="24"/>
+          <w:szCs w:val="24"/>
+        </w:rPr>
+      </w:pPr>
+      <w:r>
+        <w:rPr>
+          <w:rFonts w:ascii="Times New Roman" w:hAnsi="Times New Roman" w:cs="Times New Roman"/>
+          <w:sz w:val="24"/>
+          <w:szCs w:val="24"/>
+        </w:rPr>
+        <w:t xml:space="preserve">Место нахождения, </w:t>
+      </w:r>
+      <w:r>
+        <w:rPr>
+          <w:rFonts w:ascii="Times New Roman" w:hAnsi="Times New Roman" w:cs="Times New Roman"/>
+          <w:sz w:val="24"/>
+          <w:szCs w:val="24"/>
+        </w:rPr>
+        <w:t>адрес:</w:t>
+      </w:r>
+      <w:r>
+        <w:rPr>
+          <w:rFonts w:ascii="Times New Roman" w:eastAsia="Times New Roman" w:hAnsi="Times New Roman" w:cs="Times New Roman"/>
+          <w:sz w:val="24"/>
+          <w:szCs w:val="24"/>
+          <w:lang w:eastAsia="ar-SA"/>
+        </w:rPr>
+        <w:t xml:space="preserve"> </w:t>
+      </w:r>
+      <w:r>
+        <w:rPr>
+          <w:rFonts w:ascii="Times New Roman" w:hAnsi="Times New Roman" w:cs="Times New Roman"/>
+          <w:sz w:val="24"/>
+          <w:szCs w:val="24"/>
+        </w:rPr>
+        <w:t xml:space="preserve">{{ADDRESS}}</w:t>
+      </w:r>
+    </w:p>
+    <w:p>
+      <w:pPr>
+        <w:pStyle w:val="a3"/>
+        <w:numPr>
+          <w:ilvl w:val="0"/>
+          <w:numId w:val="3"/>
+        </w:numPr>
+        <w:tabs>
+          <w:tab w:val="left" w:pos="0"/>
+        </w:tabs>
+        <w:spacing w:after="0" w:line="360" w:lineRule="auto"/>
+        <w:ind w:left="0" w:firstLine="0"/>
+        <w:rPr>
+          <w:rFonts w:ascii="Times New Roman" w:hAnsi="Times New Roman" w:cs="Times New Roman"/>
+          <w:sz w:val="24"/>
+          <w:szCs w:val="24"/>
+        </w:rPr>
+      </w:pPr>
+      <w:r>
+        <w:rPr>
+          <w:rFonts w:ascii="Times New Roman" w:hAnsi="Times New Roman" w:cs="Times New Roman"/>
+          <w:sz w:val="24"/>
+          <w:szCs w:val="24"/>
+        </w:rPr>
+        <w:t xml:space="preserve">   </w:t>
+      </w:r>
+      <w:r>
+        <w:rPr>
+          <w:rFonts w:ascii="Times New Roman" w:hAnsi="Times New Roman" w:cs="Times New Roman"/>
+          <w:sz w:val="24"/>
+          <w:szCs w:val="24"/>
+        </w:rPr>
+        <w:t>Информация об исполнении Контракта, в том числе о промежуточных результатах исполнения Контракта оказания услуг:</w:t>
+      </w:r>
+    </w:p>
+    <w:tbl>
+      <w:tblPr>
+        <w:tblStyle w:val="a4"/>
+        <w:tblW w:w="15965" w:type="dxa"/>
+        <w:tblLayout w:type="fixed"/>
+        <w:tblLook w:val="04A0" w:firstRow="1" w:lastRow="0" w:firstColumn="1" w:lastColumn="0" w:noHBand="0" w:noVBand="1"/>
+      </w:tblPr>
+      <w:tblGrid>
+        <w:gridCol w:w="455"/>
+        <w:gridCol w:w="5777"/>
+        <w:gridCol w:w="1560"/>
+        <w:gridCol w:w="1701"/>
+        <w:gridCol w:w="1701"/>
+        <w:gridCol w:w="1559"/>
+        <w:gridCol w:w="1559"/>
+        <w:gridCol w:w="1653"/>
+      </w:tblGrid>
+      <w:tr>
+        <w:trPr>
+          <w:trHeight w:val="1229"/>
+        </w:trPr>
+        <w:tc>
+          <w:tcPr>
+            <w:tcW w:w="455" w:type="dxa"/>
+            <w:vAlign w:val="center"/>
+          </w:tcPr>
+          <w:p>
+            <w:pPr>
+              <w:tabs>
+                <w:tab w:val="left" w:pos="851"/>
+              </w:tabs>
+              <w:jc w:val="center"/>
+              <w:rPr>
+                <w:rFonts w:ascii="Times New Roman" w:hAnsi="Times New Roman" w:cs="Times New Roman"/>
+                <w:b/>
+                <w:sz w:val="24"/>
+                <w:szCs w:val="24"/>
+              </w:rPr>
+            </w:pPr>
+            <w:r>
+              <w:rPr>
+                <w:rFonts w:ascii="Times New Roman" w:hAnsi="Times New Roman" w:cs="Times New Roman"/>
+                <w:b/>
+                <w:sz w:val="24"/>
+                <w:szCs w:val="24"/>
+              </w:rPr>
+              <w:t>№</w:t>
+            </w:r>
+          </w:p>
+        </w:tc>
+        <w:tc>
+          <w:tcPr>
+            <w:tcW w:w="5777" w:type="dxa"/>
+            <w:vAlign w:val="center"/>
+          </w:tcPr>
+          <w:p>
+            <w:pPr>
+              <w:tabs>
+                <w:tab w:val="left" w:pos="851"/>
+              </w:tabs>
+              <w:jc w:val="center"/>
+              <w:rPr>
+                <w:rFonts w:ascii="Times New Roman" w:hAnsi="Times New Roman" w:cs="Times New Roman"/>
+                <w:sz w:val="24"/>
+                <w:szCs w:val="24"/>
+              </w:rPr>
+            </w:pPr>
+            <w:r>
+              <w:rPr>
+                <w:rFonts w:ascii="Times New Roman" w:hAnsi="Times New Roman" w:cs="Times New Roman"/>
+                <w:sz w:val="24"/>
+                <w:szCs w:val="24"/>
+              </w:rPr>
+              <w:t>Наименование оказываемых услуг</w:t>
+            </w:r>
+          </w:p>
+        </w:tc>
+        <w:tc>
+          <w:tcPr>
+            <w:tcW w:w="1560" w:type="dxa"/>
+          </w:tcPr>
+          <w:p>
+            <w:pPr>
+              <w:tabs>
+                <w:tab w:val="left" w:pos="851"/>
+              </w:tabs>
+              <w:ind w:left="-108" w:right="-108"/>
+              <w:jc w:val="center"/>
+              <w:rPr>
+                <w:rFonts w:ascii="Times New Roman" w:hAnsi="Times New Roman" w:cs="Times New Roman"/>
+                <w:sz w:val="24"/>
+                <w:szCs w:val="24"/>
+              </w:rPr>
+            </w:pPr>
+            <w:r>
+              <w:rPr>
+                <w:rFonts w:ascii="Times New Roman" w:hAnsi="Times New Roman" w:cs="Times New Roman"/>
+                <w:sz w:val="24"/>
+                <w:szCs w:val="24"/>
+              </w:rPr>
+              <w:t>Объем оказания услуг согласно Контракту</w:t>
+            </w:r>
+          </w:p>
+        </w:tc>
+        <w:tc>
+          <w:tcPr>
+            <w:tcW w:w="1701" w:type="dxa"/>
+          </w:tcPr>
+          <w:p>
+            <w:pPr>
+              <w:tabs>
+                <w:tab w:val="left" w:pos="851"/>
+              </w:tabs>
+              <w:ind w:left="-108" w:right="-108"/>
+              <w:jc w:val="center"/>
+              <w:rPr>
+                <w:rFonts w:ascii="Times New Roman" w:hAnsi="Times New Roman" w:cs="Times New Roman"/>
+                <w:sz w:val="24"/>
+                <w:szCs w:val="24"/>
+              </w:rPr>
+            </w:pPr>
+            <w:r>
+              <w:rPr>
+                <w:rFonts w:ascii="Times New Roman" w:hAnsi="Times New Roman" w:cs="Times New Roman"/>
+                <w:sz w:val="24"/>
+                <w:szCs w:val="24"/>
+              </w:rPr>
+              <w:t>Объем оказания услуг за указанный период</w:t>
+            </w:r>
+          </w:p>
+        </w:tc>
+        <w:tc>
+          <w:tcPr>
+            <w:tcW w:w="1701" w:type="dxa"/>
+          </w:tcPr>
+          <w:p>
+            <w:pPr>
+              <w:ind w:left="-108" w:right="-108"/>
+              <w:jc w:val="center"/>
+              <w:rPr>
+                <w:rFonts w:ascii="Times New Roman" w:hAnsi="Times New Roman" w:cs="Times New Roman"/>
+                <w:sz w:val="24"/>
+                <w:szCs w:val="24"/>
+              </w:rPr>
+            </w:pPr>
+            <w:r>
+              <w:rPr>
+                <w:rFonts w:ascii="Times New Roman" w:hAnsi="Times New Roman" w:cs="Times New Roman"/>
+                <w:sz w:val="24"/>
+                <w:szCs w:val="24"/>
+              </w:rPr>
+              <w:t>Объем оказания услуг по факту за указанный период</w:t>
+            </w:r>
+          </w:p>
+        </w:tc>
+        <w:tc>
+          <w:tcPr>
+            <w:tcW w:w="1559" w:type="dxa"/>
+          </w:tcPr>
+          <w:p>
+            <w:pPr>
+              <w:ind w:left="-108" w:right="-108"/>
+              <w:jc w:val="center"/>
+              <w:rPr>
+                <w:rFonts w:ascii="Times New Roman" w:hAnsi="Times New Roman" w:cs="Times New Roman"/>
+                <w:sz w:val="24"/>
+                <w:szCs w:val="24"/>
+              </w:rPr>
+            </w:pPr>
+            <w:r>
+              <w:rPr>
+                <w:rFonts w:ascii="Times New Roman" w:hAnsi="Times New Roman" w:cs="Times New Roman"/>
+                <w:sz w:val="24"/>
+                <w:szCs w:val="24"/>
+              </w:rPr>
+              <w:t xml:space="preserve">Объем </w:t>
+            </w:r>
+            <w:r>
+              <w:rPr>
+                <w:rFonts w:ascii="Times New Roman" w:hAnsi="Times New Roman" w:cs="Times New Roman"/>
+                <w:sz w:val="24"/>
+                <w:szCs w:val="24"/>
+              </w:rPr>
+              <w:t>оказанных</w:t>
+            </w:r>
+            <w:r>
+              <w:rPr>
+                <w:rFonts w:ascii="Times New Roman" w:hAnsi="Times New Roman" w:cs="Times New Roman"/>
+                <w:sz w:val="24"/>
+                <w:szCs w:val="24"/>
+              </w:rPr>
+              <w:t xml:space="preserve"> услуг по факту</w:t>
+            </w:r>
+            <w:r>
+              <w:rPr>
+                <w:rFonts w:ascii="Times New Roman" w:hAnsi="Times New Roman" w:cs="Times New Roman"/>
+                <w:sz w:val="24"/>
+                <w:szCs w:val="24"/>
+              </w:rPr>
+              <w:t xml:space="preserve"> </w:t>
+            </w:r>
+            <w:r>
+              <w:rPr>
+                <w:rFonts w:ascii="Times New Roman" w:hAnsi="Times New Roman" w:cs="Times New Roman"/>
+                <w:sz w:val="24"/>
+                <w:szCs w:val="24"/>
+              </w:rPr>
+              <w:t>оказания услуг</w:t>
+            </w:r>
+          </w:p>
+        </w:tc>
+        <w:tc>
+          <w:tcPr>
+            <w:tcW w:w="1559" w:type="dxa"/>
+          </w:tcPr>
+          <w:p>
+            <w:pPr>
+              <w:tabs>
+                <w:tab w:val="left" w:pos="851"/>
+              </w:tabs>
+              <w:ind w:left="-108" w:right="-108"/>
+              <w:jc w:val="center"/>
+              <w:rPr>
+                <w:rFonts w:ascii="Times New Roman" w:hAnsi="Times New Roman" w:cs="Times New Roman"/>
+                <w:sz w:val="24"/>
+                <w:szCs w:val="24"/>
+              </w:rPr>
+            </w:pPr>
+            <w:r>
+              <w:rPr>
+                <w:rFonts w:ascii="Times New Roman" w:hAnsi="Times New Roman" w:cs="Times New Roman"/>
+                <w:sz w:val="24"/>
+                <w:szCs w:val="24"/>
+              </w:rPr>
+              <w:t>Стоимость оказания услуг за указанный период.</w:t>
+            </w:r>
+          </w:p>
+          <w:p>
+            <w:pPr>
+              <w:tabs>
+                <w:tab w:val="left" w:pos="851"/>
+              </w:tabs>
+              <w:ind w:left="-108" w:right="-108"/>
+              <w:jc w:val="center"/>
+              <w:rPr>
+                <w:rFonts w:ascii="Times New Roman" w:hAnsi="Times New Roman" w:cs="Times New Roman"/>
+                <w:sz w:val="24"/>
+                <w:szCs w:val="24"/>
+              </w:rPr>
+            </w:pPr>
+            <w:r>
+              <w:rPr>
+                <w:rFonts w:ascii="Times New Roman" w:hAnsi="Times New Roman" w:cs="Times New Roman"/>
+                <w:sz w:val="24"/>
+                <w:szCs w:val="24"/>
+              </w:rPr>
+              <w:t>(без НДС)</w:t>
+            </w:r>
+          </w:p>
+        </w:tc>
+        <w:tc>
+          <w:tcPr>
+            <w:tcW w:w="1653" w:type="dxa"/>
+          </w:tcPr>
+          <w:p>
+            <w:pPr>
+              <w:tabs>
+                <w:tab w:val="left" w:pos="851"/>
+              </w:tabs>
+              <w:ind w:left="-108" w:right="-108"/>
+              <w:jc w:val="center"/>
+              <w:rPr>
+                <w:rFonts w:ascii="Times New Roman" w:hAnsi="Times New Roman" w:cs="Times New Roman"/>
+                <w:sz w:val="24"/>
+                <w:szCs w:val="24"/>
+              </w:rPr>
+            </w:pPr>
+            <w:r>
+              <w:rPr>
+                <w:rFonts w:ascii="Times New Roman" w:hAnsi="Times New Roman" w:cs="Times New Roman"/>
+                <w:sz w:val="24"/>
+                <w:szCs w:val="24"/>
+              </w:rPr>
+              <w:t xml:space="preserve">Стоимость </w:t>
+            </w:r>
+            <w:r>
+              <w:rPr>
+                <w:rFonts w:ascii="Times New Roman" w:hAnsi="Times New Roman" w:cs="Times New Roman"/>
+                <w:sz w:val="24"/>
+                <w:szCs w:val="24"/>
+              </w:rPr>
+              <w:t xml:space="preserve">оказанных </w:t>
+            </w:r>
+            <w:r>
+              <w:rPr>
+                <w:rFonts w:ascii="Times New Roman" w:hAnsi="Times New Roman" w:cs="Times New Roman"/>
+                <w:sz w:val="24"/>
+                <w:szCs w:val="24"/>
+              </w:rPr>
+              <w:t xml:space="preserve">услуг </w:t>
+            </w:r>
+            <w:r>
+              <w:rPr>
+                <w:rFonts w:ascii="Times New Roman" w:hAnsi="Times New Roman" w:cs="Times New Roman"/>
+                <w:sz w:val="24"/>
+                <w:szCs w:val="24"/>
+              </w:rPr>
+              <w:t xml:space="preserve">(без </w:t>
+            </w:r>
+            <w:r>
+              <w:rPr>
+                <w:rFonts w:ascii="Times New Roman" w:hAnsi="Times New Roman" w:cs="Times New Roman"/>
+                <w:sz w:val="24"/>
+                <w:szCs w:val="24"/>
+              </w:rPr>
+              <w:t>НДС</w:t>
+            </w:r>
+            <w:r>
+              <w:rPr>
+                <w:rFonts w:ascii="Times New Roman" w:hAnsi="Times New Roman" w:cs="Times New Roman"/>
+                <w:sz w:val="24"/>
+                <w:szCs w:val="24"/>
+              </w:rPr>
+              <w:t>)</w:t>
+            </w:r>
+          </w:p>
+        </w:tc>
+      </w:tr>
+      <w:tr>
+        <w:trPr>
+          <w:trHeight w:val="542"/>
+        </w:trPr>
+        <w:tc>
+          <w:tcPr>
+            <w:tcW w:w="455" w:type="dxa"/>
+            <w:vAlign w:val="center"/>
+          </w:tcPr>
+          <w:p>
+            <w:pPr>
+              <w:tabs>
+                <w:tab w:val="left" w:pos="851"/>
+              </w:tabs>
+              <w:jc w:val="center"/>
+              <w:rPr>
+                <w:rFonts w:ascii="Times New Roman" w:hAnsi="Times New Roman" w:cs="Times New Roman"/>
+                <w:b/>
+                <w:sz w:val="24"/>
+                <w:szCs w:val="24"/>
+              </w:rPr>
+            </w:pPr>
+            <w:r>
+              <w:rPr>
+                <w:rFonts w:ascii="Times New Roman" w:hAnsi="Times New Roman" w:cs="Times New Roman"/>
+                <w:b/>
+                <w:sz w:val="24"/>
+                <w:szCs w:val="24"/>
+              </w:rPr>
+              <w:t>1.</w:t>
+            </w:r>
+          </w:p>
+        </w:tc>
+        <w:tc>
+          <w:tcPr>
+            <w:tcW w:w="5777" w:type="dxa"/>
+            <w:vAlign w:val="center"/>
+          </w:tcPr>
+          <w:p>
+            <w:pPr>
+              <w:rPr>
+                <w:sz w:val="24"/>
+                <w:szCs w:val="24"/>
+              </w:rPr>
+            </w:pPr>
+            <w:r>
+              <w:rPr>
+                <w:rFonts w:ascii="Times New Roman" w:eastAsia="Times New Roman" w:hAnsi="Times New Roman" w:cs="Times New Roman"/>
+                <w:sz w:val="24"/>
+                <w:szCs w:val="24"/>
+                <w:lang w:eastAsia="ar-SA"/>
+              </w:rPr>
+              <w:t xml:space="preserve">{{S_NAME}}</w:t>
+            </w:r>
+          </w:p>
+        </w:tc>
+        <w:tc>
+          <w:tcPr>
+            <w:tcW w:w="1560" w:type="dxa"/>
+            <w:tcBorders>
+              <w:top w:val="single" w:sz="4" w:space="0" w:color="auto"/>
+              <w:left w:val="single" w:sz="4" w:space="0" w:color="auto"/>
+              <w:bottom w:val="single" w:sz="4" w:space="0" w:color="auto"/>
+              <w:right w:val="single" w:sz="4" w:space="0" w:color="auto"/>
+            </w:tcBorders>
+            <w:shd w:val="clear" w:color="auto" w:fill="auto"/>
+            <w:vAlign w:val="center"/>
+          </w:tcPr>
+          <w:p>
+            <w:pPr>
+              <w:autoSpaceDE w:val="0"/>
+              <w:autoSpaceDN w:val="0"/>
+              <w:adjustRightInd w:val="0"/>
+              <w:jc w:val="center"/>
+              <w:rPr>
+                <w:rFonts w:ascii="Times New Roman" w:hAnsi="Times New Roman" w:cs="Times New Roman"/>
+                <w:color w:val="000000"/>
+                <w:sz w:val="24"/>
+                <w:szCs w:val="24"/>
+              </w:rPr>
+            </w:pPr>
+            <w:r>
+              <w:rPr>
+                <w:rFonts w:ascii="Times New Roman" w:eastAsia="Times New Roman" w:hAnsi="Times New Roman" w:cs="Times New Roman"/>
+                <w:sz w:val="24"/>
+                <w:szCs w:val="24"/>
+                <w:lang w:eastAsia="ar-SA"/>
+              </w:rPr>
+              <w:t xml:space="preserve">{{S_VOL_CONTRACT}}</w:t>
+            </w:r>
+          </w:p>
+        </w:tc>
+        <w:tc>
+          <w:tcPr>
+            <w:tcW w:w="1701" w:type="dxa"/>
+            <w:tcBorders>
+              <w:top w:val="single" w:sz="4" w:space="0" w:color="auto"/>
+              <w:left w:val="nil"/>
+              <w:bottom w:val="single" w:sz="4" w:space="0" w:color="auto"/>
+              <w:right w:val="single" w:sz="4" w:space="0" w:color="auto"/>
+            </w:tcBorders>
+            <w:shd w:val="clear" w:color="auto" w:fill="auto"/>
+            <w:vAlign w:val="center"/>
+          </w:tcPr>
+          <w:p>
+            <w:pPr>
+              <w:autoSpaceDE w:val="0"/>
+              <w:autoSpaceDN w:val="0"/>
+              <w:adjustRightInd w:val="0"/>
+              <w:jc w:val="center"/>
+              <w:rPr>
+                <w:rFonts w:ascii="Times New Roman" w:hAnsi="Times New Roman" w:cs="Times New Roman"/>
+                <w:color w:val="000000"/>
+                <w:sz w:val="24"/>
+                <w:szCs w:val="24"/>
+              </w:rPr>
+            </w:pPr>
+            <w:r>
+              <w:rPr>
+                <w:rFonts w:ascii="Times New Roman" w:eastAsia="Times New Roman" w:hAnsi="Times New Roman" w:cs="Times New Roman"/>
+                <w:sz w:val="24"/>
+                <w:szCs w:val="24"/>
+                <w:lang w:eastAsia="ar-SA"/>
+              </w:rPr>
+              <w:t xml:space="preserve">{{S_VOL_PERIOD}}</w:t>
+            </w:r>
+          </w:p>
+        </w:tc>
+        <w:tc>
+          <w:tcPr>
+            <w:tcW w:w="1701" w:type="dxa"/>
+            <w:tcBorders>
+              <w:top w:val="single" w:sz="4" w:space="0" w:color="auto"/>
+              <w:left w:val="nil"/>
+              <w:bottom w:val="single" w:sz="4" w:space="0" w:color="auto"/>
+              <w:right w:val="single" w:sz="4" w:space="0" w:color="auto"/>
+            </w:tcBorders>
+            <w:shd w:val="clear" w:color="auto" w:fill="auto"/>
+            <w:vAlign w:val="center"/>
+          </w:tcPr>
+          <w:p>
+            <w:pPr>
+              <w:autoSpaceDE w:val="0"/>
+              <w:autoSpaceDN w:val="0"/>
+              <w:adjustRightInd w:val="0"/>
+              <w:jc w:val="center"/>
+              <w:rPr>
+                <w:rFonts w:ascii="Times New Roman" w:hAnsi="Times New Roman" w:cs="Times New Roman"/>
+                <w:color w:val="000000"/>
+                <w:sz w:val="24"/>
+                <w:szCs w:val="24"/>
+              </w:rPr>
+            </w:pPr>
+            <w:r>
+              <w:rPr>
+                <w:rFonts w:ascii="Times New Roman" w:eastAsia="Times New Roman" w:hAnsi="Times New Roman" w:cs="Times New Roman"/>
+                <w:sz w:val="24"/>
+                <w:szCs w:val="24"/>
+                <w:lang w:eastAsia="ar-SA"/>
+              </w:rPr>
+              <w:t xml:space="preserve">{{S_VOL_FACT_PERIOD}}</w:t>
+            </w:r>
+          </w:p>
+        </w:tc>
+        <w:tc>
+          <w:tcPr>
+            <w:tcW w:w="1559" w:type="dxa"/>
+            <w:tcBorders>
+              <w:top w:val="single" w:sz="4" w:space="0" w:color="auto"/>
+              <w:left w:val="nil"/>
+              <w:bottom w:val="single" w:sz="4" w:space="0" w:color="auto"/>
+              <w:right w:val="single" w:sz="4" w:space="0" w:color="auto"/>
+            </w:tcBorders>
+            <w:shd w:val="clear" w:color="auto" w:fill="auto"/>
+            <w:vAlign w:val="center"/>
+          </w:tcPr>
+          <w:p>
+            <w:pPr>
+              <w:jc w:val="center"/>
+              <w:rPr>
+                <w:rFonts w:ascii="Times New Roman" w:hAnsi="Times New Roman" w:cs="Times New Roman"/>
+                <w:color w:val="000000"/>
+                <w:sz w:val="24"/>
+              </w:rPr>
+            </w:pPr>
+            <w:r>
+              <w:rPr>
+                <w:rFonts w:ascii="Times New Roman" w:eastAsia="Times New Roman" w:hAnsi="Times New Roman" w:cs="Times New Roman"/>
+                <w:sz w:val="24"/>
+                <w:szCs w:val="24"/>
+                <w:lang w:eastAsia="ar-SA"/>
+              </w:rPr>
+              <w:t xml:space="preserve">{{S_VOL_FACT}}</w:t>
+            </w:r>
+          </w:p>
+        </w:tc>
+        <w:tc>
+          <w:tcPr>
+            <w:tcW w:w="1559" w:type="dxa"/>
+            <w:tcBorders>
+              <w:top w:val="single" w:sz="4" w:space="0" w:color="auto"/>
+              <w:left w:val="nil"/>
+              <w:bottom w:val="single" w:sz="4" w:space="0" w:color="auto"/>
+              <w:right w:val="single" w:sz="4" w:space="0" w:color="auto"/>
+            </w:tcBorders>
+            <w:shd w:val="clear" w:color="auto" w:fill="auto"/>
+            <w:vAlign w:val="center"/>
+          </w:tcPr>
+          <w:p>
+            <w:pPr>
+              <w:jc w:val="center"/>
+              <w:rPr>
+                <w:rFonts w:ascii="Times New Roman" w:hAnsi="Times New Roman" w:cs="Times New Roman"/>
+                <w:color w:val="000000"/>
+                <w:sz w:val="24"/>
+              </w:rPr>
+            </w:pPr>
+            <w:r>
+              <w:rPr>
+                <w:rFonts w:ascii="Times New Roman" w:eastAsia="Times New Roman" w:hAnsi="Times New Roman" w:cs="Times New Roman"/>
+                <w:sz w:val="24"/>
+                <w:szCs w:val="24"/>
+                <w:lang w:eastAsia="ar-SA"/>
+              </w:rPr>
+              <w:t xml:space="preserve">{{S_COST_PERIOD}}</w:t>
+            </w:r>
+          </w:p>
+        </w:tc>
+        <w:tc>
+          <w:tcPr>
+            <w:tcW w:w="1653" w:type="dxa"/>
+            <w:tcBorders>
+              <w:top w:val="single" w:sz="4" w:space="0" w:color="auto"/>
+              <w:left w:val="nil"/>
+              <w:bottom w:val="single" w:sz="4" w:space="0" w:color="auto"/>
+              <w:right w:val="single" w:sz="4" w:space="0" w:color="auto"/>
+            </w:tcBorders>
+            <w:shd w:val="clear" w:color="auto" w:fill="auto"/>
+            <w:vAlign w:val="center"/>
+          </w:tcPr>
+          <w:p>
+            <w:pPr>
+              <w:jc w:val="center"/>
+              <w:rPr>
+                <w:rFonts w:ascii="Times New Roman" w:hAnsi="Times New Roman" w:cs="Times New Roman"/>
+                <w:color w:val="000000"/>
+                <w:sz w:val="24"/>
+              </w:rPr>
+            </w:pPr>
+            <w:r>
+              <w:rPr>
+                <w:rFonts w:ascii="Times New Roman" w:eastAsia="Times New Roman" w:hAnsi="Times New Roman" w:cs="Times New Roman"/>
+                <w:sz w:val="24"/>
+                <w:szCs w:val="24"/>
+                <w:lang w:eastAsia="ar-SA"/>
+              </w:rPr>
+              <w:t xml:space="preserve">{{S_COST_FACT}}</w:t>
+            </w:r>
+          </w:p>
+        </w:tc>
+      </w:tr>
+    </w:tbl>
+    <w:p>
+      <w:pPr>
+        <w:pStyle w:val="a3"/>
+        <w:numPr>
+          <w:ilvl w:val="0"/>
+          <w:numId w:val="3"/>
+        </w:numPr>
+        <w:spacing w:before="120" w:after="0" w:line="360" w:lineRule="auto"/>
+        <w:ind w:left="0" w:firstLine="0"/>
+        <w:rPr>
+          <w:rFonts w:ascii="Times New Roman" w:hAnsi="Times New Roman" w:cs="Times New Roman"/>
+          <w:sz w:val="24"/>
+          <w:szCs w:val="24"/>
+        </w:rPr>
+      </w:pPr>
+      <w:r>
+        <w:rPr>
+          <w:rFonts w:ascii="Times New Roman" w:hAnsi="Times New Roman" w:cs="Times New Roman"/>
+          <w:sz w:val="24"/>
+          <w:szCs w:val="24"/>
+        </w:rPr>
+        <w:t>Отчётная</w:t>
+      </w:r>
+      <w:r>
+        <w:rPr>
+          <w:rFonts w:ascii="Times New Roman" w:hAnsi="Times New Roman" w:cs="Times New Roman"/>
+          <w:sz w:val="24"/>
+          <w:szCs w:val="24"/>
+        </w:rPr>
+        <w:t xml:space="preserve"> документация исполнителя: </w:t>
+      </w:r>
+    </w:p>
+    <w:tbl>
+      <w:tblPr>
+        <w:tblStyle w:val="a4"/>
+        <w:tblW w:w="15940" w:type="dxa"/>
+        <w:tblInd w:w="-5" w:type="dxa"/>
+        <w:tblLook w:val="04A0" w:firstRow="1" w:lastRow="0" w:firstColumn="1" w:lastColumn="0" w:noHBand="0" w:noVBand="1"/>
+      </w:tblPr>
+      <w:tblGrid>
+        <w:gridCol w:w="472"/>
+        <w:gridCol w:w="6915"/>
+        <w:gridCol w:w="1852"/>
+        <w:gridCol w:w="1873"/>
+        <w:gridCol w:w="2484"/>
+        <w:gridCol w:w="2344"/>
+      </w:tblGrid>
+      <w:tr>
+        <w:trPr>
+          <w:trHeight w:val="327"/>
+        </w:trPr>
+        <w:tc>
+          <w:tcPr>
+            <w:tcW w:w="472" w:type="dxa"/>
+            <w:vAlign w:val="center"/>
+          </w:tcPr>
+          <w:p>
+            <w:pPr>
+              <w:pStyle w:val="a3"/>
+              <w:tabs>
+                <w:tab w:val="left" w:pos="851"/>
+              </w:tabs>
+              <w:ind w:left="0"/>
+              <w:jc w:val="center"/>
+              <w:rPr>
+                <w:rFonts w:ascii="Times New Roman" w:hAnsi="Times New Roman" w:cs="Times New Roman"/>
+                <w:b/>
+                <w:sz w:val="24"/>
+                <w:szCs w:val="24"/>
+              </w:rPr>
+            </w:pPr>
+            <w:r>
+              <w:rPr>
+                <w:rFonts w:ascii="Times New Roman" w:hAnsi="Times New Roman" w:cs="Times New Roman"/>
+                <w:b/>
+                <w:sz w:val="24"/>
+                <w:szCs w:val="24"/>
+              </w:rPr>
+              <w:t>№</w:t>
+            </w:r>
+          </w:p>
+        </w:tc>
+        <w:tc>
+          <w:tcPr>
+            <w:tcW w:w="6915" w:type="dxa"/>
+            <w:vAlign w:val="center"/>
+          </w:tcPr>
+          <w:p>
+            <w:pPr>
+              <w:pStyle w:val="a3"/>
+              <w:tabs>
+                <w:tab w:val="left" w:pos="851"/>
+              </w:tabs>
+              <w:ind w:left="0"/>
+              <w:jc w:val="center"/>
+              <w:rPr>
+                <w:rFonts w:ascii="Times New Roman" w:hAnsi="Times New Roman" w:cs="Times New Roman"/>
+                <w:sz w:val="24"/>
+                <w:szCs w:val="24"/>
+              </w:rPr>
+            </w:pPr>
+            <w:r>
+              <w:rPr>
+                <w:rFonts w:ascii="Times New Roman" w:hAnsi="Times New Roman" w:cs="Times New Roman"/>
+                <w:sz w:val="24"/>
+                <w:szCs w:val="24"/>
+              </w:rPr>
+              <w:t>Наименование документа</w:t>
+            </w:r>
+          </w:p>
+        </w:tc>
+        <w:tc>
+          <w:tcPr>
+            <w:tcW w:w="1852" w:type="dxa"/>
+            <w:vAlign w:val="center"/>
+          </w:tcPr>
+          <w:p>
+            <w:pPr>
+              <w:pStyle w:val="a3"/>
+              <w:tabs>
+                <w:tab w:val="left" w:pos="851"/>
+              </w:tabs>
+              <w:ind w:left="0"/>
+              <w:jc w:val="center"/>
+              <w:rPr>
+                <w:rFonts w:ascii="Times New Roman" w:hAnsi="Times New Roman" w:cs="Times New Roman"/>
+                <w:sz w:val="24"/>
+                <w:szCs w:val="24"/>
+              </w:rPr>
+            </w:pPr>
+            <w:r>
+              <w:rPr>
+                <w:rFonts w:ascii="Times New Roman" w:hAnsi="Times New Roman" w:cs="Times New Roman"/>
+                <w:sz w:val="24"/>
+                <w:szCs w:val="24"/>
+              </w:rPr>
+              <w:t>№ документа</w:t>
+            </w:r>
+          </w:p>
+        </w:tc>
+        <w:tc>
+          <w:tcPr>
+            <w:tcW w:w="1873" w:type="dxa"/>
+            <w:vAlign w:val="center"/>
+          </w:tcPr>
+          <w:p>
+            <w:pPr>
+              <w:pStyle w:val="a3"/>
+              <w:tabs>
+                <w:tab w:val="left" w:pos="851"/>
+              </w:tabs>
+              <w:ind w:left="0"/>
+              <w:jc w:val="center"/>
+              <w:rPr>
+                <w:rFonts w:ascii="Times New Roman" w:hAnsi="Times New Roman" w:cs="Times New Roman"/>
+                <w:sz w:val="24"/>
+                <w:szCs w:val="24"/>
+              </w:rPr>
+            </w:pPr>
+            <w:r>
+              <w:rPr>
+                <w:rFonts w:ascii="Times New Roman" w:hAnsi="Times New Roman" w:cs="Times New Roman"/>
+                <w:sz w:val="24"/>
+                <w:szCs w:val="24"/>
+              </w:rPr>
+              <w:t>Дата документа</w:t>
+            </w:r>
+          </w:p>
+        </w:tc>
+        <w:tc>
+          <w:tcPr>
+            <w:tcW w:w="2484" w:type="dxa"/>
+            <w:vAlign w:val="center"/>
+          </w:tcPr>
+          <w:p>
+            <w:pPr>
+              <w:pStyle w:val="a3"/>
+              <w:tabs>
+                <w:tab w:val="left" w:pos="851"/>
+              </w:tabs>
+              <w:ind w:left="0"/>
+              <w:jc w:val="center"/>
+              <w:rPr>
+                <w:rFonts w:ascii="Times New Roman" w:hAnsi="Times New Roman" w:cs="Times New Roman"/>
+                <w:sz w:val="24"/>
+                <w:szCs w:val="24"/>
+              </w:rPr>
+            </w:pPr>
+            <w:r>
+              <w:rPr>
+                <w:rFonts w:ascii="Times New Roman" w:hAnsi="Times New Roman" w:cs="Times New Roman"/>
+                <w:sz w:val="24"/>
+                <w:szCs w:val="24"/>
+              </w:rPr>
+              <w:t>Дата предоставления документа (план)</w:t>
+            </w:r>
+          </w:p>
+        </w:tc>
+        <w:tc>
+          <w:tcPr>
+            <w:tcW w:w="2344" w:type="dxa"/>
+          </w:tcPr>
+          <w:p>
+            <w:pPr>
+              <w:pStyle w:val="a3"/>
+              <w:tabs>
+                <w:tab w:val="left" w:pos="851"/>
+              </w:tabs>
+              <w:ind w:left="0" w:right="-108"/>
+              <w:jc w:val="center"/>
+              <w:rPr>
+                <w:rFonts w:ascii="Times New Roman" w:hAnsi="Times New Roman" w:cs="Times New Roman"/>
+                <w:sz w:val="24"/>
+                <w:szCs w:val="24"/>
+              </w:rPr>
+            </w:pPr>
+            <w:r>
+              <w:rPr>
+                <w:rFonts w:ascii="Times New Roman" w:hAnsi="Times New Roman" w:cs="Times New Roman"/>
+                <w:sz w:val="24"/>
+                <w:szCs w:val="24"/>
+              </w:rPr>
+              <w:t>Дата предоставления документа (факт)</w:t>
+            </w:r>
+          </w:p>
+        </w:tc>
+      </w:tr>
+      <w:tr>
+        <w:trPr>
+          <w:trHeight w:val="375"/>
+        </w:trPr>
+        <w:tc>
+          <w:tcPr>
+            <w:tcW w:w="472" w:type="dxa"/>
+            <w:vAlign w:val="center"/>
+          </w:tcPr>
+          <w:p>
+            <w:pPr>
+              <w:pStyle w:val="a3"/>
+              <w:tabs>
+                <w:tab w:val="left" w:pos="851"/>
+              </w:tabs>
+              <w:ind w:left="0"/>
+              <w:jc w:val="center"/>
+              <w:rPr>
+                <w:rFonts w:ascii="Times New Roman" w:hAnsi="Times New Roman" w:cs="Times New Roman"/>
+                <w:b/>
+                <w:sz w:val="24"/>
+                <w:szCs w:val="24"/>
+              </w:rPr>
+            </w:pPr>
+            <w:r>
+              <w:rPr>
+                <w:rFonts w:ascii="Times New Roman" w:hAnsi="Times New Roman" w:cs="Times New Roman"/>
+                <w:b/>
+                <w:sz w:val="24"/>
+                <w:szCs w:val="24"/>
+              </w:rPr>
+              <w:t>1</w:t>
+            </w:r>
+            <w:r>
+              <w:rPr>
+                <w:rFonts w:ascii="Times New Roman" w:hAnsi="Times New Roman" w:cs="Times New Roman"/>
+                <w:b/>
+                <w:sz w:val="24"/>
+                <w:szCs w:val="24"/>
+              </w:rPr>
+              <w:t>.</w:t>
+            </w:r>
+          </w:p>
+        </w:tc>
+        <w:tc>
+          <w:tcPr>
+            <w:tcW w:w="6915" w:type="dxa"/>
+            <w:vAlign w:val="center"/>
+          </w:tcPr>
+          <w:p>
+            <w:pPr>
+              <w:pStyle w:val="a3"/>
+              <w:tabs>
+                <w:tab w:val="left" w:pos="851"/>
+              </w:tabs>
+              <w:ind w:left="0"/>
+              <w:rPr>
+                <w:rFonts w:ascii="Times New Roman" w:hAnsi="Times New Roman" w:cs="Times New Roman"/>
+                <w:sz w:val="24"/>
+                <w:szCs w:val="24"/>
+              </w:rPr>
+            </w:pPr>
+            <w:r>
+              <w:rPr>
+                <w:rFonts w:ascii="Times New Roman" w:hAnsi="Times New Roman" w:cs="Times New Roman"/>
+                <w:sz w:val="24"/>
+                <w:szCs w:val="24"/>
+              </w:rPr>
+              <w:t>Счёт на оплату</w:t>
+            </w:r>
+          </w:p>
+        </w:tc>
+        <w:tc>
+          <w:tcPr>
+            <w:tcW w:w="1852" w:type="dxa"/>
+            <w:vAlign w:val="center"/>
+          </w:tcPr>
+          <w:p>
+            <w:pPr>
+              <w:pStyle w:val="a3"/>
+              <w:tabs>
+                <w:tab w:val="left" w:pos="851"/>
+              </w:tabs>
+              <w:ind w:left="0"/>
+              <w:jc w:val="center"/>
+              <w:rPr>
+                <w:rFonts w:ascii="Times New Roman" w:hAnsi="Times New Roman" w:cs="Times New Roman"/>
+                <w:color w:val="000000" w:themeColor="text1"/>
+                <w:sz w:val="24"/>
+                <w:szCs w:val="24"/>
+              </w:rPr>
+            </w:pPr>
+            <w:r>
+              <w:rPr>
+                <w:rFonts w:ascii="Times New Roman" w:eastAsia="Times New Roman" w:hAnsi="Times New Roman" w:cs="Times New Roman"/>
+                <w:sz w:val="24"/>
+                <w:szCs w:val="24"/>
+                <w:lang w:eastAsia="ar-SA"/>
+              </w:rPr>
+              <w:t xml:space="preserve">{{INV_NUM}}</w:t>
+            </w:r>
+          </w:p>
+        </w:tc>
+        <w:tc>
+          <w:tcPr>
+            <w:tcW w:w="1873" w:type="dxa"/>
+            <w:vAlign w:val="center"/>
+          </w:tcPr>
+          <w:p>
+            <w:pPr>
+              <w:pStyle w:val="a3"/>
+              <w:tabs>
+                <w:tab w:val="left" w:pos="851"/>
+              </w:tabs>
+              <w:ind w:left="0"/>
+              <w:jc w:val="center"/>
+              <w:rPr>
+                <w:rFonts w:ascii="Times New Roman" w:hAnsi="Times New Roman" w:cs="Times New Roman"/>
+                <w:color w:val="000000" w:themeColor="text1"/>
+                <w:sz w:val="24"/>
+                <w:szCs w:val="24"/>
+              </w:rPr>
+            </w:pPr>
+            <w:r>
+              <w:rPr>
+                <w:rFonts w:ascii="Times New Roman" w:eastAsia="Times New Roman" w:hAnsi="Times New Roman" w:cs="Times New Roman"/>
+                <w:sz w:val="24"/>
+                <w:szCs w:val="24"/>
+                <w:lang w:eastAsia="ar-SA"/>
+              </w:rPr>
+              <w:t xml:space="preserve">{{INV_DATE}}</w:t>
+            </w:r>
+          </w:p>
+        </w:tc>
+        <w:tc>
+          <w:tcPr>
+            <w:tcW w:w="2484" w:type="dxa"/>
+            <w:vAlign w:val="center"/>
+          </w:tcPr>
+          <w:p>
+            <w:pPr>
+              <w:pStyle w:val="a3"/>
+              <w:tabs>
+                <w:tab w:val="left" w:pos="851"/>
+              </w:tabs>
+              <w:ind w:left="0"/>
+              <w:jc w:val="center"/>
+              <w:rPr>
+                <w:rFonts w:ascii="Times New Roman" w:hAnsi="Times New Roman" w:cs="Times New Roman"/>
+                <w:color w:val="000000" w:themeColor="text1"/>
+                <w:sz w:val="24"/>
+                <w:szCs w:val="24"/>
+              </w:rPr>
+            </w:pPr>
+            <w:r>
+              <w:rPr>
+                <w:rFonts w:ascii="Times New Roman" w:eastAsia="Times New Roman" w:hAnsi="Times New Roman" w:cs="Times New Roman"/>
+                <w:sz w:val="24"/>
+                <w:szCs w:val="24"/>
+                <w:lang w:eastAsia="ar-SA"/>
+              </w:rPr>
+              <w:t xml:space="preserve">{{INV_DATE_PLAN}}</w:t>
+            </w:r>
+          </w:p>
+        </w:tc>
+        <w:tc>
+          <w:tcPr>
+            <w:tcW w:w="2344" w:type="dxa"/>
+            <w:vAlign w:val="center"/>
+          </w:tcPr>
+          <w:p>
+            <w:pPr>
+              <w:jc w:val="center"/>
+              <w:rPr>
+                <w:rFonts w:ascii="Times New Roman" w:hAnsi="Times New Roman" w:cs="Times New Roman"/>
+                <w:sz w:val="24"/>
+                <w:szCs w:val="24"/>
+              </w:rPr>
+            </w:pPr>
+            <w:r>
+              <w:rPr>
+                <w:rFonts w:ascii="Times New Roman" w:eastAsia="Times New Roman" w:hAnsi="Times New Roman" w:cs="Times New Roman"/>
+                <w:sz w:val="24"/>
+                <w:szCs w:val="24"/>
+                <w:lang w:eastAsia="ar-SA"/>
+              </w:rPr>
+              <w:t xml:space="preserve">{{INV_DATE_FACT}}</w:t>
+            </w:r>
+          </w:p>
+        </w:tc>
+      </w:tr>
+      <w:tr>
+        <w:trPr>
+          <w:trHeight w:val="409"/>
+        </w:trPr>
+        <w:tc>
+          <w:tcPr>
+            <w:tcW w:w="472" w:type="dxa"/>
+            <w:vAlign w:val="center"/>
+          </w:tcPr>
+          <w:p>
+            <w:pPr>
+              <w:pStyle w:val="a3"/>
+              <w:tabs>
+                <w:tab w:val="left" w:pos="851"/>
+              </w:tabs>
+              <w:ind w:left="0"/>
+              <w:jc w:val="center"/>
+              <w:rPr>
+                <w:rFonts w:ascii="Times New Roman" w:hAnsi="Times New Roman" w:cs="Times New Roman"/>
+                <w:b/>
+                <w:sz w:val="24"/>
+                <w:szCs w:val="24"/>
+              </w:rPr>
+            </w:pPr>
+            <w:r>
+              <w:rPr>
+                <w:rFonts w:ascii="Times New Roman" w:hAnsi="Times New Roman" w:cs="Times New Roman"/>
+                <w:b/>
+                <w:sz w:val="24"/>
+                <w:szCs w:val="24"/>
+              </w:rPr>
+              <w:t>2</w:t>
+            </w:r>
+            <w:r>
+              <w:rPr>
+                <w:rFonts w:ascii="Times New Roman" w:hAnsi="Times New Roman" w:cs="Times New Roman"/>
+                <w:b/>
+                <w:sz w:val="24"/>
+                <w:szCs w:val="24"/>
+              </w:rPr>
+              <w:t>.</w:t>
+            </w:r>
+          </w:p>
+        </w:tc>
+        <w:tc>
+          <w:tcPr>
+            <w:tcW w:w="6915" w:type="dxa"/>
+            <w:vAlign w:val="center"/>
+          </w:tcPr>
+          <w:p>
+            <w:pPr>
+              <w:tabs>
+                <w:tab w:val="left" w:pos="851"/>
+              </w:tabs>
+              <w:rPr>
+                <w:rFonts w:ascii="Times New Roman" w:hAnsi="Times New Roman" w:cs="Times New Roman"/>
+                <w:sz w:val="24"/>
+                <w:szCs w:val="24"/>
+              </w:rPr>
+            </w:pPr>
+            <w:r>
+              <w:rPr>
+                <w:rFonts w:ascii="Times New Roman" w:hAnsi="Times New Roman" w:cs="Times New Roman"/>
+                <w:sz w:val="24"/>
+                <w:szCs w:val="24"/>
+              </w:rPr>
+              <w:t xml:space="preserve">Документ о приемке (функция </w:t>
+            </w:r>
+            <w:proofErr w:type="gramStart"/>
+            <w:r>
+              <w:rPr>
+                <w:rFonts w:ascii="Times New Roman" w:hAnsi="Times New Roman" w:cs="Times New Roman"/>
+                <w:sz w:val="24"/>
+                <w:szCs w:val="24"/>
+              </w:rPr>
+              <w:t>СЧФДОП)</w:t>
+            </w:r>
+            <w:r>
+              <w:rPr>
+                <w:rFonts w:ascii="Times New Roman" w:hAnsi="Times New Roman" w:cs="Times New Roman"/>
+                <w:sz w:val="24"/>
+                <w:szCs w:val="24"/>
+              </w:rPr>
+              <w:t>*</w:t>
+            </w:r>
+            <w:proofErr w:type="gramEnd"/>
+          </w:p>
+        </w:tc>
+        <w:tc>
+          <w:tcPr>
+            <w:tcW w:w="1852" w:type="dxa"/>
+            <w:vAlign w:val="center"/>
+          </w:tcPr>
+          <w:p>
+            <w:pPr>
+              <w:pStyle w:val="a3"/>
+              <w:tabs>
+                <w:tab w:val="left" w:pos="851"/>
+              </w:tabs>
+              <w:ind w:left="0"/>
+              <w:jc w:val="center"/>
+              <w:rPr>
+                <w:rFonts w:ascii="Times New Roman" w:hAnsi="Times New Roman" w:cs="Times New Roman"/>
+                <w:color w:val="000000" w:themeColor="text1"/>
+                <w:sz w:val="24"/>
+                <w:szCs w:val="24"/>
+              </w:rPr>
+            </w:pPr>
+            <w:r>
+              <w:rPr>
+                <w:rFonts w:ascii="Times New Roman" w:eastAsia="Times New Roman" w:hAnsi="Times New Roman" w:cs="Times New Roman"/>
+                <w:sz w:val="24"/>
+                <w:szCs w:val="24"/>
+                <w:lang w:eastAsia="ar-SA"/>
+              </w:rPr>
+              <w:t xml:space="preserve">{{UPD_NUM}}</w:t>
+            </w:r>
+          </w:p>
+        </w:tc>
+        <w:tc>
+          <w:tcPr>
+            <w:tcW w:w="1873" w:type="dxa"/>
+            <w:vAlign w:val="center"/>
+          </w:tcPr>
+          <w:p>
+            <w:pPr>
+              <w:pStyle w:val="a3"/>
+              <w:tabs>
+                <w:tab w:val="left" w:pos="851"/>
+              </w:tabs>
+              <w:ind w:left="0"/>
+              <w:jc w:val="center"/>
+              <w:rPr>
+                <w:rFonts w:ascii="Times New Roman" w:hAnsi="Times New Roman" w:cs="Times New Roman"/>
+                <w:color w:val="000000" w:themeColor="text1"/>
+                <w:sz w:val="24"/>
+                <w:szCs w:val="24"/>
+              </w:rPr>
+            </w:pPr>
+            <w:r>
+              <w:rPr>
+                <w:rFonts w:ascii="Times New Roman" w:eastAsia="Times New Roman" w:hAnsi="Times New Roman" w:cs="Times New Roman"/>
+                <w:sz w:val="24"/>
+                <w:szCs w:val="24"/>
+                <w:lang w:eastAsia="ar-SA"/>
+              </w:rPr>
+              <w:t xml:space="preserve">{{UPD_DATE}}</w:t>
+            </w:r>
+          </w:p>
+        </w:tc>
+        <w:tc>
+          <w:tcPr>
+            <w:tcW w:w="2484" w:type="dxa"/>
+            <w:vAlign w:val="center"/>
+          </w:tcPr>
+          <w:p>
+            <w:pPr>
+              <w:pStyle w:val="a3"/>
+              <w:tabs>
+                <w:tab w:val="left" w:pos="851"/>
+              </w:tabs>
+              <w:ind w:left="0"/>
+              <w:jc w:val="center"/>
+              <w:rPr>
+                <w:rFonts w:ascii="Times New Roman" w:hAnsi="Times New Roman" w:cs="Times New Roman"/>
+                <w:color w:val="000000" w:themeColor="text1"/>
+                <w:sz w:val="24"/>
+                <w:szCs w:val="24"/>
+              </w:rPr>
+            </w:pPr>
+            <w:r>
+              <w:rPr>
+                <w:rFonts w:ascii="Times New Roman" w:eastAsia="Times New Roman" w:hAnsi="Times New Roman" w:cs="Times New Roman"/>
+                <w:sz w:val="24"/>
+                <w:szCs w:val="24"/>
+                <w:lang w:eastAsia="ar-SA"/>
+              </w:rPr>
+              <w:t xml:space="preserve">{{UPD_DATE_PLAN}}</w:t>
+            </w:r>
+          </w:p>
+        </w:tc>
+        <w:tc>
+          <w:tcPr>
+            <w:tcW w:w="2344" w:type="dxa"/>
+            <w:vAlign w:val="center"/>
+          </w:tcPr>
+          <w:p>
+            <w:pPr>
+              <w:jc w:val="center"/>
+              <w:rPr>
+                <w:rFonts w:ascii="Times New Roman" w:hAnsi="Times New Roman" w:cs="Times New Roman"/>
+                <w:sz w:val="24"/>
+                <w:szCs w:val="24"/>
+              </w:rPr>
+            </w:pPr>
+            <w:r>
+              <w:rPr>
+                <w:rFonts w:ascii="Times New Roman" w:eastAsia="Times New Roman" w:hAnsi="Times New Roman" w:cs="Times New Roman"/>
+                <w:sz w:val="24"/>
+                <w:szCs w:val="24"/>
+                <w:lang w:eastAsia="ar-SA"/>
+              </w:rPr>
+              <w:t xml:space="preserve">{{UPD_DATE_FACT}}</w:t>
+            </w:r>
+          </w:p>
+        </w:tc>
+      </w:tr>
+    </w:tbl>
+    <w:p>
+      <w:pPr>
+        <w:pStyle w:val="a3"/>
+        <w:numPr>
+          <w:ilvl w:val="0"/>
+          <w:numId w:val="3"/>
+        </w:numPr>
+        <w:tabs>
+          <w:tab w:val="left" w:pos="0"/>
+        </w:tabs>
+        <w:spacing w:before="240" w:after="120" w:line="240" w:lineRule="auto"/>
+        <w:jc w:val="both"/>
+        <w:rPr>
+          <w:rFonts w:ascii="Times New Roman" w:hAnsi="Times New Roman" w:cs="Times New Roman"/>
+          <w:color w:val="000000" w:themeColor="text1"/>
+          <w:sz w:val="24"/>
+          <w:szCs w:val="24"/>
+        </w:rPr>
+      </w:pPr>
+      <w:r>
+        <w:rPr>
+          <w:rFonts w:ascii="Times New Roman" w:hAnsi="Times New Roman" w:cs="Times New Roman"/>
+          <w:color w:val="000000" w:themeColor="text1"/>
+          <w:sz w:val="24"/>
+          <w:szCs w:val="24"/>
+        </w:rPr>
+        <w:t xml:space="preserve">Дополнительные документы: не предусмотрено. </w:t>
+      </w:r>
+    </w:p>
+    <w:p>
+      <w:pPr>
+        <w:pStyle w:val="a3"/>
+        <w:numPr>
+          <w:ilvl w:val="0"/>
+          <w:numId w:val="3"/>
+        </w:numPr>
+        <w:tabs>
+          <w:tab w:val="center" w:pos="567"/>
+        </w:tabs>
+        <w:spacing w:after="0" w:line="360" w:lineRule="auto"/>
+        <w:ind w:left="709" w:right="-142" w:hanging="142"/>
+        <w:jc w:val="both"/>
+        <w:rPr>
+          <w:rFonts w:ascii="Times New Roman" w:hAnsi="Times New Roman" w:cs="Times New Roman"/>
+          <w:color w:val="000000" w:themeColor="text1"/>
+          <w:sz w:val="24"/>
+          <w:szCs w:val="24"/>
+        </w:rPr>
+      </w:pPr>
+      <w:r>
+        <w:rPr>
+          <w:rFonts w:ascii="Times New Roman" w:hAnsi="Times New Roman" w:cs="Times New Roman"/>
+          <w:color w:val="000000" w:themeColor="text1"/>
+          <w:sz w:val="24"/>
+          <w:szCs w:val="24"/>
+        </w:rPr>
+        <w:t>В ходе</w:t>
+      </w:r>
+      <w:r>
+        <w:rPr>
+          <w:rFonts w:ascii="Times New Roman" w:hAnsi="Times New Roman" w:cs="Times New Roman"/>
+          <w:color w:val="000000" w:themeColor="text1"/>
+          <w:sz w:val="24"/>
+          <w:szCs w:val="24"/>
+        </w:rPr>
+        <w:t xml:space="preserve"> проведения визуального осмотра оказанных</w:t>
+      </w:r>
+      <w:r>
+        <w:rPr>
+          <w:rFonts w:ascii="Times New Roman" w:hAnsi="Times New Roman" w:cs="Times New Roman"/>
+          <w:color w:val="000000" w:themeColor="text1"/>
+          <w:sz w:val="24"/>
+          <w:szCs w:val="24"/>
+        </w:rPr>
+        <w:t xml:space="preserve"> </w:t>
+      </w:r>
+      <w:r>
+        <w:rPr>
+          <w:rFonts w:ascii="Times New Roman" w:hAnsi="Times New Roman" w:cs="Times New Roman"/>
+          <w:color w:val="000000" w:themeColor="text1"/>
+          <w:sz w:val="24"/>
+          <w:szCs w:val="24"/>
+        </w:rPr>
+        <w:t>услуг</w:t>
+      </w:r>
+      <w:r>
+        <w:rPr>
+          <w:rFonts w:ascii="Times New Roman" w:hAnsi="Times New Roman" w:cs="Times New Roman"/>
+          <w:color w:val="000000" w:themeColor="text1"/>
+          <w:sz w:val="24"/>
+          <w:szCs w:val="24"/>
+        </w:rPr>
+        <w:t xml:space="preserve">, на </w:t>
+      </w:r>
+      <w:r>
+        <w:rPr>
+          <w:rFonts w:ascii="Times New Roman" w:hAnsi="Times New Roman" w:cs="Times New Roman"/>
+          <w:color w:val="000000" w:themeColor="text1"/>
+          <w:sz w:val="24"/>
+          <w:szCs w:val="24"/>
+        </w:rPr>
+        <w:t xml:space="preserve">предмет соответствия указанных услуг </w:t>
+      </w:r>
+      <w:r>
+        <w:rPr>
+          <w:rFonts w:ascii="Times New Roman" w:hAnsi="Times New Roman" w:cs="Times New Roman"/>
+          <w:color w:val="000000" w:themeColor="text1"/>
+          <w:sz w:val="24"/>
+          <w:szCs w:val="24"/>
+        </w:rPr>
+        <w:t xml:space="preserve">количеству, ассортименту, а также иным требованиям, предусмотренными Контрактом, комиссией не выявлены факты ненадлежащего исполнения Контракта </w:t>
+      </w:r>
+      <w:r>
+        <w:rPr>
+          <w:rFonts w:ascii="Times New Roman" w:hAnsi="Times New Roman" w:cs="Times New Roman"/>
+          <w:color w:val="000000" w:themeColor="text1"/>
+          <w:sz w:val="24"/>
+          <w:szCs w:val="24"/>
+        </w:rPr>
+        <w:t>исполнителем</w:t>
+      </w:r>
+      <w:r>
+        <w:rPr>
+          <w:rFonts w:ascii="Times New Roman" w:hAnsi="Times New Roman" w:cs="Times New Roman"/>
+          <w:color w:val="000000" w:themeColor="text1"/>
+          <w:sz w:val="24"/>
+          <w:szCs w:val="24"/>
+        </w:rPr>
+        <w:t xml:space="preserve">. Предоставленные документы для принятия и оплаты услуг проверены, соответствуют условиям Контракта. Документы, не соответствующие условиям контракта: не выявлены. </w:t>
+      </w:r>
+    </w:p>
+    <w:p>
+      <w:pPr>
+        <w:pStyle w:val="a3"/>
+        <w:numPr>
+          <w:ilvl w:val="0"/>
+          <w:numId w:val="3"/>
+        </w:numPr>
+        <w:spacing w:after="0" w:line="360" w:lineRule="auto"/>
+        <w:jc w:val="both"/>
+        <w:rPr>
+          <w:rFonts w:ascii="Times New Roman" w:hAnsi="Times New Roman" w:cs="Times New Roman"/>
+          <w:sz w:val="24"/>
+          <w:szCs w:val="24"/>
+        </w:rPr>
+      </w:pPr>
+      <w:r>
+        <w:rPr>
+          <w:rFonts w:ascii="Times New Roman" w:hAnsi="Times New Roman" w:cs="Times New Roman"/>
+          <w:color w:val="000000" w:themeColor="text1"/>
+          <w:sz w:val="24"/>
+          <w:szCs w:val="24"/>
+        </w:rPr>
+        <w:t xml:space="preserve">Заключение комиссии: Услуга поставлена полностью, в соответствии с условиями Контракта и подлежит приёмке. </w:t>
+      </w:r>
+      <w:r>
+        <w:rPr>
+          <w:rFonts w:ascii="Times New Roman" w:hAnsi="Times New Roman" w:cs="Times New Roman"/>
+          <w:sz w:val="24"/>
+          <w:szCs w:val="24"/>
+        </w:rPr>
+        <w:t>Данное заключение служит основанием для подписания Универсального передаточного документа (СЧФДОП), формата УПД, утвержденного приказом ФНС России*.</w:t>
+      </w:r>
+    </w:p>
+    <w:tbl>
+      <w:tblPr>
+        <w:tblStyle w:val="a4"/>
+        <w:tblpPr w:leftFromText="180" w:rightFromText="180" w:vertAnchor="text" w:horzAnchor="margin" w:tblpXSpec="right" w:tblpY="158"/>
+        <w:tblW w:w="15797" w:type="dxa"/>
+        <w:tblBorders>
+          <w:top w:val="none" w:sz="0" w:space="0" w:color="auto"/>
+          <w:left w:val="none" w:sz="0" w:space="0" w:color="auto"/>
+          <w:bottom w:val="none" w:sz="0" w:space="0" w:color="auto"/>
+          <w:right w:val="none" w:sz="0" w:space="0" w:color="auto"/>
+          <w:insideH w:val="none" w:sz="0" w:space="0" w:color="auto"/>
+          <w:insideV w:val="none" w:sz="0" w:space="0" w:color="auto"/>
+        </w:tblBorders>
+        <w:tblLook w:val="04A0" w:firstRow="1" w:lastRow="0" w:firstColumn="1" w:lastColumn="0" w:noHBand="0" w:noVBand="1"/>
+      </w:tblPr>
+      <w:tblGrid>
+        <w:gridCol w:w="4453"/>
+        <w:gridCol w:w="393"/>
+        <w:gridCol w:w="3595"/>
+        <w:gridCol w:w="393"/>
+        <w:gridCol w:w="3304"/>
+        <w:gridCol w:w="393"/>
+        <w:gridCol w:w="3266"/>
+      </w:tblGrid>
+      <w:tr>
+        <w:trPr>
+          <w:trHeight w:val="567"/>
+        </w:trPr>
+        <w:tc>
+          <w:tcPr>
+            <w:tcW w:w="4453" w:type="dxa"/>
+            <w:vAlign w:val="center"/>
+          </w:tcPr>
+          <w:p>
+            <w:pPr>
+              <w:pStyle w:val="a3"/>
+              <w:tabs>
+                <w:tab w:val="left" w:pos="0"/>
+              </w:tabs>
+              <w:ind w:left="0" w:right="-121"/>
+              <w:rPr>
+                <w:rFonts w:ascii="Times New Roman" w:hAnsi="Times New Roman" w:cs="Times New Roman"/>
+                <w:sz w:val="24"/>
+                <w:szCs w:val="24"/>
+              </w:rPr>
+            </w:pPr>
+            <w:r>
+              <w:rPr>
+                <w:rFonts w:ascii="Times New Roman" w:hAnsi="Times New Roman" w:cs="Times New Roman"/>
+                <w:sz w:val="24"/>
+                <w:szCs w:val="24"/>
+              </w:rPr>
+              <w:lastRenderedPageBreak/>
+              <w:t>Председатель комиссии</w:t>
+            </w:r>
+          </w:p>
+        </w:tc>
+        <w:tc>
+          <w:tcPr>
+            <w:tcW w:w="393" w:type="dxa"/>
+          </w:tcPr>
+          <w:p>
+            <w:pPr>
+              <w:pStyle w:val="a3"/>
+              <w:tabs>
+                <w:tab w:val="left" w:pos="851"/>
+                <w:tab w:val="left" w:pos="2694"/>
+              </w:tabs>
+              <w:ind w:left="0"/>
+              <w:jc w:val="center"/>
+              <w:rPr>
+                <w:rFonts w:ascii="Times New Roman" w:hAnsi="Times New Roman" w:cs="Times New Roman"/>
+                <w:sz w:val="24"/>
+                <w:szCs w:val="24"/>
+              </w:rPr>
+            </w:pPr>
+          </w:p>
+        </w:tc>
+        <w:tc>
+          <w:tcPr>
+            <w:tcW w:w="3595" w:type="dxa"/>
+            <w:tcBorders>
+              <w:bottom w:val="single" w:sz="4" w:space="0" w:color="auto"/>
+            </w:tcBorders>
+          </w:tcPr>
+          <w:p>
+            <w:pPr>
+              <w:pStyle w:val="a3"/>
+              <w:tabs>
+                <w:tab w:val="left" w:pos="851"/>
+                <w:tab w:val="left" w:pos="2694"/>
+              </w:tabs>
+              <w:ind w:left="0"/>
+              <w:jc w:val="center"/>
+              <w:rPr>
+                <w:rFonts w:ascii="Times New Roman" w:hAnsi="Times New Roman" w:cs="Times New Roman"/>
+                <w:sz w:val="24"/>
+                <w:szCs w:val="24"/>
+              </w:rPr>
+            </w:pPr>
+          </w:p>
+        </w:tc>
+        <w:tc>
+          <w:tcPr>
+            <w:tcW w:w="393" w:type="dxa"/>
+          </w:tcPr>
+          <w:p>
+            <w:pPr>
+              <w:pStyle w:val="a3"/>
+              <w:tabs>
+                <w:tab w:val="left" w:pos="851"/>
+                <w:tab w:val="left" w:pos="2694"/>
+              </w:tabs>
+              <w:ind w:left="0"/>
+              <w:jc w:val="center"/>
+              <w:rPr>
+                <w:rFonts w:ascii="Times New Roman" w:hAnsi="Times New Roman" w:cs="Times New Roman"/>
+                <w:sz w:val="24"/>
+                <w:szCs w:val="24"/>
+              </w:rPr>
+            </w:pPr>
+          </w:p>
+        </w:tc>
+        <w:tc>
+          <w:tcPr>
+            <w:tcW w:w="3304" w:type="dxa"/>
+            <w:tcBorders>
+              <w:bottom w:val="single" w:sz="4" w:space="0" w:color="auto"/>
+            </w:tcBorders>
+          </w:tcPr>
+          <w:p>
+            <w:pPr>
+              <w:pStyle w:val="a3"/>
+              <w:tabs>
+                <w:tab w:val="left" w:pos="851"/>
+                <w:tab w:val="left" w:pos="2694"/>
+              </w:tabs>
+              <w:ind w:left="0"/>
+              <w:jc w:val="center"/>
+              <w:rPr>
+                <w:rFonts w:ascii="Times New Roman" w:hAnsi="Times New Roman" w:cs="Times New Roman"/>
+                <w:sz w:val="24"/>
+                <w:szCs w:val="24"/>
+              </w:rPr>
+            </w:pPr>
+          </w:p>
+        </w:tc>
+        <w:tc>
+          <w:tcPr>
+            <w:tcW w:w="393" w:type="dxa"/>
+          </w:tcPr>
+          <w:p>
+            <w:pPr>
+              <w:pStyle w:val="a3"/>
+              <w:tabs>
+                <w:tab w:val="left" w:pos="2694"/>
+              </w:tabs>
+              <w:ind w:left="0"/>
+              <w:jc w:val="center"/>
+              <w:rPr>
+                <w:rFonts w:ascii="Times New Roman" w:hAnsi="Times New Roman" w:cs="Times New Roman"/>
+                <w:sz w:val="24"/>
+                <w:szCs w:val="24"/>
+              </w:rPr>
+            </w:pPr>
+          </w:p>
+        </w:tc>
+        <w:tc>
+          <w:tcPr>
+            <w:tcW w:w="3266" w:type="dxa"/>
+            <w:tcBorders>
+              <w:bottom w:val="single" w:sz="4" w:space="0" w:color="auto"/>
+            </w:tcBorders>
+          </w:tcPr>
+          <w:p>
+            <w:pPr>
+              <w:pStyle w:val="a3"/>
+              <w:tabs>
+                <w:tab w:val="left" w:pos="851"/>
+                <w:tab w:val="left" w:pos="2694"/>
+              </w:tabs>
+              <w:ind w:left="0"/>
+              <w:jc w:val="center"/>
+              <w:rPr>
+                <w:rFonts w:ascii="Times New Roman" w:hAnsi="Times New Roman" w:cs="Times New Roman"/>
+                <w:sz w:val="24"/>
+                <w:szCs w:val="24"/>
+              </w:rPr>
+            </w:pPr>
+          </w:p>
+        </w:tc>
+      </w:tr>
+      <w:tr>
+        <w:trPr>
+          <w:trHeight w:val="567"/>
+        </w:trPr>
+        <w:tc>
+          <w:tcPr>
+            <w:tcW w:w="4453" w:type="dxa"/>
+            <w:vAlign w:val="center"/>
+          </w:tcPr>
+          <w:p>
+            <w:pPr>
+              <w:pStyle w:val="a3"/>
+              <w:tabs>
+                <w:tab w:val="left" w:pos="0"/>
+              </w:tabs>
+              <w:ind w:left="0" w:right="-121"/>
+              <w:rPr>
+                <w:rFonts w:ascii="Times New Roman" w:hAnsi="Times New Roman" w:cs="Times New Roman"/>
+                <w:sz w:val="24"/>
+                <w:szCs w:val="24"/>
+              </w:rPr>
+            </w:pPr>
+          </w:p>
+        </w:tc>
+        <w:tc>
+          <w:tcPr>
+            <w:tcW w:w="393" w:type="dxa"/>
+          </w:tcPr>
+          <w:p>
+            <w:pPr>
+              <w:pStyle w:val="a3"/>
+              <w:tabs>
+                <w:tab w:val="left" w:pos="851"/>
+                <w:tab w:val="left" w:pos="2694"/>
+              </w:tabs>
+              <w:ind w:left="0" w:right="-17"/>
+              <w:jc w:val="center"/>
+              <w:rPr>
+                <w:rFonts w:ascii="Times New Roman" w:hAnsi="Times New Roman" w:cs="Times New Roman"/>
+                <w:color w:val="808080" w:themeColor="background1" w:themeShade="80"/>
+                <w:sz w:val="24"/>
+                <w:szCs w:val="24"/>
+              </w:rPr>
+            </w:pPr>
+          </w:p>
+        </w:tc>
+        <w:tc>
+          <w:tcPr>
+            <w:tcW w:w="3595" w:type="dxa"/>
+            <w:tcBorders>
+              <w:top w:val="single" w:sz="4" w:space="0" w:color="auto"/>
+            </w:tcBorders>
+          </w:tcPr>
+          <w:p>
+            <w:pPr>
+              <w:pStyle w:val="a3"/>
+              <w:tabs>
+                <w:tab w:val="left" w:pos="851"/>
+                <w:tab w:val="left" w:pos="2694"/>
+              </w:tabs>
+              <w:ind w:left="0" w:right="-17"/>
+              <w:jc w:val="center"/>
+              <w:rPr>
+                <w:rFonts w:ascii="Times New Roman" w:hAnsi="Times New Roman" w:cs="Times New Roman"/>
+                <w:sz w:val="20"/>
+                <w:szCs w:val="24"/>
+              </w:rPr>
+            </w:pPr>
+            <w:r>
+              <w:rPr>
+                <w:rFonts w:ascii="Times New Roman" w:hAnsi="Times New Roman" w:cs="Times New Roman"/>
+                <w:color w:val="808080" w:themeColor="background1" w:themeShade="80"/>
+                <w:sz w:val="20"/>
+                <w:szCs w:val="24"/>
+              </w:rPr>
+              <w:t>(должность)</w:t>
+            </w:r>
+          </w:p>
+        </w:tc>
+        <w:tc>
+          <w:tcPr>
+            <w:tcW w:w="393" w:type="dxa"/>
+          </w:tcPr>
+          <w:p>
+            <w:pPr>
+              <w:pStyle w:val="a3"/>
+              <w:tabs>
+                <w:tab w:val="left" w:pos="851"/>
+                <w:tab w:val="left" w:pos="2694"/>
+              </w:tabs>
+              <w:ind w:left="0" w:right="-17"/>
+              <w:jc w:val="center"/>
+              <w:rPr>
+                <w:rFonts w:ascii="Times New Roman" w:hAnsi="Times New Roman" w:cs="Times New Roman"/>
+                <w:color w:val="808080" w:themeColor="background1" w:themeShade="80"/>
+                <w:sz w:val="20"/>
+                <w:szCs w:val="24"/>
+              </w:rPr>
+            </w:pPr>
+          </w:p>
+        </w:tc>
+        <w:tc>
+          <w:tcPr>
+            <w:tcW w:w="3304" w:type="dxa"/>
+            <w:tcBorders>
+              <w:top w:val="single" w:sz="4" w:space="0" w:color="auto"/>
+            </w:tcBorders>
+            <w:shd w:val="clear" w:color="auto" w:fill="auto"/>
+          </w:tcPr>
+          <w:p>
+            <w:pPr>
+              <w:pStyle w:val="a3"/>
+              <w:tabs>
+                <w:tab w:val="left" w:pos="851"/>
+                <w:tab w:val="left" w:pos="2694"/>
+              </w:tabs>
+              <w:ind w:left="0" w:right="-17"/>
+              <w:jc w:val="center"/>
+              <w:rPr>
+                <w:rFonts w:ascii="Times New Roman" w:hAnsi="Times New Roman" w:cs="Times New Roman"/>
+                <w:sz w:val="20"/>
+                <w:szCs w:val="24"/>
+              </w:rPr>
+            </w:pPr>
+            <w:r>
+              <w:rPr>
+                <w:rFonts w:ascii="Times New Roman" w:hAnsi="Times New Roman" w:cs="Times New Roman"/>
+                <w:color w:val="808080" w:themeColor="background1" w:themeShade="80"/>
+                <w:sz w:val="20"/>
+                <w:szCs w:val="24"/>
+              </w:rPr>
+              <w:t>(подпись)</w:t>
+            </w:r>
+          </w:p>
+        </w:tc>
+        <w:tc>
+          <w:tcPr>
+            <w:tcW w:w="393" w:type="dxa"/>
+          </w:tcPr>
+          <w:p>
+            <w:pPr>
+              <w:pStyle w:val="a3"/>
+              <w:tabs>
+                <w:tab w:val="left" w:pos="2694"/>
+              </w:tabs>
+              <w:ind w:left="0" w:right="-17"/>
+              <w:jc w:val="center"/>
+              <w:rPr>
+                <w:rFonts w:ascii="Times New Roman" w:hAnsi="Times New Roman" w:cs="Times New Roman"/>
+                <w:color w:val="808080" w:themeColor="background1" w:themeShade="80"/>
+                <w:sz w:val="20"/>
+                <w:szCs w:val="24"/>
+              </w:rPr>
+            </w:pPr>
+          </w:p>
+        </w:tc>
+        <w:tc>
+          <w:tcPr>
+            <w:tcW w:w="3266" w:type="dxa"/>
+            <w:tcBorders>
+              <w:top w:val="single" w:sz="4" w:space="0" w:color="auto"/>
+            </w:tcBorders>
+          </w:tcPr>
+          <w:p>
+            <w:pPr>
+              <w:pStyle w:val="a3"/>
+              <w:tabs>
+                <w:tab w:val="left" w:pos="851"/>
+                <w:tab w:val="left" w:pos="2694"/>
+              </w:tabs>
+              <w:ind w:left="0" w:right="-17"/>
+              <w:jc w:val="center"/>
+              <w:rPr>
+                <w:rFonts w:ascii="Times New Roman" w:hAnsi="Times New Roman" w:cs="Times New Roman"/>
+                <w:color w:val="808080" w:themeColor="background1" w:themeShade="80"/>
+                <w:sz w:val="20"/>
+                <w:szCs w:val="24"/>
+              </w:rPr>
+            </w:pPr>
+            <w:r>
+              <w:rPr>
+                <w:rFonts w:ascii="Times New Roman" w:hAnsi="Times New Roman" w:cs="Times New Roman"/>
+                <w:color w:val="808080" w:themeColor="background1" w:themeShade="80"/>
+                <w:sz w:val="20"/>
+                <w:szCs w:val="24"/>
+              </w:rPr>
+              <w:t>(Ф.И.О)</w:t>
+            </w:r>
+          </w:p>
+        </w:tc>
+      </w:tr>
+      <w:tr>
+        <w:trPr>
+          <w:trHeight w:val="567"/>
+        </w:trPr>
+        <w:tc>
+          <w:tcPr>
+            <w:tcW w:w="4453" w:type="dxa"/>
+            <w:vAlign w:val="center"/>
+          </w:tcPr>
+          <w:p>
+            <w:pPr>
+              <w:pStyle w:val="a3"/>
+              <w:tabs>
+                <w:tab w:val="left" w:pos="0"/>
+              </w:tabs>
+              <w:ind w:left="0" w:right="-121"/>
+              <w:rPr>
+                <w:rFonts w:ascii="Times New Roman" w:hAnsi="Times New Roman" w:cs="Times New Roman"/>
+                <w:sz w:val="24"/>
+                <w:szCs w:val="24"/>
+              </w:rPr>
+            </w:pPr>
+            <w:r>
+              <w:rPr>
+                <w:rFonts w:ascii="Times New Roman" w:hAnsi="Times New Roman" w:cs="Times New Roman"/>
+                <w:sz w:val="24"/>
+                <w:szCs w:val="24"/>
+              </w:rPr>
+              <w:t>Заместитель председателя комиссии:</w:t>
+            </w:r>
+          </w:p>
+        </w:tc>
+        <w:tc>
+          <w:tcPr>
+            <w:tcW w:w="393" w:type="dxa"/>
+          </w:tcPr>
+          <w:p>
+            <w:pPr>
+              <w:pStyle w:val="a3"/>
+              <w:tabs>
+                <w:tab w:val="left" w:pos="851"/>
+                <w:tab w:val="left" w:pos="2694"/>
+              </w:tabs>
+              <w:ind w:left="0" w:right="-17"/>
+              <w:jc w:val="center"/>
+              <w:rPr>
+                <w:rFonts w:ascii="Times New Roman" w:hAnsi="Times New Roman" w:cs="Times New Roman"/>
+                <w:sz w:val="24"/>
+                <w:szCs w:val="24"/>
+              </w:rPr>
+            </w:pPr>
+          </w:p>
+        </w:tc>
+        <w:tc>
+          <w:tcPr>
+            <w:tcW w:w="3595" w:type="dxa"/>
+            <w:tcBorders>
+              <w:bottom w:val="single" w:sz="4" w:space="0" w:color="auto"/>
+            </w:tcBorders>
+          </w:tcPr>
+          <w:p>
+            <w:pPr>
+              <w:pStyle w:val="a3"/>
+              <w:tabs>
+                <w:tab w:val="left" w:pos="851"/>
+                <w:tab w:val="left" w:pos="2694"/>
+              </w:tabs>
+              <w:ind w:left="0" w:right="-17"/>
+              <w:jc w:val="center"/>
+              <w:rPr>
+                <w:rFonts w:ascii="Times New Roman" w:hAnsi="Times New Roman" w:cs="Times New Roman"/>
+                <w:sz w:val="20"/>
+                <w:szCs w:val="24"/>
+              </w:rPr>
+            </w:pPr>
+          </w:p>
+        </w:tc>
+        <w:tc>
+          <w:tcPr>
+            <w:tcW w:w="393" w:type="dxa"/>
+          </w:tcPr>
+          <w:p>
+            <w:pPr>
+              <w:pStyle w:val="a3"/>
+              <w:tabs>
+                <w:tab w:val="left" w:pos="851"/>
+                <w:tab w:val="left" w:pos="2694"/>
+              </w:tabs>
+              <w:ind w:left="0" w:right="-17"/>
+              <w:jc w:val="center"/>
+              <w:rPr>
+                <w:rFonts w:ascii="Times New Roman" w:hAnsi="Times New Roman" w:cs="Times New Roman"/>
+                <w:sz w:val="20"/>
+                <w:szCs w:val="24"/>
+              </w:rPr>
+            </w:pPr>
+          </w:p>
+        </w:tc>
+        <w:tc>
+          <w:tcPr>
+            <w:tcW w:w="3304" w:type="dxa"/>
+            <w:tcBorders>
+              <w:bottom w:val="single" w:sz="4" w:space="0" w:color="auto"/>
+            </w:tcBorders>
+          </w:tcPr>
+          <w:p>
+            <w:pPr>
+              <w:pStyle w:val="a3"/>
+              <w:tabs>
+                <w:tab w:val="left" w:pos="851"/>
+                <w:tab w:val="left" w:pos="2694"/>
+              </w:tabs>
+              <w:ind w:left="0" w:right="-17"/>
+              <w:jc w:val="center"/>
+              <w:rPr>
+                <w:rFonts w:ascii="Times New Roman" w:hAnsi="Times New Roman" w:cs="Times New Roman"/>
+                <w:sz w:val="20"/>
+                <w:szCs w:val="24"/>
+              </w:rPr>
+            </w:pPr>
+          </w:p>
+        </w:tc>
+        <w:tc>
+          <w:tcPr>
+            <w:tcW w:w="393" w:type="dxa"/>
+          </w:tcPr>
+          <w:p>
+            <w:pPr>
+              <w:pStyle w:val="a3"/>
+              <w:tabs>
+                <w:tab w:val="left" w:pos="0"/>
+              </w:tabs>
+              <w:ind w:left="0" w:right="-17"/>
+              <w:jc w:val="center"/>
+              <w:rPr>
+                <w:rFonts w:ascii="Times New Roman" w:hAnsi="Times New Roman" w:cs="Times New Roman"/>
+                <w:sz w:val="20"/>
+                <w:szCs w:val="24"/>
+              </w:rPr>
+            </w:pPr>
+          </w:p>
+        </w:tc>
+        <w:tc>
+          <w:tcPr>
+            <w:tcW w:w="3266" w:type="dxa"/>
+            <w:tcBorders>
+              <w:bottom w:val="single" w:sz="4" w:space="0" w:color="auto"/>
+            </w:tcBorders>
+          </w:tcPr>
+          <w:p>
+            <w:pPr>
+              <w:pStyle w:val="a3"/>
+              <w:tabs>
+                <w:tab w:val="left" w:pos="0"/>
+              </w:tabs>
+              <w:ind w:left="0" w:right="-17"/>
+              <w:jc w:val="center"/>
+              <w:rPr>
+                <w:rFonts w:ascii="Times New Roman" w:hAnsi="Times New Roman" w:cs="Times New Roman"/>
+                <w:sz w:val="20"/>
+                <w:szCs w:val="24"/>
+              </w:rPr>
+            </w:pPr>
+          </w:p>
+        </w:tc>
+      </w:tr>
+      <w:tr>
+        <w:trPr>
+          <w:trHeight w:val="567"/>
+        </w:trPr>
+        <w:tc>
+          <w:tcPr>
+            <w:tcW w:w="4453" w:type="dxa"/>
+            <w:vAlign w:val="center"/>
+          </w:tcPr>
+          <w:p>
+            <w:pPr>
+              <w:pStyle w:val="a3"/>
+              <w:tabs>
+                <w:tab w:val="left" w:pos="0"/>
+              </w:tabs>
+              <w:ind w:left="0" w:right="-121"/>
+              <w:rPr>
+                <w:rFonts w:ascii="Times New Roman" w:hAnsi="Times New Roman" w:cs="Times New Roman"/>
+                <w:sz w:val="24"/>
+                <w:szCs w:val="24"/>
+              </w:rPr>
+            </w:pPr>
+          </w:p>
+        </w:tc>
+        <w:tc>
+          <w:tcPr>
+            <w:tcW w:w="393" w:type="dxa"/>
+          </w:tcPr>
+          <w:p>
+            <w:pPr>
+              <w:pStyle w:val="a3"/>
+              <w:tabs>
+                <w:tab w:val="left" w:pos="851"/>
+                <w:tab w:val="left" w:pos="2694"/>
+              </w:tabs>
+              <w:ind w:left="0" w:right="-17"/>
+              <w:jc w:val="center"/>
+              <w:rPr>
+                <w:rFonts w:ascii="Times New Roman" w:hAnsi="Times New Roman" w:cs="Times New Roman"/>
+                <w:color w:val="808080" w:themeColor="background1" w:themeShade="80"/>
+                <w:sz w:val="24"/>
+                <w:szCs w:val="24"/>
+              </w:rPr>
+            </w:pPr>
+          </w:p>
+        </w:tc>
+        <w:tc>
+          <w:tcPr>
+            <w:tcW w:w="3595" w:type="dxa"/>
+            <w:tcBorders>
+              <w:top w:val="single" w:sz="4" w:space="0" w:color="auto"/>
+            </w:tcBorders>
+          </w:tcPr>
+          <w:p>
+            <w:pPr>
+              <w:pStyle w:val="a3"/>
+              <w:tabs>
+                <w:tab w:val="left" w:pos="851"/>
+                <w:tab w:val="left" w:pos="2694"/>
+              </w:tabs>
+              <w:ind w:left="0" w:right="-17"/>
+              <w:jc w:val="center"/>
+              <w:rPr>
+                <w:rFonts w:ascii="Times New Roman" w:hAnsi="Times New Roman" w:cs="Times New Roman"/>
+                <w:sz w:val="20"/>
+                <w:szCs w:val="24"/>
+              </w:rPr>
+            </w:pPr>
+            <w:r>
+              <w:rPr>
+                <w:rFonts w:ascii="Times New Roman" w:hAnsi="Times New Roman" w:cs="Times New Roman"/>
+                <w:color w:val="808080" w:themeColor="background1" w:themeShade="80"/>
+                <w:sz w:val="20"/>
+                <w:szCs w:val="24"/>
+              </w:rPr>
+              <w:t>(должность)</w:t>
+            </w:r>
+          </w:p>
+        </w:tc>
+        <w:tc>
+          <w:tcPr>
+            <w:tcW w:w="393" w:type="dxa"/>
+          </w:tcPr>
+          <w:p>
+            <w:pPr>
+              <w:pStyle w:val="a3"/>
+              <w:tabs>
+                <w:tab w:val="left" w:pos="851"/>
+                <w:tab w:val="left" w:pos="2694"/>
+              </w:tabs>
+              <w:ind w:left="0" w:right="-17"/>
+              <w:jc w:val="center"/>
+              <w:rPr>
+                <w:rFonts w:ascii="Times New Roman" w:hAnsi="Times New Roman" w:cs="Times New Roman"/>
+                <w:color w:val="808080" w:themeColor="background1" w:themeShade="80"/>
+                <w:sz w:val="20"/>
+                <w:szCs w:val="24"/>
+              </w:rPr>
+            </w:pPr>
+          </w:p>
+        </w:tc>
+        <w:tc>
+          <w:tcPr>
+            <w:tcW w:w="3304" w:type="dxa"/>
+            <w:tcBorders>
+              <w:top w:val="single" w:sz="4" w:space="0" w:color="auto"/>
+            </w:tcBorders>
+          </w:tcPr>
+          <w:p>
+            <w:pPr>
+              <w:pStyle w:val="a3"/>
+              <w:tabs>
+                <w:tab w:val="left" w:pos="851"/>
+                <w:tab w:val="left" w:pos="2694"/>
+              </w:tabs>
+              <w:ind w:left="0" w:right="-17"/>
+              <w:jc w:val="center"/>
+              <w:rPr>
+                <w:rFonts w:ascii="Times New Roman" w:hAnsi="Times New Roman" w:cs="Times New Roman"/>
+                <w:sz w:val="20"/>
+                <w:szCs w:val="24"/>
+              </w:rPr>
+            </w:pPr>
+            <w:r>
+              <w:rPr>
+                <w:rFonts w:ascii="Times New Roman" w:hAnsi="Times New Roman" w:cs="Times New Roman"/>
+                <w:color w:val="808080" w:themeColor="background1" w:themeShade="80"/>
+                <w:sz w:val="20"/>
+                <w:szCs w:val="24"/>
+              </w:rPr>
+              <w:t>(подпись)</w:t>
+            </w:r>
+          </w:p>
+        </w:tc>
+        <w:tc>
+          <w:tcPr>
+            <w:tcW w:w="393" w:type="dxa"/>
+          </w:tcPr>
+          <w:p>
+            <w:pPr>
+              <w:pStyle w:val="a3"/>
+              <w:tabs>
+                <w:tab w:val="left" w:pos="2694"/>
+              </w:tabs>
+              <w:ind w:left="0" w:right="-17"/>
+              <w:jc w:val="center"/>
+              <w:rPr>
+                <w:rFonts w:ascii="Times New Roman" w:hAnsi="Times New Roman" w:cs="Times New Roman"/>
+                <w:color w:val="808080" w:themeColor="background1" w:themeShade="80"/>
+                <w:sz w:val="20"/>
+                <w:szCs w:val="24"/>
+              </w:rPr>
+            </w:pPr>
+          </w:p>
+        </w:tc>
+        <w:tc>
+          <w:tcPr>
+            <w:tcW w:w="3266" w:type="dxa"/>
+            <w:tcBorders>
+              <w:top w:val="single" w:sz="4" w:space="0" w:color="auto"/>
+            </w:tcBorders>
+          </w:tcPr>
+          <w:p>
+            <w:pPr>
+              <w:pStyle w:val="a3"/>
+              <w:tabs>
+                <w:tab w:val="left" w:pos="851"/>
+                <w:tab w:val="left" w:pos="2694"/>
+              </w:tabs>
+              <w:ind w:left="0" w:right="-17"/>
+              <w:jc w:val="center"/>
+              <w:rPr>
+                <w:rFonts w:ascii="Times New Roman" w:hAnsi="Times New Roman" w:cs="Times New Roman"/>
+                <w:sz w:val="20"/>
+                <w:szCs w:val="24"/>
+              </w:rPr>
+            </w:pPr>
+            <w:r>
+              <w:rPr>
+                <w:rFonts w:ascii="Times New Roman" w:hAnsi="Times New Roman" w:cs="Times New Roman"/>
+                <w:color w:val="808080" w:themeColor="background1" w:themeShade="80"/>
+                <w:sz w:val="20"/>
+                <w:szCs w:val="24"/>
+              </w:rPr>
+              <w:t>(Ф.И.О)</w:t>
+            </w:r>
+          </w:p>
+        </w:tc>
+      </w:tr>
+      <w:tr>
+        <w:trPr>
+          <w:trHeight w:val="567"/>
+        </w:trPr>
+        <w:tc>
+          <w:tcPr>
+            <w:tcW w:w="4453" w:type="dxa"/>
+            <w:vAlign w:val="center"/>
+          </w:tcPr>
+          <w:p>
+            <w:pPr>
+              <w:pStyle w:val="a3"/>
+              <w:tabs>
+                <w:tab w:val="left" w:pos="0"/>
+              </w:tabs>
+              <w:ind w:left="0" w:right="-121"/>
+              <w:rPr>
+                <w:rFonts w:ascii="Times New Roman" w:hAnsi="Times New Roman" w:cs="Times New Roman"/>
+                <w:sz w:val="24"/>
+                <w:szCs w:val="24"/>
+              </w:rPr>
+            </w:pPr>
+            <w:r>
+              <w:rPr>
+                <w:rFonts w:ascii="Times New Roman" w:hAnsi="Times New Roman" w:cs="Times New Roman"/>
+                <w:sz w:val="24"/>
+                <w:szCs w:val="24"/>
+              </w:rPr>
+              <w:t>Секретарь комиссии:</w:t>
+            </w:r>
+          </w:p>
+        </w:tc>
+        <w:tc>
+          <w:tcPr>
+            <w:tcW w:w="393" w:type="dxa"/>
+          </w:tcPr>
+          <w:p>
+            <w:pPr>
+              <w:pStyle w:val="a3"/>
+              <w:tabs>
+                <w:tab w:val="left" w:pos="851"/>
+                <w:tab w:val="left" w:pos="2694"/>
+              </w:tabs>
+              <w:ind w:left="0" w:right="-17"/>
+              <w:jc w:val="center"/>
+              <w:rPr>
+                <w:rFonts w:ascii="Times New Roman" w:hAnsi="Times New Roman" w:cs="Times New Roman"/>
+                <w:sz w:val="24"/>
+                <w:szCs w:val="24"/>
+              </w:rPr>
+            </w:pPr>
+          </w:p>
+        </w:tc>
+        <w:tc>
+          <w:tcPr>
+            <w:tcW w:w="3595" w:type="dxa"/>
+            <w:tcBorders>
+              <w:bottom w:val="single" w:sz="4" w:space="0" w:color="auto"/>
+            </w:tcBorders>
+          </w:tcPr>
+          <w:p>
+            <w:pPr>
+              <w:pStyle w:val="a3"/>
+              <w:tabs>
+                <w:tab w:val="left" w:pos="851"/>
+                <w:tab w:val="left" w:pos="2694"/>
+              </w:tabs>
+              <w:ind w:left="0" w:right="-17"/>
+              <w:jc w:val="center"/>
+              <w:rPr>
+                <w:rFonts w:ascii="Times New Roman" w:hAnsi="Times New Roman" w:cs="Times New Roman"/>
+                <w:sz w:val="20"/>
+                <w:szCs w:val="24"/>
+              </w:rPr>
+            </w:pPr>
+          </w:p>
+        </w:tc>
+        <w:tc>
+          <w:tcPr>
+            <w:tcW w:w="393" w:type="dxa"/>
+          </w:tcPr>
+          <w:p>
+            <w:pPr>
+              <w:pStyle w:val="a3"/>
+              <w:tabs>
+                <w:tab w:val="left" w:pos="851"/>
+                <w:tab w:val="left" w:pos="2694"/>
+              </w:tabs>
+              <w:ind w:left="0" w:right="-17"/>
+              <w:jc w:val="center"/>
+              <w:rPr>
+                <w:rFonts w:ascii="Times New Roman" w:hAnsi="Times New Roman" w:cs="Times New Roman"/>
+                <w:sz w:val="20"/>
+                <w:szCs w:val="24"/>
+              </w:rPr>
+            </w:pPr>
+          </w:p>
+        </w:tc>
+        <w:tc>
+          <w:tcPr>
+            <w:tcW w:w="3304" w:type="dxa"/>
+            <w:tcBorders>
+              <w:bottom w:val="single" w:sz="4" w:space="0" w:color="auto"/>
+            </w:tcBorders>
+          </w:tcPr>
+          <w:p>
+            <w:pPr>
+              <w:pStyle w:val="a3"/>
+              <w:tabs>
+                <w:tab w:val="left" w:pos="851"/>
+                <w:tab w:val="left" w:pos="2694"/>
+              </w:tabs>
+              <w:ind w:left="0" w:right="-17"/>
+              <w:jc w:val="center"/>
+              <w:rPr>
+                <w:rFonts w:ascii="Times New Roman" w:hAnsi="Times New Roman" w:cs="Times New Roman"/>
+                <w:sz w:val="20"/>
+                <w:szCs w:val="24"/>
+              </w:rPr>
+            </w:pPr>
+          </w:p>
+        </w:tc>
+        <w:tc>
+          <w:tcPr>
+            <w:tcW w:w="393" w:type="dxa"/>
+          </w:tcPr>
+          <w:p>
+            <w:pPr>
+              <w:pStyle w:val="a3"/>
+              <w:tabs>
+                <w:tab w:val="left" w:pos="2694"/>
+              </w:tabs>
+              <w:ind w:left="0" w:right="-17"/>
+              <w:jc w:val="center"/>
+              <w:rPr>
+                <w:rFonts w:ascii="Times New Roman" w:hAnsi="Times New Roman" w:cs="Times New Roman"/>
+                <w:sz w:val="20"/>
+                <w:szCs w:val="24"/>
+              </w:rPr>
+            </w:pPr>
+          </w:p>
+        </w:tc>
+        <w:tc>
+          <w:tcPr>
+            <w:tcW w:w="3266" w:type="dxa"/>
+            <w:tcBorders>
+              <w:bottom w:val="single" w:sz="4" w:space="0" w:color="auto"/>
+            </w:tcBorders>
+          </w:tcPr>
+          <w:p>
+            <w:pPr>
+              <w:pStyle w:val="a3"/>
+              <w:tabs>
+                <w:tab w:val="left" w:pos="851"/>
+                <w:tab w:val="left" w:pos="2694"/>
+              </w:tabs>
+              <w:ind w:left="0" w:right="-17"/>
+              <w:jc w:val="center"/>
+              <w:rPr>
+                <w:rFonts w:ascii="Times New Roman" w:hAnsi="Times New Roman" w:cs="Times New Roman"/>
+                <w:sz w:val="20"/>
+                <w:szCs w:val="24"/>
+              </w:rPr>
+            </w:pPr>
+          </w:p>
+        </w:tc>
+      </w:tr>
+      <w:tr>
+        <w:trPr>
+          <w:trHeight w:val="567"/>
+        </w:trPr>
+        <w:tc>
+          <w:tcPr>
+            <w:tcW w:w="4453" w:type="dxa"/>
+            <w:vAlign w:val="center"/>
+          </w:tcPr>
+          <w:p>
+            <w:pPr>
+              <w:pStyle w:val="a3"/>
+              <w:tabs>
+                <w:tab w:val="left" w:pos="0"/>
+              </w:tabs>
+              <w:ind w:left="0" w:right="-121"/>
+              <w:rPr>
+                <w:rFonts w:ascii="Times New Roman" w:hAnsi="Times New Roman" w:cs="Times New Roman"/>
+                <w:sz w:val="24"/>
+                <w:szCs w:val="24"/>
+              </w:rPr>
+            </w:pPr>
+          </w:p>
+        </w:tc>
+        <w:tc>
+          <w:tcPr>
+            <w:tcW w:w="393" w:type="dxa"/>
+          </w:tcPr>
+          <w:p>
+            <w:pPr>
+              <w:pStyle w:val="a3"/>
+              <w:tabs>
+                <w:tab w:val="left" w:pos="851"/>
+                <w:tab w:val="left" w:pos="2694"/>
+              </w:tabs>
+              <w:ind w:left="0" w:right="-17"/>
+              <w:jc w:val="center"/>
+              <w:rPr>
+                <w:rFonts w:ascii="Times New Roman" w:hAnsi="Times New Roman" w:cs="Times New Roman"/>
+                <w:color w:val="808080" w:themeColor="background1" w:themeShade="80"/>
+                <w:sz w:val="24"/>
+                <w:szCs w:val="24"/>
+              </w:rPr>
+            </w:pPr>
+          </w:p>
+        </w:tc>
+        <w:tc>
+          <w:tcPr>
+            <w:tcW w:w="3595" w:type="dxa"/>
+            <w:tcBorders>
+              <w:top w:val="single" w:sz="4" w:space="0" w:color="auto"/>
+            </w:tcBorders>
+            <w:shd w:val="clear" w:color="auto" w:fill="auto"/>
+          </w:tcPr>
+          <w:p>
+            <w:pPr>
+              <w:pStyle w:val="a3"/>
+              <w:tabs>
+                <w:tab w:val="left" w:pos="851"/>
+                <w:tab w:val="left" w:pos="2694"/>
+              </w:tabs>
+              <w:ind w:left="0" w:right="-17"/>
+              <w:jc w:val="center"/>
+              <w:rPr>
+                <w:rFonts w:ascii="Times New Roman" w:hAnsi="Times New Roman" w:cs="Times New Roman"/>
+                <w:sz w:val="20"/>
+                <w:szCs w:val="24"/>
+              </w:rPr>
+            </w:pPr>
+            <w:r>
+              <w:rPr>
+                <w:rFonts w:ascii="Times New Roman" w:hAnsi="Times New Roman" w:cs="Times New Roman"/>
+                <w:color w:val="808080" w:themeColor="background1" w:themeShade="80"/>
+                <w:sz w:val="20"/>
+                <w:szCs w:val="24"/>
+              </w:rPr>
+              <w:t>(должность)</w:t>
+            </w:r>
+          </w:p>
+        </w:tc>
+        <w:tc>
+          <w:tcPr>
+            <w:tcW w:w="393" w:type="dxa"/>
+          </w:tcPr>
+          <w:p>
+            <w:pPr>
+              <w:pStyle w:val="a3"/>
+              <w:tabs>
+                <w:tab w:val="left" w:pos="851"/>
+                <w:tab w:val="left" w:pos="2694"/>
+              </w:tabs>
+              <w:ind w:left="0" w:right="-17"/>
+              <w:jc w:val="center"/>
+              <w:rPr>
+                <w:rFonts w:ascii="Times New Roman" w:hAnsi="Times New Roman" w:cs="Times New Roman"/>
+                <w:color w:val="808080" w:themeColor="background1" w:themeShade="80"/>
+                <w:sz w:val="20"/>
+                <w:szCs w:val="24"/>
+              </w:rPr>
+            </w:pPr>
+          </w:p>
+        </w:tc>
+        <w:tc>
+          <w:tcPr>
+            <w:tcW w:w="3304" w:type="dxa"/>
+            <w:tcBorders>
+              <w:top w:val="single" w:sz="4" w:space="0" w:color="auto"/>
+            </w:tcBorders>
+          </w:tcPr>
+          <w:p>
+            <w:pPr>
+              <w:pStyle w:val="a3"/>
+              <w:tabs>
+                <w:tab w:val="left" w:pos="851"/>
+                <w:tab w:val="left" w:pos="2694"/>
+              </w:tabs>
+              <w:ind w:left="0" w:right="-17"/>
+              <w:jc w:val="center"/>
+              <w:rPr>
+                <w:rFonts w:ascii="Times New Roman" w:hAnsi="Times New Roman" w:cs="Times New Roman"/>
+                <w:sz w:val="20"/>
+                <w:szCs w:val="24"/>
+              </w:rPr>
+            </w:pPr>
+            <w:r>
+              <w:rPr>
+                <w:rFonts w:ascii="Times New Roman" w:hAnsi="Times New Roman" w:cs="Times New Roman"/>
+                <w:color w:val="808080" w:themeColor="background1" w:themeShade="80"/>
+                <w:sz w:val="20"/>
+                <w:szCs w:val="24"/>
+              </w:rPr>
+              <w:t>(подпись)</w:t>
+            </w:r>
+          </w:p>
+        </w:tc>
+        <w:tc>
+          <w:tcPr>
+            <w:tcW w:w="393" w:type="dxa"/>
+          </w:tcPr>
+          <w:p>
+            <w:pPr>
+              <w:pStyle w:val="a3"/>
+              <w:tabs>
+                <w:tab w:val="left" w:pos="2694"/>
+              </w:tabs>
+              <w:ind w:left="0" w:right="-17"/>
+              <w:jc w:val="center"/>
+              <w:rPr>
+                <w:rFonts w:ascii="Times New Roman" w:hAnsi="Times New Roman" w:cs="Times New Roman"/>
+                <w:color w:val="808080" w:themeColor="background1" w:themeShade="80"/>
+                <w:sz w:val="20"/>
+                <w:szCs w:val="24"/>
+              </w:rPr>
+            </w:pPr>
+          </w:p>
+        </w:tc>
+        <w:tc>
+          <w:tcPr>
+            <w:tcW w:w="3266" w:type="dxa"/>
+            <w:tcBorders>
+              <w:top w:val="single" w:sz="4" w:space="0" w:color="auto"/>
+            </w:tcBorders>
+          </w:tcPr>
+          <w:p>
+            <w:pPr>
+              <w:pStyle w:val="a3"/>
+              <w:tabs>
+                <w:tab w:val="left" w:pos="851"/>
+                <w:tab w:val="left" w:pos="2694"/>
+              </w:tabs>
+              <w:ind w:left="0" w:right="-17"/>
+              <w:jc w:val="center"/>
+              <w:rPr>
+                <w:rFonts w:ascii="Times New Roman" w:hAnsi="Times New Roman" w:cs="Times New Roman"/>
+                <w:sz w:val="20"/>
+                <w:szCs w:val="24"/>
+              </w:rPr>
+            </w:pPr>
+            <w:r>
+              <w:rPr>
+                <w:rFonts w:ascii="Times New Roman" w:hAnsi="Times New Roman" w:cs="Times New Roman"/>
+                <w:color w:val="808080" w:themeColor="background1" w:themeShade="80"/>
+                <w:sz w:val="20"/>
+                <w:szCs w:val="24"/>
+              </w:rPr>
+              <w:t>(Ф.И.О)</w:t>
+            </w:r>
+          </w:p>
+        </w:tc>
+      </w:tr>
+      <w:tr>
+        <w:trPr>
+          <w:trHeight w:val="567"/>
+        </w:trPr>
+        <w:tc>
+          <w:tcPr>
+            <w:tcW w:w="4453" w:type="dxa"/>
+            <w:vAlign w:val="center"/>
+          </w:tcPr>
+          <w:p>
+            <w:pPr>
+              <w:pStyle w:val="a3"/>
+              <w:tabs>
+                <w:tab w:val="left" w:pos="0"/>
+              </w:tabs>
+              <w:ind w:left="0" w:right="-121"/>
+              <w:rPr>
+                <w:rFonts w:ascii="Times New Roman" w:hAnsi="Times New Roman" w:cs="Times New Roman"/>
+                <w:sz w:val="24"/>
+                <w:szCs w:val="24"/>
+              </w:rPr>
+            </w:pPr>
+            <w:r>
+              <w:rPr>
+                <w:rFonts w:ascii="Times New Roman" w:hAnsi="Times New Roman" w:cs="Times New Roman"/>
+                <w:sz w:val="24"/>
+                <w:szCs w:val="24"/>
+              </w:rPr>
+              <w:t>Член комиссии:</w:t>
+            </w:r>
+          </w:p>
+        </w:tc>
+        <w:tc>
+          <w:tcPr>
+            <w:tcW w:w="393" w:type="dxa"/>
+          </w:tcPr>
+          <w:p>
+            <w:pPr>
+              <w:pStyle w:val="a3"/>
+              <w:tabs>
+                <w:tab w:val="left" w:pos="851"/>
+                <w:tab w:val="left" w:pos="2694"/>
+              </w:tabs>
+              <w:ind w:left="0" w:right="-17"/>
+              <w:jc w:val="center"/>
+              <w:rPr>
+                <w:rFonts w:ascii="Times New Roman" w:hAnsi="Times New Roman" w:cs="Times New Roman"/>
+                <w:sz w:val="24"/>
+                <w:szCs w:val="24"/>
+              </w:rPr>
+            </w:pPr>
+          </w:p>
+        </w:tc>
+        <w:tc>
+          <w:tcPr>
+            <w:tcW w:w="3595" w:type="dxa"/>
+            <w:tcBorders>
+              <w:bottom w:val="single" w:sz="4" w:space="0" w:color="auto"/>
+            </w:tcBorders>
+          </w:tcPr>
+          <w:p>
+            <w:pPr>
+              <w:pStyle w:val="a3"/>
+              <w:tabs>
+                <w:tab w:val="left" w:pos="851"/>
+                <w:tab w:val="left" w:pos="2694"/>
+              </w:tabs>
+              <w:ind w:left="0" w:right="-17"/>
+              <w:jc w:val="center"/>
+              <w:rPr>
+                <w:rFonts w:ascii="Times New Roman" w:hAnsi="Times New Roman" w:cs="Times New Roman"/>
+                <w:sz w:val="20"/>
+                <w:szCs w:val="24"/>
+              </w:rPr>
+            </w:pPr>
+          </w:p>
+        </w:tc>
+        <w:tc>
+          <w:tcPr>
+            <w:tcW w:w="393" w:type="dxa"/>
+          </w:tcPr>
+          <w:p>
+            <w:pPr>
+              <w:pStyle w:val="a3"/>
+              <w:tabs>
+                <w:tab w:val="left" w:pos="851"/>
+                <w:tab w:val="left" w:pos="2694"/>
+              </w:tabs>
+              <w:ind w:left="0" w:right="-17"/>
+              <w:jc w:val="center"/>
+              <w:rPr>
+                <w:rFonts w:ascii="Times New Roman" w:hAnsi="Times New Roman" w:cs="Times New Roman"/>
+                <w:sz w:val="20"/>
+                <w:szCs w:val="24"/>
+              </w:rPr>
+            </w:pPr>
+          </w:p>
+        </w:tc>
+        <w:tc>
+          <w:tcPr>
+            <w:tcW w:w="3304" w:type="dxa"/>
+            <w:tcBorders>
+              <w:bottom w:val="single" w:sz="4" w:space="0" w:color="auto"/>
+            </w:tcBorders>
+          </w:tcPr>
+          <w:p>
+            <w:pPr>
+              <w:pStyle w:val="a3"/>
+              <w:tabs>
+                <w:tab w:val="left" w:pos="851"/>
+                <w:tab w:val="left" w:pos="2694"/>
+              </w:tabs>
+              <w:ind w:left="0" w:right="-17"/>
+              <w:jc w:val="center"/>
+              <w:rPr>
+                <w:rFonts w:ascii="Times New Roman" w:hAnsi="Times New Roman" w:cs="Times New Roman"/>
+                <w:sz w:val="20"/>
+                <w:szCs w:val="24"/>
+              </w:rPr>
+            </w:pPr>
+          </w:p>
+        </w:tc>
+        <w:tc>
+          <w:tcPr>
+            <w:tcW w:w="393" w:type="dxa"/>
+          </w:tcPr>
+          <w:p>
+            <w:pPr>
+              <w:pStyle w:val="a3"/>
+              <w:tabs>
+                <w:tab w:val="left" w:pos="2694"/>
+              </w:tabs>
+              <w:ind w:left="0" w:right="-17"/>
+              <w:jc w:val="center"/>
+              <w:rPr>
+                <w:rFonts w:ascii="Times New Roman" w:hAnsi="Times New Roman" w:cs="Times New Roman"/>
+                <w:sz w:val="20"/>
+                <w:szCs w:val="24"/>
+              </w:rPr>
+            </w:pPr>
+          </w:p>
+        </w:tc>
+        <w:tc>
+          <w:tcPr>
+            <w:tcW w:w="3266" w:type="dxa"/>
+            <w:tcBorders>
+              <w:bottom w:val="single" w:sz="4" w:space="0" w:color="auto"/>
+            </w:tcBorders>
+          </w:tcPr>
+          <w:p>
+            <w:pPr>
+              <w:pStyle w:val="a3"/>
+              <w:tabs>
+                <w:tab w:val="left" w:pos="851"/>
+                <w:tab w:val="left" w:pos="2694"/>
+              </w:tabs>
+              <w:ind w:left="0" w:right="-17"/>
+              <w:jc w:val="center"/>
+              <w:rPr>
+                <w:rFonts w:ascii="Times New Roman" w:hAnsi="Times New Roman" w:cs="Times New Roman"/>
+                <w:sz w:val="20"/>
+                <w:szCs w:val="24"/>
+              </w:rPr>
+            </w:pPr>
+          </w:p>
+        </w:tc>
+      </w:tr>
+      <w:tr>
+        <w:trPr>
+          <w:trHeight w:val="567"/>
+        </w:trPr>
+        <w:tc>
+          <w:tcPr>
+            <w:tcW w:w="4453" w:type="dxa"/>
+            <w:vAlign w:val="center"/>
+          </w:tcPr>
+          <w:p>
+            <w:pPr>
+              <w:pStyle w:val="a3"/>
+              <w:tabs>
+                <w:tab w:val="left" w:pos="0"/>
+              </w:tabs>
+              <w:ind w:left="0" w:right="-121"/>
+              <w:rPr>
+                <w:rFonts w:ascii="Times New Roman" w:hAnsi="Times New Roman" w:cs="Times New Roman"/>
+                <w:sz w:val="24"/>
+                <w:szCs w:val="24"/>
+              </w:rPr>
+            </w:pPr>
+          </w:p>
+        </w:tc>
+        <w:tc>
+          <w:tcPr>
+            <w:tcW w:w="393" w:type="dxa"/>
+          </w:tcPr>
+          <w:p>
+            <w:pPr>
+              <w:pStyle w:val="a3"/>
+              <w:tabs>
+                <w:tab w:val="left" w:pos="851"/>
+                <w:tab w:val="left" w:pos="2694"/>
+              </w:tabs>
+              <w:ind w:left="0" w:right="-17"/>
+              <w:jc w:val="center"/>
+              <w:rPr>
+                <w:rFonts w:ascii="Times New Roman" w:hAnsi="Times New Roman" w:cs="Times New Roman"/>
+                <w:color w:val="808080" w:themeColor="background1" w:themeShade="80"/>
+                <w:sz w:val="24"/>
+                <w:szCs w:val="24"/>
+              </w:rPr>
+            </w:pPr>
+          </w:p>
+        </w:tc>
+        <w:tc>
+          <w:tcPr>
+            <w:tcW w:w="3595" w:type="dxa"/>
+            <w:tcBorders>
+              <w:top w:val="single" w:sz="4" w:space="0" w:color="auto"/>
+            </w:tcBorders>
+          </w:tcPr>
+          <w:p>
+            <w:pPr>
+              <w:pStyle w:val="a3"/>
+              <w:tabs>
+                <w:tab w:val="left" w:pos="851"/>
+                <w:tab w:val="left" w:pos="2694"/>
+              </w:tabs>
+              <w:ind w:left="0" w:right="-17"/>
+              <w:jc w:val="center"/>
+              <w:rPr>
+                <w:rFonts w:ascii="Times New Roman" w:hAnsi="Times New Roman" w:cs="Times New Roman"/>
+                <w:sz w:val="20"/>
+                <w:szCs w:val="24"/>
+              </w:rPr>
+            </w:pPr>
+            <w:r>
+              <w:rPr>
+                <w:rFonts w:ascii="Times New Roman" w:hAnsi="Times New Roman" w:cs="Times New Roman"/>
+                <w:color w:val="808080" w:themeColor="background1" w:themeShade="80"/>
+                <w:sz w:val="20"/>
+                <w:szCs w:val="24"/>
+              </w:rPr>
+              <w:t>(должность)</w:t>
+            </w:r>
+          </w:p>
+        </w:tc>
+        <w:tc>
+          <w:tcPr>
+            <w:tcW w:w="393" w:type="dxa"/>
+          </w:tcPr>
+          <w:p>
+            <w:pPr>
+              <w:pStyle w:val="a3"/>
+              <w:tabs>
+                <w:tab w:val="left" w:pos="851"/>
+                <w:tab w:val="left" w:pos="2694"/>
+              </w:tabs>
+              <w:ind w:left="0" w:right="-17"/>
+              <w:jc w:val="center"/>
+              <w:rPr>
+                <w:rFonts w:ascii="Times New Roman" w:hAnsi="Times New Roman" w:cs="Times New Roman"/>
+                <w:color w:val="808080" w:themeColor="background1" w:themeShade="80"/>
+                <w:sz w:val="20"/>
+                <w:szCs w:val="24"/>
+              </w:rPr>
+            </w:pPr>
+          </w:p>
+        </w:tc>
+        <w:tc>
+          <w:tcPr>
+            <w:tcW w:w="3304" w:type="dxa"/>
+            <w:tcBorders>
+              <w:top w:val="single" w:sz="4" w:space="0" w:color="auto"/>
+            </w:tcBorders>
+          </w:tcPr>
+          <w:p>
+            <w:pPr>
+              <w:pStyle w:val="a3"/>
+              <w:tabs>
+                <w:tab w:val="left" w:pos="851"/>
+                <w:tab w:val="left" w:pos="2694"/>
+              </w:tabs>
+              <w:ind w:left="0" w:right="-17"/>
+              <w:jc w:val="center"/>
+              <w:rPr>
+                <w:rFonts w:ascii="Times New Roman" w:hAnsi="Times New Roman" w:cs="Times New Roman"/>
+                <w:sz w:val="20"/>
+                <w:szCs w:val="24"/>
+              </w:rPr>
+            </w:pPr>
+            <w:r>
+              <w:rPr>
+                <w:rFonts w:ascii="Times New Roman" w:hAnsi="Times New Roman" w:cs="Times New Roman"/>
+                <w:color w:val="808080" w:themeColor="background1" w:themeShade="80"/>
+                <w:sz w:val="20"/>
+                <w:szCs w:val="24"/>
+              </w:rPr>
+              <w:t>(подпись)</w:t>
+            </w:r>
+          </w:p>
+        </w:tc>
+        <w:tc>
+          <w:tcPr>
+            <w:tcW w:w="393" w:type="dxa"/>
+          </w:tcPr>
+          <w:p>
+            <w:pPr>
+              <w:pStyle w:val="a3"/>
+              <w:tabs>
+                <w:tab w:val="left" w:pos="2694"/>
+              </w:tabs>
+              <w:ind w:left="0" w:right="-17"/>
+              <w:jc w:val="center"/>
+              <w:rPr>
+                <w:rFonts w:ascii="Times New Roman" w:hAnsi="Times New Roman" w:cs="Times New Roman"/>
+                <w:color w:val="808080" w:themeColor="background1" w:themeShade="80"/>
+                <w:sz w:val="20"/>
+                <w:szCs w:val="24"/>
+              </w:rPr>
+            </w:pPr>
+          </w:p>
+        </w:tc>
+        <w:tc>
+          <w:tcPr>
+            <w:tcW w:w="3266" w:type="dxa"/>
+            <w:tcBorders>
+              <w:top w:val="single" w:sz="4" w:space="0" w:color="auto"/>
+            </w:tcBorders>
+          </w:tcPr>
+          <w:p>
+            <w:pPr>
+              <w:pStyle w:val="a3"/>
+              <w:tabs>
+                <w:tab w:val="left" w:pos="851"/>
+                <w:tab w:val="left" w:pos="2694"/>
+              </w:tabs>
+              <w:ind w:left="0" w:right="-17"/>
+              <w:jc w:val="center"/>
+              <w:rPr>
+                <w:rFonts w:ascii="Times New Roman" w:hAnsi="Times New Roman" w:cs="Times New Roman"/>
+                <w:sz w:val="20"/>
+                <w:szCs w:val="24"/>
+              </w:rPr>
+            </w:pPr>
+            <w:r>
+              <w:rPr>
+                <w:rFonts w:ascii="Times New Roman" w:hAnsi="Times New Roman" w:cs="Times New Roman"/>
+                <w:color w:val="808080" w:themeColor="background1" w:themeShade="80"/>
+                <w:sz w:val="20"/>
+                <w:szCs w:val="24"/>
+              </w:rPr>
+              <w:t>(Ф.И.О)</w:t>
+            </w:r>
+          </w:p>
+        </w:tc>
+      </w:tr>
+      <w:tr>
+        <w:trPr>
+          <w:trHeight w:val="567"/>
+        </w:trPr>
+        <w:tc>
+          <w:tcPr>
+            <w:tcW w:w="4453" w:type="dxa"/>
+            <w:vAlign w:val="center"/>
+          </w:tcPr>
+          <w:p>
+            <w:pPr>
+              <w:pStyle w:val="a3"/>
+              <w:tabs>
+                <w:tab w:val="left" w:pos="0"/>
+              </w:tabs>
+              <w:ind w:left="0" w:right="-121"/>
+              <w:rPr>
+                <w:rFonts w:ascii="Times New Roman" w:hAnsi="Times New Roman" w:cs="Times New Roman"/>
+                <w:sz w:val="24"/>
+                <w:szCs w:val="24"/>
+              </w:rPr>
+            </w:pPr>
+            <w:r>
+              <w:rPr>
+                <w:rFonts w:ascii="Times New Roman" w:hAnsi="Times New Roman" w:cs="Times New Roman"/>
+                <w:sz w:val="24"/>
+                <w:szCs w:val="24"/>
+              </w:rPr>
+              <w:t>Член комиссии:</w:t>
+            </w:r>
+          </w:p>
+        </w:tc>
+        <w:tc>
+          <w:tcPr>
+            <w:tcW w:w="393" w:type="dxa"/>
+          </w:tcPr>
+          <w:p>
+            <w:pPr>
+              <w:pStyle w:val="a3"/>
+              <w:tabs>
+                <w:tab w:val="left" w:pos="851"/>
+                <w:tab w:val="left" w:pos="2694"/>
+              </w:tabs>
+              <w:ind w:left="0" w:right="-17"/>
+              <w:jc w:val="center"/>
+              <w:rPr>
+                <w:rFonts w:ascii="Times New Roman" w:hAnsi="Times New Roman" w:cs="Times New Roman"/>
+                <w:sz w:val="24"/>
+                <w:szCs w:val="24"/>
+              </w:rPr>
+            </w:pPr>
+          </w:p>
+        </w:tc>
+        <w:tc>
+          <w:tcPr>
+            <w:tcW w:w="3595" w:type="dxa"/>
+            <w:tcBorders>
+              <w:bottom w:val="single" w:sz="4" w:space="0" w:color="auto"/>
+            </w:tcBorders>
+          </w:tcPr>
+          <w:p>
+            <w:pPr>
+              <w:pStyle w:val="a3"/>
+              <w:tabs>
+                <w:tab w:val="left" w:pos="851"/>
+                <w:tab w:val="left" w:pos="2694"/>
+              </w:tabs>
+              <w:ind w:left="0" w:right="-17"/>
+              <w:jc w:val="center"/>
+              <w:rPr>
+                <w:rFonts w:ascii="Times New Roman" w:hAnsi="Times New Roman" w:cs="Times New Roman"/>
+                <w:sz w:val="20"/>
+                <w:szCs w:val="24"/>
+              </w:rPr>
+            </w:pPr>
+          </w:p>
+        </w:tc>
+        <w:tc>
+          <w:tcPr>
+            <w:tcW w:w="393" w:type="dxa"/>
+          </w:tcPr>
+          <w:p>
+            <w:pPr>
+              <w:pStyle w:val="a3"/>
+              <w:tabs>
+                <w:tab w:val="left" w:pos="851"/>
+                <w:tab w:val="left" w:pos="2694"/>
+              </w:tabs>
+              <w:ind w:left="0" w:right="-17"/>
+              <w:jc w:val="center"/>
+              <w:rPr>
+                <w:rFonts w:ascii="Times New Roman" w:hAnsi="Times New Roman" w:cs="Times New Roman"/>
+                <w:sz w:val="20"/>
+                <w:szCs w:val="24"/>
+              </w:rPr>
+            </w:pPr>
+          </w:p>
+        </w:tc>
+        <w:tc>
+          <w:tcPr>
+            <w:tcW w:w="3304" w:type="dxa"/>
+            <w:tcBorders>
+              <w:bottom w:val="single" w:sz="4" w:space="0" w:color="auto"/>
+            </w:tcBorders>
+          </w:tcPr>
+          <w:p>
+            <w:pPr>
+              <w:pStyle w:val="a3"/>
+              <w:tabs>
+                <w:tab w:val="left" w:pos="851"/>
+                <w:tab w:val="left" w:pos="2694"/>
+              </w:tabs>
+              <w:ind w:left="0" w:right="-17"/>
+              <w:jc w:val="center"/>
+              <w:rPr>
+                <w:rFonts w:ascii="Times New Roman" w:hAnsi="Times New Roman" w:cs="Times New Roman"/>
+                <w:sz w:val="20"/>
+                <w:szCs w:val="24"/>
+              </w:rPr>
+            </w:pPr>
+          </w:p>
+        </w:tc>
+        <w:tc>
+          <w:tcPr>
+            <w:tcW w:w="393" w:type="dxa"/>
+          </w:tcPr>
+          <w:p>
+            <w:pPr>
+              <w:pStyle w:val="a3"/>
+              <w:tabs>
+                <w:tab w:val="left" w:pos="2694"/>
+              </w:tabs>
+              <w:ind w:left="0" w:right="-17"/>
+              <w:jc w:val="center"/>
+              <w:rPr>
+                <w:rFonts w:ascii="Times New Roman" w:hAnsi="Times New Roman" w:cs="Times New Roman"/>
+                <w:sz w:val="20"/>
+                <w:szCs w:val="24"/>
+              </w:rPr>
+            </w:pPr>
+          </w:p>
+        </w:tc>
+        <w:tc>
+          <w:tcPr>
+            <w:tcW w:w="3266" w:type="dxa"/>
+            <w:tcBorders>
+              <w:bottom w:val="single" w:sz="4" w:space="0" w:color="auto"/>
+            </w:tcBorders>
+          </w:tcPr>
+          <w:p>
+            <w:pPr>
+              <w:pStyle w:val="a3"/>
+              <w:tabs>
+                <w:tab w:val="left" w:pos="851"/>
+                <w:tab w:val="left" w:pos="2694"/>
+              </w:tabs>
+              <w:ind w:left="0" w:right="-17"/>
+              <w:jc w:val="center"/>
+              <w:rPr>
+                <w:rFonts w:ascii="Times New Roman" w:hAnsi="Times New Roman" w:cs="Times New Roman"/>
+                <w:sz w:val="20"/>
+                <w:szCs w:val="24"/>
+              </w:rPr>
+            </w:pPr>
+          </w:p>
+        </w:tc>
+      </w:tr>
+      <w:tr>
+        <w:trPr>
+          <w:trHeight w:val="567"/>
+        </w:trPr>
+        <w:tc>
+          <w:tcPr>
+            <w:tcW w:w="4453" w:type="dxa"/>
+            <w:vAlign w:val="center"/>
+          </w:tcPr>
+          <w:p>
+            <w:pPr>
+              <w:pStyle w:val="a3"/>
+              <w:tabs>
+                <w:tab w:val="left" w:pos="0"/>
+              </w:tabs>
+              <w:ind w:left="0" w:right="-121"/>
+              <w:rPr>
+                <w:rFonts w:ascii="Times New Roman" w:hAnsi="Times New Roman" w:cs="Times New Roman"/>
+                <w:sz w:val="24"/>
+                <w:szCs w:val="24"/>
+              </w:rPr>
+            </w:pPr>
+          </w:p>
+        </w:tc>
+        <w:tc>
+          <w:tcPr>
+            <w:tcW w:w="393" w:type="dxa"/>
+          </w:tcPr>
+          <w:p>
+            <w:pPr>
+              <w:pStyle w:val="a3"/>
+              <w:tabs>
+                <w:tab w:val="left" w:pos="851"/>
+                <w:tab w:val="left" w:pos="2694"/>
+              </w:tabs>
+              <w:ind w:left="0" w:right="-17"/>
+              <w:jc w:val="center"/>
+              <w:rPr>
+                <w:rFonts w:ascii="Times New Roman" w:hAnsi="Times New Roman" w:cs="Times New Roman"/>
+                <w:color w:val="808080" w:themeColor="background1" w:themeShade="80"/>
+                <w:sz w:val="24"/>
+                <w:szCs w:val="24"/>
+              </w:rPr>
+            </w:pPr>
+          </w:p>
+        </w:tc>
+        <w:tc>
+          <w:tcPr>
+            <w:tcW w:w="3595" w:type="dxa"/>
+            <w:tcBorders>
+              <w:top w:val="single" w:sz="4" w:space="0" w:color="auto"/>
+            </w:tcBorders>
+            <w:shd w:val="clear" w:color="auto" w:fill="auto"/>
+          </w:tcPr>
+          <w:p>
+            <w:pPr>
+              <w:pStyle w:val="a3"/>
+              <w:tabs>
+                <w:tab w:val="left" w:pos="851"/>
+                <w:tab w:val="left" w:pos="2694"/>
+              </w:tabs>
+              <w:ind w:left="0" w:right="-17"/>
+              <w:jc w:val="center"/>
+              <w:rPr>
+                <w:rFonts w:ascii="Times New Roman" w:hAnsi="Times New Roman" w:cs="Times New Roman"/>
+                <w:sz w:val="20"/>
+                <w:szCs w:val="24"/>
+              </w:rPr>
+            </w:pPr>
+            <w:r>
+              <w:rPr>
+                <w:rFonts w:ascii="Times New Roman" w:hAnsi="Times New Roman" w:cs="Times New Roman"/>
+                <w:color w:val="808080" w:themeColor="background1" w:themeShade="80"/>
+                <w:sz w:val="20"/>
+                <w:szCs w:val="24"/>
+              </w:rPr>
+              <w:t>(должность)</w:t>
+            </w:r>
+          </w:p>
+        </w:tc>
+        <w:tc>
+          <w:tcPr>
+            <w:tcW w:w="393" w:type="dxa"/>
+          </w:tcPr>
+          <w:p>
+            <w:pPr>
+              <w:pStyle w:val="a3"/>
+              <w:tabs>
+                <w:tab w:val="left" w:pos="851"/>
+                <w:tab w:val="left" w:pos="2694"/>
+              </w:tabs>
+              <w:ind w:left="0" w:right="-17"/>
+              <w:jc w:val="center"/>
+              <w:rPr>
+                <w:rFonts w:ascii="Times New Roman" w:hAnsi="Times New Roman" w:cs="Times New Roman"/>
+                <w:color w:val="808080" w:themeColor="background1" w:themeShade="80"/>
+                <w:sz w:val="20"/>
+                <w:szCs w:val="24"/>
+              </w:rPr>
+            </w:pPr>
+          </w:p>
+        </w:tc>
+        <w:tc>
+          <w:tcPr>
+            <w:tcW w:w="3304" w:type="dxa"/>
+            <w:tcBorders>
+              <w:top w:val="single" w:sz="4" w:space="0" w:color="auto"/>
+            </w:tcBorders>
+          </w:tcPr>
+          <w:p>
+            <w:pPr>
+              <w:pStyle w:val="a3"/>
+              <w:tabs>
+                <w:tab w:val="left" w:pos="851"/>
+                <w:tab w:val="left" w:pos="2694"/>
+              </w:tabs>
+              <w:ind w:left="0" w:right="-17"/>
+              <w:jc w:val="center"/>
+              <w:rPr>
+                <w:rFonts w:ascii="Times New Roman" w:hAnsi="Times New Roman" w:cs="Times New Roman"/>
+                <w:sz w:val="20"/>
+                <w:szCs w:val="24"/>
+              </w:rPr>
+            </w:pPr>
+            <w:r>
+              <w:rPr>
+                <w:rFonts w:ascii="Times New Roman" w:hAnsi="Times New Roman" w:cs="Times New Roman"/>
+                <w:color w:val="808080" w:themeColor="background1" w:themeShade="80"/>
+                <w:sz w:val="20"/>
+                <w:szCs w:val="24"/>
+              </w:rPr>
+              <w:t>(подпись)</w:t>
+            </w:r>
+          </w:p>
+        </w:tc>
+        <w:tc>
+          <w:tcPr>
+            <w:tcW w:w="393" w:type="dxa"/>
+          </w:tcPr>
+          <w:p>
+            <w:pPr>
+              <w:pStyle w:val="a3"/>
+              <w:tabs>
+                <w:tab w:val="left" w:pos="2694"/>
+              </w:tabs>
+              <w:ind w:left="0" w:right="-17"/>
+              <w:jc w:val="center"/>
+              <w:rPr>
+                <w:rFonts w:ascii="Times New Roman" w:hAnsi="Times New Roman" w:cs="Times New Roman"/>
+                <w:color w:val="808080" w:themeColor="background1" w:themeShade="80"/>
+                <w:sz w:val="20"/>
+                <w:szCs w:val="24"/>
+              </w:rPr>
+            </w:pPr>
+          </w:p>
+        </w:tc>
+        <w:tc>
+          <w:tcPr>
+            <w:tcW w:w="3266" w:type="dxa"/>
+            <w:tcBorders>
+              <w:top w:val="single" w:sz="4" w:space="0" w:color="auto"/>
+            </w:tcBorders>
+          </w:tcPr>
+          <w:p>
+            <w:pPr>
+              <w:pStyle w:val="a3"/>
+              <w:tabs>
+                <w:tab w:val="left" w:pos="851"/>
+                <w:tab w:val="left" w:pos="2694"/>
+              </w:tabs>
+              <w:ind w:left="0" w:right="-17"/>
+              <w:jc w:val="center"/>
+              <w:rPr>
+                <w:rFonts w:ascii="Times New Roman" w:hAnsi="Times New Roman" w:cs="Times New Roman"/>
+                <w:sz w:val="20"/>
+                <w:szCs w:val="24"/>
+              </w:rPr>
+            </w:pPr>
+            <w:r>
+              <w:rPr>
+                <w:rFonts w:ascii="Times New Roman" w:hAnsi="Times New Roman" w:cs="Times New Roman"/>
+                <w:color w:val="808080" w:themeColor="background1" w:themeShade="80"/>
+                <w:sz w:val="20"/>
+                <w:szCs w:val="24"/>
+              </w:rPr>
+              <w:t>(Ф.И.О)</w:t>
+            </w:r>
+          </w:p>
+        </w:tc>
+      </w:tr>
+      <w:tr>
+        <w:trPr>
+          <w:trHeight w:val="567"/>
+        </w:trPr>
+        <w:tc>
+          <w:tcPr>
+            <w:tcW w:w="4453" w:type="dxa"/>
+            <w:vAlign w:val="center"/>
+          </w:tcPr>
+          <w:p>
+            <w:pPr>
+              <w:pStyle w:val="a3"/>
+              <w:tabs>
+                <w:tab w:val="left" w:pos="0"/>
+              </w:tabs>
+              <w:ind w:left="0" w:right="-121"/>
+              <w:rPr>
+                <w:rFonts w:ascii="Times New Roman" w:hAnsi="Times New Roman" w:cs="Times New Roman"/>
+                <w:sz w:val="24"/>
+                <w:szCs w:val="24"/>
+              </w:rPr>
+            </w:pPr>
+            <w:r>
+              <w:rPr>
+                <w:rFonts w:ascii="Times New Roman" w:hAnsi="Times New Roman" w:cs="Times New Roman"/>
+                <w:sz w:val="24"/>
+                <w:szCs w:val="24"/>
+              </w:rPr>
+              <w:t>Член комиссии:</w:t>
+            </w:r>
+          </w:p>
+        </w:tc>
+        <w:tc>
+          <w:tcPr>
+            <w:tcW w:w="393" w:type="dxa"/>
+          </w:tcPr>
+          <w:p>
+            <w:pPr>
+              <w:pStyle w:val="a3"/>
+              <w:tabs>
+                <w:tab w:val="left" w:pos="851"/>
+                <w:tab w:val="left" w:pos="2694"/>
+              </w:tabs>
+              <w:ind w:left="0" w:right="-17"/>
+              <w:jc w:val="center"/>
+              <w:rPr>
+                <w:rFonts w:ascii="Times New Roman" w:hAnsi="Times New Roman" w:cs="Times New Roman"/>
+                <w:color w:val="808080" w:themeColor="background1" w:themeShade="80"/>
+                <w:sz w:val="24"/>
+                <w:szCs w:val="24"/>
+              </w:rPr>
+            </w:pPr>
+          </w:p>
+        </w:tc>
+        <w:tc>
+          <w:tcPr>
+            <w:tcW w:w="3595" w:type="dxa"/>
+            <w:tcBorders>
+              <w:bottom w:val="single" w:sz="4" w:space="0" w:color="auto"/>
+            </w:tcBorders>
+            <w:shd w:val="clear" w:color="auto" w:fill="auto"/>
+          </w:tcPr>
+          <w:p>
+            <w:pPr>
+              <w:pStyle w:val="a3"/>
+              <w:tabs>
+                <w:tab w:val="left" w:pos="851"/>
+                <w:tab w:val="left" w:pos="2694"/>
+              </w:tabs>
+              <w:ind w:left="0" w:right="-17"/>
+              <w:jc w:val="center"/>
+              <w:rPr>
+                <w:rFonts w:ascii="Times New Roman" w:hAnsi="Times New Roman" w:cs="Times New Roman"/>
+                <w:color w:val="808080" w:themeColor="background1" w:themeShade="80"/>
+                <w:sz w:val="20"/>
+                <w:szCs w:val="24"/>
+              </w:rPr>
+            </w:pPr>
+          </w:p>
+        </w:tc>
+        <w:tc>
+          <w:tcPr>
+            <w:tcW w:w="393" w:type="dxa"/>
+          </w:tcPr>
+          <w:p>
+            <w:pPr>
+              <w:pStyle w:val="a3"/>
+              <w:tabs>
+                <w:tab w:val="left" w:pos="851"/>
+                <w:tab w:val="left" w:pos="2694"/>
+              </w:tabs>
+              <w:ind w:left="0" w:right="-17"/>
+              <w:jc w:val="center"/>
+              <w:rPr>
+                <w:rFonts w:ascii="Times New Roman" w:hAnsi="Times New Roman" w:cs="Times New Roman"/>
+                <w:color w:val="808080" w:themeColor="background1" w:themeShade="80"/>
+                <w:sz w:val="20"/>
+                <w:szCs w:val="24"/>
+              </w:rPr>
+            </w:pPr>
+          </w:p>
+        </w:tc>
+        <w:tc>
+          <w:tcPr>
+            <w:tcW w:w="3304" w:type="dxa"/>
+            <w:tcBorders>
+              <w:bottom w:val="single" w:sz="4" w:space="0" w:color="auto"/>
+            </w:tcBorders>
+          </w:tcPr>
+          <w:p>
+            <w:pPr>
+              <w:pStyle w:val="a3"/>
+              <w:tabs>
+                <w:tab w:val="left" w:pos="851"/>
+                <w:tab w:val="left" w:pos="2694"/>
+              </w:tabs>
+              <w:ind w:left="0" w:right="-17"/>
+              <w:jc w:val="center"/>
+              <w:rPr>
+                <w:rFonts w:ascii="Times New Roman" w:hAnsi="Times New Roman" w:cs="Times New Roman"/>
+                <w:color w:val="808080" w:themeColor="background1" w:themeShade="80"/>
+                <w:sz w:val="20"/>
+                <w:szCs w:val="24"/>
+              </w:rPr>
+            </w:pPr>
+          </w:p>
+        </w:tc>
+        <w:tc>
+          <w:tcPr>
+            <w:tcW w:w="393" w:type="dxa"/>
+          </w:tcPr>
+          <w:p>
+            <w:pPr>
+              <w:pStyle w:val="a3"/>
+              <w:tabs>
+                <w:tab w:val="left" w:pos="2694"/>
+              </w:tabs>
+              <w:ind w:left="0" w:right="-17"/>
+              <w:jc w:val="center"/>
+              <w:rPr>
+                <w:rFonts w:ascii="Times New Roman" w:hAnsi="Times New Roman" w:cs="Times New Roman"/>
+                <w:color w:val="808080" w:themeColor="background1" w:themeShade="80"/>
+                <w:sz w:val="20"/>
+                <w:szCs w:val="24"/>
+              </w:rPr>
+            </w:pPr>
+          </w:p>
+        </w:tc>
+        <w:tc>
+          <w:tcPr>
+            <w:tcW w:w="3266" w:type="dxa"/>
+            <w:tcBorders>
+              <w:bottom w:val="single" w:sz="4" w:space="0" w:color="auto"/>
+            </w:tcBorders>
+          </w:tcPr>
+          <w:p>
+            <w:pPr>
+              <w:pStyle w:val="a3"/>
+              <w:tabs>
+                <w:tab w:val="left" w:pos="851"/>
+                <w:tab w:val="left" w:pos="2694"/>
+              </w:tabs>
+              <w:ind w:left="0" w:right="-17"/>
+              <w:jc w:val="center"/>
+              <w:rPr>
+                <w:rFonts w:ascii="Times New Roman" w:hAnsi="Times New Roman" w:cs="Times New Roman"/>
+                <w:color w:val="808080" w:themeColor="background1" w:themeShade="80"/>
+                <w:sz w:val="20"/>
+                <w:szCs w:val="24"/>
+              </w:rPr>
+            </w:pPr>
+          </w:p>
+        </w:tc>
+      </w:tr>
+      <w:tr>
+        <w:trPr>
+          <w:trHeight w:val="567"/>
+        </w:trPr>
+        <w:tc>
+          <w:tcPr>
+            <w:tcW w:w="4453" w:type="dxa"/>
+            <w:vAlign w:val="center"/>
+          </w:tcPr>
+          <w:p>
+            <w:pPr>
+              <w:pStyle w:val="a3"/>
+              <w:tabs>
+                <w:tab w:val="left" w:pos="0"/>
+              </w:tabs>
+              <w:ind w:left="0" w:right="-121"/>
+              <w:rPr>
+                <w:rFonts w:ascii="Times New Roman" w:hAnsi="Times New Roman" w:cs="Times New Roman"/>
+                <w:sz w:val="24"/>
+                <w:szCs w:val="24"/>
+              </w:rPr>
+            </w:pPr>
+          </w:p>
+        </w:tc>
+        <w:tc>
+          <w:tcPr>
+            <w:tcW w:w="393" w:type="dxa"/>
+          </w:tcPr>
+          <w:p>
+            <w:pPr>
+              <w:pStyle w:val="a3"/>
+              <w:tabs>
+                <w:tab w:val="left" w:pos="851"/>
+                <w:tab w:val="left" w:pos="2694"/>
+              </w:tabs>
+              <w:ind w:left="0" w:right="-17"/>
+              <w:jc w:val="center"/>
+              <w:rPr>
+                <w:rFonts w:ascii="Times New Roman" w:hAnsi="Times New Roman" w:cs="Times New Roman"/>
+                <w:color w:val="808080" w:themeColor="background1" w:themeShade="80"/>
+                <w:sz w:val="24"/>
+                <w:szCs w:val="24"/>
+              </w:rPr>
+            </w:pPr>
+          </w:p>
+        </w:tc>
+        <w:tc>
+          <w:tcPr>
+            <w:tcW w:w="3595" w:type="dxa"/>
+            <w:tcBorders>
+              <w:top w:val="single" w:sz="4" w:space="0" w:color="auto"/>
+            </w:tcBorders>
+            <w:shd w:val="clear" w:color="auto" w:fill="auto"/>
+          </w:tcPr>
+          <w:p>
+            <w:pPr>
+              <w:pStyle w:val="a3"/>
+              <w:tabs>
+                <w:tab w:val="left" w:pos="851"/>
+                <w:tab w:val="left" w:pos="2694"/>
+              </w:tabs>
+              <w:ind w:left="0" w:right="-17"/>
+              <w:jc w:val="center"/>
+              <w:rPr>
+                <w:rFonts w:ascii="Times New Roman" w:hAnsi="Times New Roman" w:cs="Times New Roman"/>
+                <w:color w:val="808080" w:themeColor="background1" w:themeShade="80"/>
+                <w:sz w:val="20"/>
+                <w:szCs w:val="24"/>
+              </w:rPr>
+            </w:pPr>
+            <w:r>
+              <w:rPr>
+                <w:rFonts w:ascii="Times New Roman" w:hAnsi="Times New Roman" w:cs="Times New Roman"/>
+                <w:color w:val="808080" w:themeColor="background1" w:themeShade="80"/>
+                <w:sz w:val="20"/>
+                <w:szCs w:val="24"/>
+              </w:rPr>
+              <w:t>(должность)</w:t>
+            </w:r>
+          </w:p>
+        </w:tc>
+        <w:tc>
+          <w:tcPr>
+            <w:tcW w:w="393" w:type="dxa"/>
+          </w:tcPr>
+          <w:p>
+            <w:pPr>
+              <w:pStyle w:val="a3"/>
+              <w:tabs>
+                <w:tab w:val="left" w:pos="851"/>
+                <w:tab w:val="left" w:pos="2694"/>
+              </w:tabs>
+              <w:ind w:left="0" w:right="-17"/>
+              <w:jc w:val="center"/>
+              <w:rPr>
+                <w:rFonts w:ascii="Times New Roman" w:hAnsi="Times New Roman" w:cs="Times New Roman"/>
+                <w:color w:val="808080" w:themeColor="background1" w:themeShade="80"/>
+                <w:sz w:val="20"/>
+                <w:szCs w:val="24"/>
+              </w:rPr>
+            </w:pPr>
+          </w:p>
+        </w:tc>
+        <w:tc>
+          <w:tcPr>
+            <w:tcW w:w="3304" w:type="dxa"/>
+            <w:tcBorders>
+              <w:top w:val="single" w:sz="4" w:space="0" w:color="auto"/>
+            </w:tcBorders>
+          </w:tcPr>
+          <w:p>
+            <w:pPr>
+              <w:pStyle w:val="a3"/>
+              <w:tabs>
+                <w:tab w:val="left" w:pos="851"/>
+                <w:tab w:val="left" w:pos="2694"/>
+              </w:tabs>
+              <w:ind w:left="0" w:right="-17"/>
+              <w:jc w:val="center"/>
+              <w:rPr>
+                <w:rFonts w:ascii="Times New Roman" w:hAnsi="Times New Roman" w:cs="Times New Roman"/>
+                <w:color w:val="808080" w:themeColor="background1" w:themeShade="80"/>
+                <w:sz w:val="20"/>
+                <w:szCs w:val="24"/>
+              </w:rPr>
+            </w:pPr>
+            <w:r>
+              <w:rPr>
+                <w:rFonts w:ascii="Times New Roman" w:hAnsi="Times New Roman" w:cs="Times New Roman"/>
+                <w:color w:val="808080" w:themeColor="background1" w:themeShade="80"/>
+                <w:sz w:val="20"/>
+                <w:szCs w:val="24"/>
+              </w:rPr>
+              <w:t>(подпись)</w:t>
+            </w:r>
+          </w:p>
+        </w:tc>
+        <w:tc>
+          <w:tcPr>
+            <w:tcW w:w="393" w:type="dxa"/>
+          </w:tcPr>
+          <w:p>
+            <w:pPr>
+              <w:pStyle w:val="a3"/>
+              <w:tabs>
+                <w:tab w:val="left" w:pos="2694"/>
+              </w:tabs>
+              <w:ind w:left="0" w:right="-17"/>
+              <w:jc w:val="center"/>
+              <w:rPr>
+                <w:rFonts w:ascii="Times New Roman" w:hAnsi="Times New Roman" w:cs="Times New Roman"/>
+                <w:color w:val="808080" w:themeColor="background1" w:themeShade="80"/>
+                <w:sz w:val="20"/>
+                <w:szCs w:val="24"/>
+              </w:rPr>
+            </w:pPr>
+          </w:p>
+        </w:tc>
+        <w:tc>
+          <w:tcPr>
+            <w:tcW w:w="3266" w:type="dxa"/>
+            <w:tcBorders>
+              <w:top w:val="single" w:sz="4" w:space="0" w:color="auto"/>
+            </w:tcBorders>
+          </w:tcPr>
+          <w:p>
+            <w:pPr>
+              <w:pStyle w:val="a3"/>
+              <w:tabs>
+                <w:tab w:val="left" w:pos="851"/>
+                <w:tab w:val="left" w:pos="2694"/>
+              </w:tabs>
+              <w:ind w:left="0" w:right="-17"/>
+              <w:jc w:val="center"/>
+              <w:rPr>
+                <w:rFonts w:ascii="Times New Roman" w:hAnsi="Times New Roman" w:cs="Times New Roman"/>
+                <w:color w:val="808080" w:themeColor="background1" w:themeShade="80"/>
+                <w:sz w:val="20"/>
+                <w:szCs w:val="24"/>
+              </w:rPr>
+            </w:pPr>
+            <w:r>
+              <w:rPr>
+                <w:rFonts w:ascii="Times New Roman" w:hAnsi="Times New Roman" w:cs="Times New Roman"/>
+                <w:color w:val="808080" w:themeColor="background1" w:themeShade="80"/>
+                <w:sz w:val="20"/>
+                <w:szCs w:val="24"/>
+              </w:rPr>
+              <w:t>(Ф.И.О)</w:t>
+            </w:r>
+          </w:p>
+        </w:tc>
+      </w:tr>
+    </w:tbl>
+    <w:p>
+      <w:pPr>
+        <w:pStyle w:val="a3"/>
+        <w:tabs>
+          <w:tab w:val="left" w:pos="851"/>
+        </w:tabs>
+        <w:spacing w:after="0" w:line="240" w:lineRule="auto"/>
+        <w:ind w:left="0"/>
+        <w:rPr>
+          <w:rFonts w:ascii="Times New Roman" w:hAnsi="Times New Roman" w:cs="Times New Roman"/>
+          <w:sz w:val="24"/>
+          <w:szCs w:val="24"/>
+        </w:rPr>
+      </w:pPr>
+    </w:p>
+    <w:sectPr>
+      <w:pgSz w:w="16838" w:h="11906" w:orient="landscape"/>
+      <w:pgMar w:top="567" w:right="678" w:bottom="568" w:left="567" w:header="708" w:footer="708" w:gutter="0"/>
+      <w:cols w:space="708"/>
+      <w:docGrid w:linePitch="360"/>
+    </w:sectPr>
+  </w:body>
+</w:document>
 </file>
 
 <file path=word/numbering.xml><?xml version="1.0" encoding="utf-8"?>

--- a/templates/zaklyuchenie_template.docx
+++ b/templates/zaklyuchenie_template.docx
@@ -286,7 +286,7 @@
           <w:sz w:val="24"/>
           <w:szCs w:val="24"/>
         </w:rPr>
-        <w:t xml:space="preserve">Наименование исполнителя: </w:t>
+        <w:t xml:space="preserve">{{LBL_EXECUTOR}}: </w:t>
       </w:r>
       <w:r>
         <w:rPr>
@@ -322,7 +322,7 @@
           <w:sz w:val="24"/>
           <w:szCs w:val="24"/>
         </w:rPr>
-        <w:t xml:space="preserve">Место нахождения, </w:t>
+        <w:t xml:space="preserve">{{LBL_ADDRESS}}:</w:t>
       </w:r>
       <w:r>
         <w:rPr>
@@ -330,7 +330,7 @@
           <w:sz w:val="24"/>
           <w:szCs w:val="24"/>
         </w:rPr>
-        <w:t>адрес:</w:t>
+        <w:t xml:space="preserve"/>
       </w:r>
       <w:r>
         <w:rPr>
@@ -1270,7 +1270,7 @@
                 <w:sz w:val="24"/>
                 <w:szCs w:val="24"/>
               </w:rPr>
-              <w:t>Счёт на оплату</w:t>
+              <w:t xml:space="preserve">{{LBL_INV}}</w:t>
             </w:r>
           </w:p>
         </w:tc>
@@ -1459,7 +1459,7 @@
                 <w:sz w:val="24"/>
                 <w:szCs w:val="24"/>
               </w:rPr>
-              <w:t xml:space="preserve">Документ о приемке (функция </w:t>
+              <w:t xml:space="preserve">{{LBL_UPD}}</w:t>
             </w:r>
             <w:proofErr w:type="gramStart"/>
             <w:r>
@@ -1468,15 +1468,15 @@
                 <w:sz w:val="24"/>
                 <w:szCs w:val="24"/>
               </w:rPr>
-              <w:t>СЧФДОП)</w:t>
-            </w:r>
-            <w:r>
-              <w:rPr>
-                <w:rFonts w:ascii="Times New Roman" w:hAnsi="Times New Roman" w:cs="Times New Roman"/>
-                <w:sz w:val="24"/>
-                <w:szCs w:val="24"/>
-              </w:rPr>
-              <w:t>*</w:t>
+              <w:t xml:space="preserve"/>
+            </w:r>
+            <w:r>
+              <w:rPr>
+                <w:rFonts w:ascii="Times New Roman" w:hAnsi="Times New Roman" w:cs="Times New Roman"/>
+                <w:sz w:val="24"/>
+                <w:szCs w:val="24"/>
+              </w:rPr>
+              <w:t xml:space="preserve"/>
             </w:r>
             <w:proofErr w:type="gramEnd"/>
           </w:p>
